--- a/Documentation.docx
+++ b/Documentation.docx
@@ -810,7 +810,31 @@
         <w:rPr>
           <w:rFonts w:ascii="Times New Roman" w:hAnsi="Times New Roman" w:cs="Times New Roman"/>
         </w:rPr>
-        <w:t>Many buggy teams heat their wheels to allow for better grip and speed throughout the hills. Different processes of holding the buggy above the ground prior to start (floating) or shielding the wheels before the starting time are employed to try and retain as much heat as possible. Fringe buggies are unique in that most of the buggies in their fleet have fairings to help shield their wheels. This provides aerodynamics benefits and it is presumed that they fairings along with the fairing coverings help retain heat. This project’s goal is to quantify the benefit of the fairing’s ability to retain heat and to determine if lining the insides with mylar or heat tape provide meaningful benefits.</w:t>
+        <w:t xml:space="preserve">Many buggy teams heat their wheels to allow for better grip and speed throughout the hills. Different processes of holding the buggy above the ground prior to start (floating) or shielding the wheels before the starting time are employed to try and retain as much heat as possible. Fringe buggies are unique in that most of the buggies in their fleet have fairings to help shield their wheels. This provides aerodynamics benefits and it is presumed that the fairings </w:t>
+      </w:r>
+      <w:r>
+        <w:rPr>
+          <w:rFonts w:ascii="Times New Roman" w:hAnsi="Times New Roman" w:cs="Times New Roman"/>
+        </w:rPr>
+        <w:t>(</w:t>
+      </w:r>
+      <w:r>
+        <w:rPr>
+          <w:rFonts w:ascii="Times New Roman" w:hAnsi="Times New Roman" w:cs="Times New Roman"/>
+        </w:rPr>
+        <w:t>along with the fairing coverings</w:t>
+      </w:r>
+      <w:r>
+        <w:rPr>
+          <w:rFonts w:ascii="Times New Roman" w:hAnsi="Times New Roman" w:cs="Times New Roman"/>
+        </w:rPr>
+        <w:t>)</w:t>
+      </w:r>
+      <w:r>
+        <w:rPr>
+          <w:rFonts w:ascii="Times New Roman" w:hAnsi="Times New Roman" w:cs="Times New Roman"/>
+        </w:rPr>
+        <w:t xml:space="preserve"> help retain heat. This project’s goal is to quantify the benefit of the fairing’s ability to retain heat and to determine if lining the insides with mylar or heat tape provide meaningful benefits.</w:t>
       </w:r>
     </w:p>
     <w:p>
@@ -1053,7 +1077,19 @@
         <w:rPr>
           <w:rFonts w:ascii="Times New Roman" w:hAnsi="Times New Roman" w:cs="Times New Roman"/>
         </w:rPr>
-        <w:t>I chose to use a CR2</w:t>
+        <w:t>I chose to use a</w:t>
+      </w:r>
+      <w:r>
+        <w:rPr>
+          <w:rFonts w:ascii="Times New Roman" w:hAnsi="Times New Roman" w:cs="Times New Roman"/>
+        </w:rPr>
+        <w:t xml:space="preserve"> pair</w:t>
+      </w:r>
+      <w:r>
+        <w:rPr>
+          <w:rFonts w:ascii="Times New Roman" w:hAnsi="Times New Roman" w:cs="Times New Roman"/>
+        </w:rPr>
+        <w:t xml:space="preserve"> CR2</w:t>
       </w:r>
       <w:r>
         <w:rPr>
@@ -1065,7 +1101,19 @@
         <w:rPr>
           <w:rFonts w:ascii="Times New Roman" w:hAnsi="Times New Roman" w:cs="Times New Roman"/>
         </w:rPr>
-        <w:t xml:space="preserve"> coin cell battery. This is a small battery that has a diameter less than the width of the rims. It provides 3.3v DC</w:t>
+        <w:t xml:space="preserve"> coin cell batter</w:t>
+      </w:r>
+      <w:r>
+        <w:rPr>
+          <w:rFonts w:ascii="Times New Roman" w:hAnsi="Times New Roman" w:cs="Times New Roman"/>
+        </w:rPr>
+        <w:t>ies</w:t>
+      </w:r>
+      <w:r>
+        <w:rPr>
+          <w:rFonts w:ascii="Times New Roman" w:hAnsi="Times New Roman" w:cs="Times New Roman"/>
+        </w:rPr>
+        <w:t>. This is a small battery that has a diameter less than the width of the rims. It provides 3.3v DC</w:t>
       </w:r>
       <w:r>
         <w:rPr>
@@ -1083,38 +1131,20 @@
         <w:rPr>
           <w:rFonts w:ascii="Times New Roman" w:hAnsi="Times New Roman" w:cs="Times New Roman"/>
         </w:rPr>
-        <w:t xml:space="preserve">20mA. This is just barely enough to power the storage solution we will use </w:t>
-      </w:r>
-      <w:r>
-        <w:rPr>
-          <w:rFonts w:ascii="Times New Roman" w:hAnsi="Times New Roman" w:cs="Times New Roman"/>
-        </w:rPr>
-        <w:t>in combination with</w:t>
-      </w:r>
-      <w:r>
-        <w:rPr>
-          <w:rFonts w:ascii="Times New Roman" w:hAnsi="Times New Roman" w:cs="Times New Roman"/>
-        </w:rPr>
-        <w:t xml:space="preserve"> the Arduino. Due to being on the </w:t>
+        <w:t>20mA</w:t>
+      </w:r>
+      <w:r>
+        <w:rPr>
+          <w:rFonts w:ascii="Times New Roman" w:hAnsi="Times New Roman" w:cs="Times New Roman"/>
+        </w:rPr>
+        <w:t xml:space="preserve">. Originally I had </w:t>
       </w:r>
       <w:r>
         <w:rPr>
           <w:rFonts w:ascii="Times New Roman" w:hAnsi="Times New Roman" w:cs="Times New Roman"/>
         </w:rPr>
         <w:lastRenderedPageBreak/>
-        <w:t xml:space="preserve">edge of the </w:t>
-      </w:r>
-      <w:r>
-        <w:rPr>
-          <w:rFonts w:ascii="Times New Roman" w:hAnsi="Times New Roman" w:cs="Times New Roman"/>
-        </w:rPr>
-        <w:t>battery’s</w:t>
-      </w:r>
-      <w:r>
-        <w:rPr>
-          <w:rFonts w:ascii="Times New Roman" w:hAnsi="Times New Roman" w:cs="Times New Roman"/>
-        </w:rPr>
-        <w:t xml:space="preserve"> capability, power optimization and smoothing are a large concern for this project. To help ensure adequate current during power spikes, such as writing to our storage, I connected 2 different capacitors to the Arduino. I used a XXX capacitor to help smooth out the larger spikes in current when writing to storage and a smaller XXX ceramic capacitor to help smooth out smaller inconsistencies in power draw.</w:t>
+        <w:t xml:space="preserve">desired to use a single CR2032 to power the Arduino as it would allow the probe to fit between a single gap between the spokes of the wheel. However, the flash memory that </w:t>
       </w:r>
     </w:p>
     <w:p>
@@ -1168,7 +1198,21 @@
         <w:rPr>
           <w:rFonts w:ascii="Times New Roman" w:hAnsi="Times New Roman" w:cs="Times New Roman"/>
         </w:rPr>
-        <w:t>timestamp] datapoints. Arduinos also posses EEPROM that could potentially be used, but there is only 1kB of space</w:t>
+        <w:t xml:space="preserve">timestamp] datapoints. Arduinos also </w:t>
+      </w:r>
+      <w:proofErr w:type="spellStart"/>
+      <w:r>
+        <w:rPr>
+          <w:rFonts w:ascii="Times New Roman" w:hAnsi="Times New Roman" w:cs="Times New Roman"/>
+        </w:rPr>
+        <w:t>posses</w:t>
+      </w:r>
+      <w:proofErr w:type="spellEnd"/>
+      <w:r>
+        <w:rPr>
+          <w:rFonts w:ascii="Times New Roman" w:hAnsi="Times New Roman" w:cs="Times New Roman"/>
+        </w:rPr>
+        <w:t xml:space="preserve"> EEPROM that could potentially be used, but there is only 1kB of space</w:t>
       </w:r>
       <w:r>
         <w:rPr>
@@ -1378,8 +1422,16 @@
         <w:rPr>
           <w:rFonts w:ascii="Times New Roman" w:hAnsi="Times New Roman" w:cs="Times New Roman"/>
         </w:rPr>
-        <w:t xml:space="preserve"> Polymaker</w:t>
-      </w:r>
+        <w:t xml:space="preserve"> </w:t>
+      </w:r>
+      <w:proofErr w:type="spellStart"/>
+      <w:r>
+        <w:rPr>
+          <w:rFonts w:ascii="Times New Roman" w:hAnsi="Times New Roman" w:cs="Times New Roman"/>
+        </w:rPr>
+        <w:t>Polymaker</w:t>
+      </w:r>
+      <w:proofErr w:type="spellEnd"/>
       <w:r>
         <w:rPr>
           <w:rFonts w:ascii="Times New Roman" w:hAnsi="Times New Roman" w:cs="Times New Roman"/>
@@ -1400,6 +1452,7 @@
       </w:pPr>
       <w:bookmarkStart w:id="9" w:name="_Toc213933300"/>
       <w:r>
+        <w:lastRenderedPageBreak/>
         <w:t>Code Summary</w:t>
       </w:r>
       <w:bookmarkEnd w:id="9"/>

--- a/Documentation.docx
+++ b/Documentation.docx
@@ -984,7 +984,19 @@
         <w:rPr>
           <w:rFonts w:ascii="Times New Roman" w:hAnsi="Times New Roman" w:cs="Times New Roman"/>
         </w:rPr>
-        <w:t>, batteries, sensors and microprocessors cannot be stored elsewhere on the buggy without the use of a slipring or modification of the buggy shell. This leaves a XXXX space to fit a measurement probe.</w:t>
+        <w:t xml:space="preserve">, batteries, sensors and microprocessors cannot be stored elsewhere on the buggy without the use of a slipring or modification of the buggy shell. This leaves </w:t>
+      </w:r>
+      <w:r>
+        <w:rPr>
+          <w:rFonts w:ascii="Times New Roman" w:hAnsi="Times New Roman" w:cs="Times New Roman"/>
+        </w:rPr>
+        <w:t>~2-3 cubic inches of</w:t>
+      </w:r>
+      <w:r>
+        <w:rPr>
+          <w:rFonts w:ascii="Times New Roman" w:hAnsi="Times New Roman" w:cs="Times New Roman"/>
+        </w:rPr>
+        <w:t xml:space="preserve"> space to fit a measurement probe.</w:t>
       </w:r>
     </w:p>
     <w:p>
@@ -1089,7 +1101,19 @@
         <w:rPr>
           <w:rFonts w:ascii="Times New Roman" w:hAnsi="Times New Roman" w:cs="Times New Roman"/>
         </w:rPr>
-        <w:t xml:space="preserve"> CR2</w:t>
+        <w:t xml:space="preserve"> </w:t>
+      </w:r>
+      <w:r>
+        <w:rPr>
+          <w:rFonts w:ascii="Times New Roman" w:hAnsi="Times New Roman" w:cs="Times New Roman"/>
+        </w:rPr>
+        <w:t xml:space="preserve">of </w:t>
+      </w:r>
+      <w:r>
+        <w:rPr>
+          <w:rFonts w:ascii="Times New Roman" w:hAnsi="Times New Roman" w:cs="Times New Roman"/>
+        </w:rPr>
+        <w:t>CR2</w:t>
       </w:r>
       <w:r>
         <w:rPr>
@@ -1137,27 +1161,106 @@
         <w:rPr>
           <w:rFonts w:ascii="Times New Roman" w:hAnsi="Times New Roman" w:cs="Times New Roman"/>
         </w:rPr>
-        <w:t xml:space="preserve">. Originally I had </w:t>
+        <w:t xml:space="preserve">. </w:t>
+      </w:r>
+      <w:r>
+        <w:rPr>
+          <w:rFonts w:ascii="Times New Roman" w:hAnsi="Times New Roman" w:cs="Times New Roman"/>
+        </w:rPr>
+        <w:t>Originally,</w:t>
+      </w:r>
+      <w:r>
+        <w:rPr>
+          <w:rFonts w:ascii="Times New Roman" w:hAnsi="Times New Roman" w:cs="Times New Roman"/>
+        </w:rPr>
+        <w:t xml:space="preserve"> I had desired to use a single CR2032 to power the Arduino as it would allow the probe to fit between a </w:t>
       </w:r>
       <w:r>
         <w:rPr>
           <w:rFonts w:ascii="Times New Roman" w:hAnsi="Times New Roman" w:cs="Times New Roman"/>
         </w:rPr>
         <w:lastRenderedPageBreak/>
-        <w:t xml:space="preserve">desired to use a single CR2032 to power the Arduino as it would allow the probe to fit between a single gap between the spokes of the wheel. However, the flash memory that </w:t>
-      </w:r>
-    </w:p>
-    <w:p>
-      <w:pPr>
-        <w:rPr>
-          <w:rFonts w:ascii="Times New Roman" w:hAnsi="Times New Roman" w:cs="Times New Roman"/>
-        </w:rPr>
-      </w:pPr>
-      <w:r>
-        <w:rPr>
-          <w:rFonts w:ascii="Times New Roman" w:hAnsi="Times New Roman" w:cs="Times New Roman"/>
-        </w:rPr>
-        <w:t>It is crucial that a Lithium Primary cell is used. A Lithium Polymer (LiPo) battery will combust at the temperatures that this probe needs to operate at. The Lithium Primary cell is rated past 200F, making it a safe choice for this project.</w:t>
+        <w:t xml:space="preserve">single gap between the spokes of the wheel. </w:t>
+      </w:r>
+      <w:r>
+        <w:rPr>
+          <w:rFonts w:ascii="Times New Roman" w:hAnsi="Times New Roman" w:cs="Times New Roman"/>
+        </w:rPr>
+        <w:t>However, in testing, the CR2032 batteries only provided ~3.0-3.1v. The Arduino’s voltage controller is unable to power the device with this low of a voltage. I could skip the voltage controller and provide the coin cell’s power straight in to the Arduinos VCC but that raises more issues. As lithium batteries heat up, their voltage drops. Without going through the voltage controller, brownouts can occur that could cause permanent damage to the device. The storage solution that I use also has peak current draws that would exceed one coin cell’s peak current. This could be compensated with large capacitors, but that would defeat the point of only using one battery.</w:t>
+      </w:r>
+    </w:p>
+    <w:p>
+      <w:pPr>
+        <w:rPr>
+          <w:rFonts w:ascii="Times New Roman" w:hAnsi="Times New Roman" w:cs="Times New Roman"/>
+        </w:rPr>
+      </w:pPr>
+      <w:r>
+        <w:rPr>
+          <w:rFonts w:ascii="Times New Roman" w:hAnsi="Times New Roman" w:cs="Times New Roman"/>
+        </w:rPr>
+        <w:t>The current solution uses 2 CR2032 coin cells wired in series to provide ~6 volts to the Arduino’s voltage controller. This solution is resilient to the drops in voltage due to heat and will be able to withstand the current spikes demanded by the flash module’s writing. I also make use of a XXX uF ceramic capacitor to smooth the power and XXX uF Electrolytic capacitors to help with voltage dips when the flash memory writes.</w:t>
+      </w:r>
+    </w:p>
+    <w:p>
+      <w:pPr>
+        <w:rPr>
+          <w:rFonts w:ascii="Times New Roman" w:hAnsi="Times New Roman" w:cs="Times New Roman"/>
+        </w:rPr>
+      </w:pPr>
+      <w:r>
+        <w:rPr>
+          <w:rFonts w:ascii="Times New Roman" w:hAnsi="Times New Roman" w:cs="Times New Roman"/>
+        </w:rPr>
+        <w:t>It is crucial that Lithium Primary cell</w:t>
+      </w:r>
+      <w:r>
+        <w:rPr>
+          <w:rFonts w:ascii="Times New Roman" w:hAnsi="Times New Roman" w:cs="Times New Roman"/>
+        </w:rPr>
+        <w:t>s are</w:t>
+      </w:r>
+      <w:r>
+        <w:rPr>
+          <w:rFonts w:ascii="Times New Roman" w:hAnsi="Times New Roman" w:cs="Times New Roman"/>
+        </w:rPr>
+        <w:t xml:space="preserve"> used. A Lithium Polymer (LiPo) battery will combust at the temperatures that this probe needs to operate at. Lithium Primary cell</w:t>
+      </w:r>
+      <w:r>
+        <w:rPr>
+          <w:rFonts w:ascii="Times New Roman" w:hAnsi="Times New Roman" w:cs="Times New Roman"/>
+        </w:rPr>
+        <w:t>s</w:t>
+      </w:r>
+      <w:r>
+        <w:rPr>
+          <w:rFonts w:ascii="Times New Roman" w:hAnsi="Times New Roman" w:cs="Times New Roman"/>
+        </w:rPr>
+        <w:t xml:space="preserve"> </w:t>
+      </w:r>
+      <w:r>
+        <w:rPr>
+          <w:rFonts w:ascii="Times New Roman" w:hAnsi="Times New Roman" w:cs="Times New Roman"/>
+        </w:rPr>
+        <w:t>are</w:t>
+      </w:r>
+      <w:r>
+        <w:rPr>
+          <w:rFonts w:ascii="Times New Roman" w:hAnsi="Times New Roman" w:cs="Times New Roman"/>
+        </w:rPr>
+        <w:t xml:space="preserve"> rated past 200F, making </w:t>
+      </w:r>
+      <w:r>
+        <w:rPr>
+          <w:rFonts w:ascii="Times New Roman" w:hAnsi="Times New Roman" w:cs="Times New Roman"/>
+        </w:rPr>
+        <w:t>them</w:t>
+      </w:r>
+      <w:r>
+        <w:rPr>
+          <w:rFonts w:ascii="Times New Roman" w:hAnsi="Times New Roman" w:cs="Times New Roman"/>
+        </w:rPr>
+        <w:t xml:space="preserve"> a safe choice for this project.</w:t>
       </w:r>
     </w:p>
     <w:p>
@@ -1200,14 +1303,12 @@
         </w:rPr>
         <w:t xml:space="preserve">timestamp] datapoints. Arduinos also </w:t>
       </w:r>
-      <w:proofErr w:type="spellStart"/>
-      <w:r>
-        <w:rPr>
-          <w:rFonts w:ascii="Times New Roman" w:hAnsi="Times New Roman" w:cs="Times New Roman"/>
-        </w:rPr>
-        <w:t>posses</w:t>
-      </w:r>
-      <w:proofErr w:type="spellEnd"/>
+      <w:r>
+        <w:rPr>
+          <w:rFonts w:ascii="Times New Roman" w:hAnsi="Times New Roman" w:cs="Times New Roman"/>
+        </w:rPr>
+        <w:t>possess</w:t>
+      </w:r>
       <w:r>
         <w:rPr>
           <w:rFonts w:ascii="Times New Roman" w:hAnsi="Times New Roman" w:cs="Times New Roman"/>
@@ -1378,6 +1479,7 @@
       </w:pPr>
       <w:bookmarkStart w:id="8" w:name="_Toc213933299"/>
       <w:r>
+        <w:lastRenderedPageBreak/>
         <w:t>Probe Case</w:t>
       </w:r>
       <w:bookmarkEnd w:id="8"/>
@@ -1422,16 +1524,14 @@
         <w:rPr>
           <w:rFonts w:ascii="Times New Roman" w:hAnsi="Times New Roman" w:cs="Times New Roman"/>
         </w:rPr>
-        <w:t xml:space="preserve"> </w:t>
-      </w:r>
-      <w:proofErr w:type="spellStart"/>
-      <w:r>
-        <w:rPr>
-          <w:rFonts w:ascii="Times New Roman" w:hAnsi="Times New Roman" w:cs="Times New Roman"/>
-        </w:rPr>
-        <w:t>Polymaker</w:t>
-      </w:r>
-      <w:proofErr w:type="spellEnd"/>
+        <w:t xml:space="preserve"> Polymaker</w:t>
+      </w:r>
+      <w:r>
+        <w:rPr>
+          <w:rFonts w:ascii="Times New Roman" w:hAnsi="Times New Roman" w:cs="Times New Roman"/>
+        </w:rPr>
+        <w:t>’s</w:t>
+      </w:r>
       <w:r>
         <w:rPr>
           <w:rFonts w:ascii="Times New Roman" w:hAnsi="Times New Roman" w:cs="Times New Roman"/>
@@ -1452,119 +1552,131 @@
       </w:pPr>
       <w:bookmarkStart w:id="9" w:name="_Toc213933300"/>
       <w:r>
+        <w:t>Code Summary</w:t>
+      </w:r>
+      <w:bookmarkEnd w:id="9"/>
+    </w:p>
+    <w:p>
+      <w:pPr>
+        <w:rPr>
+          <w:rFonts w:ascii="Times New Roman" w:hAnsi="Times New Roman" w:cs="Times New Roman"/>
+        </w:rPr>
+      </w:pPr>
+      <w:r>
+        <w:rPr>
+          <w:rFonts w:ascii="Times New Roman" w:hAnsi="Times New Roman" w:cs="Times New Roman"/>
+        </w:rPr>
+        <w:t xml:space="preserve">The code that runs on the Arduino starts by </w:t>
+      </w:r>
+      <w:r>
+        <w:rPr>
+          <w:rFonts w:ascii="Times New Roman" w:hAnsi="Times New Roman" w:cs="Times New Roman"/>
+        </w:rPr>
+        <w:t>initializing key variables and data structures. As mention</w:t>
+      </w:r>
+      <w:r>
+        <w:rPr>
+          <w:rFonts w:ascii="Times New Roman" w:hAnsi="Times New Roman" w:cs="Times New Roman"/>
+        </w:rPr>
+        <w:t>ed</w:t>
+      </w:r>
+      <w:r>
+        <w:rPr>
+          <w:rFonts w:ascii="Times New Roman" w:hAnsi="Times New Roman" w:cs="Times New Roman"/>
+        </w:rPr>
+        <w:t xml:space="preserve"> before, each datapoint is a temperature timestamp pair where the temperature is an unsigned 8-bit integer and the timestamp is an unsigned 16-bit integer. This gives us a temperature range of 0-255 Fahrenheit and a timestamp range of 0-65536. Our expected temperature readings are not expected to go past 170F, leaving us a good margin of safety. </w:t>
+      </w:r>
+    </w:p>
+    <w:p>
+      <w:pPr>
+        <w:rPr>
+          <w:rFonts w:ascii="Times New Roman" w:hAnsi="Times New Roman" w:cs="Times New Roman"/>
+        </w:rPr>
+      </w:pPr>
+      <w:r>
+        <w:rPr>
+          <w:rFonts w:ascii="Times New Roman" w:hAnsi="Times New Roman" w:cs="Times New Roman"/>
+        </w:rPr>
+        <w:t xml:space="preserve">The probe is controlled by a single button. A short press of the button will begin a testing sequence </w:t>
+      </w:r>
+      <w:r>
+        <w:rPr>
+          <w:rFonts w:ascii="Times New Roman" w:hAnsi="Times New Roman" w:cs="Times New Roman"/>
+        </w:rPr>
+        <w:t>while</w:t>
+      </w:r>
+      <w:r>
+        <w:rPr>
+          <w:rFonts w:ascii="Times New Roman" w:hAnsi="Times New Roman" w:cs="Times New Roman"/>
+        </w:rPr>
+        <w:t xml:space="preserve"> holding the button for several seconds will begin data transfer. The testing sequence begins a loop of reading analog inputs from the thermistor and converting it to Fahrenheit via the Steinhart-Hart equation. These datapoints are saved into a buffer. After the buffer fills up, or the test ends, the buffer is written to the flash storage module.</w:t>
+      </w:r>
+      <w:r>
+        <w:rPr>
+          <w:rFonts w:ascii="Times New Roman" w:hAnsi="Times New Roman" w:cs="Times New Roman"/>
+        </w:rPr>
+        <w:t xml:space="preserve"> Currently, measurements are taken once per second.</w:t>
+      </w:r>
+    </w:p>
+    <w:p>
+      <w:pPr>
+        <w:rPr>
+          <w:rFonts w:ascii="Times New Roman" w:hAnsi="Times New Roman" w:cs="Times New Roman"/>
+        </w:rPr>
+      </w:pPr>
+      <w:r>
+        <w:rPr>
+          <w:rFonts w:ascii="Times New Roman" w:hAnsi="Times New Roman" w:cs="Times New Roman"/>
+        </w:rPr>
+        <w:t>The data transfer function relies on a UART serial connection to a computer. After plugging in the RX and TX pins, the Arduino can read all of the stored data from flash and print them out to a terminal on your PC for analysis.</w:t>
+      </w:r>
+    </w:p>
+    <w:p>
+      <w:pPr>
+        <w:rPr>
+          <w:rFonts w:ascii="Times New Roman" w:hAnsi="Times New Roman" w:cs="Times New Roman"/>
+        </w:rPr>
+      </w:pPr>
+    </w:p>
+    <w:p>
+      <w:pPr>
+        <w:pStyle w:val="Heading1"/>
+      </w:pPr>
+      <w:bookmarkStart w:id="10" w:name="_Toc213933301"/>
+      <w:r>
+        <w:t>Future Improvements</w:t>
+      </w:r>
+      <w:bookmarkEnd w:id="10"/>
+    </w:p>
+    <w:p>
+      <w:pPr>
+        <w:pStyle w:val="Heading2"/>
+      </w:pPr>
+      <w:bookmarkStart w:id="11" w:name="_Toc213933302"/>
+      <w:r>
+        <w:t>Code Improvements</w:t>
+      </w:r>
+      <w:bookmarkEnd w:id="11"/>
+    </w:p>
+    <w:p>
+      <w:pPr>
+        <w:rPr>
+          <w:rFonts w:ascii="Times New Roman" w:hAnsi="Times New Roman" w:cs="Times New Roman"/>
+        </w:rPr>
+      </w:pPr>
+      <w:r>
+        <w:rPr>
+          <w:rFonts w:ascii="Times New Roman" w:hAnsi="Times New Roman" w:cs="Times New Roman"/>
+        </w:rPr>
+        <w:t>There are several areas in which the code can be improved. Right now, the constants used for the Steinhart-Hart equation are general ones for the given 10kOhm resistor and 10kOhm thermistor pair. To get a more accurate Fahrenheit reading, it would be better to calibrate these constants. For the purposes of measuring the decay in thermal energy, this isn’t as critical, but would help provide more useful information.</w:t>
+      </w:r>
+    </w:p>
+    <w:p>
+      <w:pPr>
+        <w:pStyle w:val="Heading2"/>
+      </w:pPr>
+      <w:r>
         <w:lastRenderedPageBreak/>
-        <w:t>Code Summary</w:t>
-      </w:r>
-      <w:bookmarkEnd w:id="9"/>
-    </w:p>
-    <w:p>
-      <w:pPr>
-        <w:rPr>
-          <w:rFonts w:ascii="Times New Roman" w:hAnsi="Times New Roman" w:cs="Times New Roman"/>
-        </w:rPr>
-      </w:pPr>
-      <w:r>
-        <w:rPr>
-          <w:rFonts w:ascii="Times New Roman" w:hAnsi="Times New Roman" w:cs="Times New Roman"/>
-        </w:rPr>
-        <w:t xml:space="preserve">The code that runs on the Arduino starts by </w:t>
-      </w:r>
-      <w:r>
-        <w:rPr>
-          <w:rFonts w:ascii="Times New Roman" w:hAnsi="Times New Roman" w:cs="Times New Roman"/>
-        </w:rPr>
-        <w:t xml:space="preserve">initializing key variables and data structures. As mention before, each datapoint is a temperature timestamp pair where the temperature is an unsigned 8-bit integer and the timestamp is an unsigned 16-bit integer. This gives us a temperature range of 0-255 Fahrenheit and a timestamp range of 0-65536. Our expected temperature readings are not expected to go past 170F, leaving us a good margin of safety. </w:t>
-      </w:r>
-    </w:p>
-    <w:p>
-      <w:pPr>
-        <w:rPr>
-          <w:rFonts w:ascii="Times New Roman" w:hAnsi="Times New Roman" w:cs="Times New Roman"/>
-        </w:rPr>
-      </w:pPr>
-      <w:r>
-        <w:rPr>
-          <w:rFonts w:ascii="Times New Roman" w:hAnsi="Times New Roman" w:cs="Times New Roman"/>
-        </w:rPr>
-        <w:t xml:space="preserve">The probe is controlled by a single button. A short press of the button will begin a testing sequence </w:t>
-      </w:r>
-      <w:r>
-        <w:rPr>
-          <w:rFonts w:ascii="Times New Roman" w:hAnsi="Times New Roman" w:cs="Times New Roman"/>
-        </w:rPr>
-        <w:t>while</w:t>
-      </w:r>
-      <w:r>
-        <w:rPr>
-          <w:rFonts w:ascii="Times New Roman" w:hAnsi="Times New Roman" w:cs="Times New Roman"/>
-        </w:rPr>
-        <w:t xml:space="preserve"> holding the button for several seconds will begin data transfer. The testing sequence begins a loop of reading analog inputs from the thermistor and converting it to Fahrenheit via the Steinhart-Hart equation. These datapoints are saved into a buffer. After the buffer fills up, or the test ends, the buffer is written to the flash storage module.</w:t>
-      </w:r>
-      <w:r>
-        <w:rPr>
-          <w:rFonts w:ascii="Times New Roman" w:hAnsi="Times New Roman" w:cs="Times New Roman"/>
-        </w:rPr>
-        <w:t xml:space="preserve"> Currently, measurements are taken once per second.</w:t>
-      </w:r>
-    </w:p>
-    <w:p>
-      <w:pPr>
-        <w:rPr>
-          <w:rFonts w:ascii="Times New Roman" w:hAnsi="Times New Roman" w:cs="Times New Roman"/>
-        </w:rPr>
-      </w:pPr>
-      <w:r>
-        <w:rPr>
-          <w:rFonts w:ascii="Times New Roman" w:hAnsi="Times New Roman" w:cs="Times New Roman"/>
-        </w:rPr>
-        <w:t>The data transfer function relies on a UART serial connection to a computer. After plugging in the RX and TX pins, the Arduino can read all of the stored data from flash and print them out to a terminal on your PC for analysis.</w:t>
-      </w:r>
-    </w:p>
-    <w:p>
-      <w:pPr>
-        <w:rPr>
-          <w:rFonts w:ascii="Times New Roman" w:hAnsi="Times New Roman" w:cs="Times New Roman"/>
-        </w:rPr>
-      </w:pPr>
-    </w:p>
-    <w:p>
-      <w:pPr>
-        <w:pStyle w:val="Heading1"/>
-      </w:pPr>
-      <w:bookmarkStart w:id="10" w:name="_Toc213933301"/>
-      <w:r>
-        <w:t>Future Improvements</w:t>
-      </w:r>
-      <w:bookmarkEnd w:id="10"/>
-    </w:p>
-    <w:p>
-      <w:pPr>
-        <w:pStyle w:val="Heading2"/>
-      </w:pPr>
-      <w:bookmarkStart w:id="11" w:name="_Toc213933302"/>
-      <w:r>
-        <w:t>Code Improvements</w:t>
-      </w:r>
-      <w:bookmarkEnd w:id="11"/>
-    </w:p>
-    <w:p>
-      <w:pPr>
-        <w:rPr>
-          <w:rFonts w:ascii="Times New Roman" w:hAnsi="Times New Roman" w:cs="Times New Roman"/>
-        </w:rPr>
-      </w:pPr>
-      <w:r>
-        <w:rPr>
-          <w:rFonts w:ascii="Times New Roman" w:hAnsi="Times New Roman" w:cs="Times New Roman"/>
-        </w:rPr>
-        <w:t>There are several areas in which the code can be improved. Right now, the constants used for the Steinhart-Hart equation are general ones for the given 10kOhm resistor and 10kOhm thermistor pair. To get a more accurate Fahrenheit reading, it would be better to calibrate these constants. For the purposes of measuring the decay in thermal energy, this isn’t as critical, but would help provide more useful information.</w:t>
-      </w:r>
-    </w:p>
-    <w:p>
-      <w:pPr>
-        <w:pStyle w:val="Heading2"/>
-      </w:pPr>
-      <w:r>
         <w:t>Probe Improvements</w:t>
       </w:r>
     </w:p>
@@ -1578,7 +1690,19 @@
         <w:rPr>
           <w:rFonts w:ascii="Times New Roman" w:hAnsi="Times New Roman" w:cs="Times New Roman"/>
         </w:rPr>
-        <w:t>The case currently has a lid that clips on to the top, limiting the debris that can get into it. The clips that stick out from the case also serve to keep the case within the spokes of the wheels. There is also a slot in the lid and case to allow for a zip tie to go through to further attach the case to the wheel. Using a zip tie would make usage of the device more cumbersome and make it difficult to get the information off of the probe. Designing a case that better molds to the shape of the spokes would help reduce the need for the zip tie. Due to the slight differences in rim design, this would restrict which wheels the probe can be used on. A more robust attachment method would benefit the device greatly.</w:t>
+        <w:t xml:space="preserve">The case currently has a lid that clips on to the top, limiting the debris that can get into it. The clips that stick out from the case also serve to keep the case within the spokes of the wheels. Designing a case that better molds to the shape of the spokes would help </w:t>
+      </w:r>
+      <w:r>
+        <w:rPr>
+          <w:rFonts w:ascii="Times New Roman" w:hAnsi="Times New Roman" w:cs="Times New Roman"/>
+        </w:rPr>
+        <w:t>prevent rattling and ensure a secure fit</w:t>
+      </w:r>
+      <w:r>
+        <w:rPr>
+          <w:rFonts w:ascii="Times New Roman" w:hAnsi="Times New Roman" w:cs="Times New Roman"/>
+        </w:rPr>
+        <w:t>. Due to the slight differences in rim design, this would restrict which wheels the probe can be used on. A more robust attachment method would benefit the device greatly.</w:t>
       </w:r>
     </w:p>
     <w:sectPr>

--- a/Documentation.docx
+++ b/Documentation.docx
@@ -101,7 +101,7 @@
           <w:r>
             <w:fldChar w:fldCharType="separate"/>
           </w:r>
-          <w:hyperlink w:anchor="_Toc213933291" w:history="1">
+          <w:hyperlink w:anchor="_Toc221735021" w:history="1">
             <w:r>
               <w:rPr>
                 <w:rStyle w:val="Hyperlink"/>
@@ -124,7 +124,7 @@
               <w:rPr>
                 <w:webHidden/>
               </w:rPr>
-              <w:instrText xml:space="preserve"> PAGEREF _Toc213933291 \h </w:instrText>
+              <w:instrText xml:space="preserve"> PAGEREF _Toc221735021 \h </w:instrText>
             </w:r>
             <w:r>
               <w:rPr>
@@ -158,7 +158,7 @@
               <w:rFonts w:asciiTheme="minorHAnsi" w:eastAsiaTheme="minorEastAsia" w:hAnsiTheme="minorHAnsi" w:cstheme="minorBidi"/>
             </w:rPr>
           </w:pPr>
-          <w:hyperlink w:anchor="_Toc213933292" w:history="1">
+          <w:hyperlink w:anchor="_Toc221735022" w:history="1">
             <w:r>
               <w:rPr>
                 <w:rStyle w:val="Hyperlink"/>
@@ -181,7 +181,7 @@
               <w:rPr>
                 <w:webHidden/>
               </w:rPr>
-              <w:instrText xml:space="preserve"> PAGEREF _Toc213933292 \h </w:instrText>
+              <w:instrText xml:space="preserve"> PAGEREF _Toc221735022 \h </w:instrText>
             </w:r>
             <w:r>
               <w:rPr>
@@ -215,7 +215,7 @@
               <w:rFonts w:asciiTheme="minorHAnsi" w:eastAsiaTheme="minorEastAsia" w:hAnsiTheme="minorHAnsi" w:cstheme="minorBidi"/>
             </w:rPr>
           </w:pPr>
-          <w:hyperlink w:anchor="_Toc213933293" w:history="1">
+          <w:hyperlink w:anchor="_Toc221735023" w:history="1">
             <w:r>
               <w:rPr>
                 <w:rStyle w:val="Hyperlink"/>
@@ -238,7 +238,7 @@
               <w:rPr>
                 <w:webHidden/>
               </w:rPr>
-              <w:instrText xml:space="preserve"> PAGEREF _Toc213933293 \h </w:instrText>
+              <w:instrText xml:space="preserve"> PAGEREF _Toc221735023 \h </w:instrText>
             </w:r>
             <w:r>
               <w:rPr>
@@ -272,7 +272,7 @@
               <w:rFonts w:asciiTheme="minorHAnsi" w:eastAsiaTheme="minorEastAsia" w:hAnsiTheme="minorHAnsi" w:cstheme="minorBidi"/>
             </w:rPr>
           </w:pPr>
-          <w:hyperlink w:anchor="_Toc213933294" w:history="1">
+          <w:hyperlink w:anchor="_Toc221735024" w:history="1">
             <w:r>
               <w:rPr>
                 <w:rStyle w:val="Hyperlink"/>
@@ -295,7 +295,7 @@
               <w:rPr>
                 <w:webHidden/>
               </w:rPr>
-              <w:instrText xml:space="preserve"> PAGEREF _Toc213933294 \h </w:instrText>
+              <w:instrText xml:space="preserve"> PAGEREF _Toc221735024 \h </w:instrText>
             </w:r>
             <w:r>
               <w:rPr>
@@ -329,7 +329,7 @@
               <w:rFonts w:asciiTheme="minorHAnsi" w:eastAsiaTheme="minorEastAsia" w:hAnsiTheme="minorHAnsi" w:cstheme="minorBidi"/>
             </w:rPr>
           </w:pPr>
-          <w:hyperlink w:anchor="_Toc213933295" w:history="1">
+          <w:hyperlink w:anchor="_Toc221735025" w:history="1">
             <w:r>
               <w:rPr>
                 <w:rStyle w:val="Hyperlink"/>
@@ -352,7 +352,7 @@
               <w:rPr>
                 <w:webHidden/>
               </w:rPr>
-              <w:instrText xml:space="preserve"> PAGEREF _Toc213933295 \h </w:instrText>
+              <w:instrText xml:space="preserve"> PAGEREF _Toc221735025 \h </w:instrText>
             </w:r>
             <w:r>
               <w:rPr>
@@ -386,7 +386,7 @@
               <w:rFonts w:asciiTheme="minorHAnsi" w:eastAsiaTheme="minorEastAsia" w:hAnsiTheme="minorHAnsi" w:cstheme="minorBidi"/>
             </w:rPr>
           </w:pPr>
-          <w:hyperlink w:anchor="_Toc213933296" w:history="1">
+          <w:hyperlink w:anchor="_Toc221735026" w:history="1">
             <w:r>
               <w:rPr>
                 <w:rStyle w:val="Hyperlink"/>
@@ -409,7 +409,7 @@
               <w:rPr>
                 <w:webHidden/>
               </w:rPr>
-              <w:instrText xml:space="preserve"> PAGEREF _Toc213933296 \h </w:instrText>
+              <w:instrText xml:space="preserve"> PAGEREF _Toc221735026 \h </w:instrText>
             </w:r>
             <w:r>
               <w:rPr>
@@ -426,7 +426,7 @@
               <w:rPr>
                 <w:webHidden/>
               </w:rPr>
-              <w:t>2</w:t>
+              <w:t>3</w:t>
             </w:r>
             <w:r>
               <w:rPr>
@@ -443,7 +443,7 @@
               <w:rFonts w:asciiTheme="minorHAnsi" w:eastAsiaTheme="minorEastAsia" w:hAnsiTheme="minorHAnsi" w:cstheme="minorBidi"/>
             </w:rPr>
           </w:pPr>
-          <w:hyperlink w:anchor="_Toc213933297" w:history="1">
+          <w:hyperlink w:anchor="_Toc221735027" w:history="1">
             <w:r>
               <w:rPr>
                 <w:rStyle w:val="Hyperlink"/>
@@ -466,7 +466,7 @@
               <w:rPr>
                 <w:webHidden/>
               </w:rPr>
-              <w:instrText xml:space="preserve"> PAGEREF _Toc213933297 \h </w:instrText>
+              <w:instrText xml:space="preserve"> PAGEREF _Toc221735027 \h </w:instrText>
             </w:r>
             <w:r>
               <w:rPr>
@@ -500,7 +500,7 @@
               <w:rFonts w:asciiTheme="minorHAnsi" w:eastAsiaTheme="minorEastAsia" w:hAnsiTheme="minorHAnsi" w:cstheme="minorBidi"/>
             </w:rPr>
           </w:pPr>
-          <w:hyperlink w:anchor="_Toc213933298" w:history="1">
+          <w:hyperlink w:anchor="_Toc221735028" w:history="1">
             <w:r>
               <w:rPr>
                 <w:rStyle w:val="Hyperlink"/>
@@ -523,7 +523,7 @@
               <w:rPr>
                 <w:webHidden/>
               </w:rPr>
-              <w:instrText xml:space="preserve"> PAGEREF _Toc213933298 \h </w:instrText>
+              <w:instrText xml:space="preserve"> PAGEREF _Toc221735028 \h </w:instrText>
             </w:r>
             <w:r>
               <w:rPr>
@@ -540,7 +540,7 @@
               <w:rPr>
                 <w:webHidden/>
               </w:rPr>
-              <w:t>3</w:t>
+              <w:t>4</w:t>
             </w:r>
             <w:r>
               <w:rPr>
@@ -557,7 +557,7 @@
               <w:rFonts w:asciiTheme="minorHAnsi" w:eastAsiaTheme="minorEastAsia" w:hAnsiTheme="minorHAnsi" w:cstheme="minorBidi"/>
             </w:rPr>
           </w:pPr>
-          <w:hyperlink w:anchor="_Toc213933299" w:history="1">
+          <w:hyperlink w:anchor="_Toc221735029" w:history="1">
             <w:r>
               <w:rPr>
                 <w:rStyle w:val="Hyperlink"/>
@@ -580,7 +580,7 @@
               <w:rPr>
                 <w:webHidden/>
               </w:rPr>
-              <w:instrText xml:space="preserve"> PAGEREF _Toc213933299 \h </w:instrText>
+              <w:instrText xml:space="preserve"> PAGEREF _Toc221735029 \h </w:instrText>
             </w:r>
             <w:r>
               <w:rPr>
@@ -597,7 +597,7 @@
               <w:rPr>
                 <w:webHidden/>
               </w:rPr>
-              <w:t>3</w:t>
+              <w:t>4</w:t>
             </w:r>
             <w:r>
               <w:rPr>
@@ -614,7 +614,7 @@
               <w:rFonts w:asciiTheme="minorHAnsi" w:eastAsiaTheme="minorEastAsia" w:hAnsiTheme="minorHAnsi" w:cstheme="minorBidi"/>
             </w:rPr>
           </w:pPr>
-          <w:hyperlink w:anchor="_Toc213933300" w:history="1">
+          <w:hyperlink w:anchor="_Toc221735030" w:history="1">
             <w:r>
               <w:rPr>
                 <w:rStyle w:val="Hyperlink"/>
@@ -637,7 +637,7 @@
               <w:rPr>
                 <w:webHidden/>
               </w:rPr>
-              <w:instrText xml:space="preserve"> PAGEREF _Toc213933300 \h </w:instrText>
+              <w:instrText xml:space="preserve"> PAGEREF _Toc221735030 \h </w:instrText>
             </w:r>
             <w:r>
               <w:rPr>
@@ -671,11 +671,68 @@
               <w:rFonts w:asciiTheme="minorHAnsi" w:eastAsiaTheme="minorEastAsia" w:hAnsiTheme="minorHAnsi" w:cstheme="minorBidi"/>
             </w:rPr>
           </w:pPr>
-          <w:hyperlink w:anchor="_Toc213933301" w:history="1">
+          <w:hyperlink w:anchor="_Toc221735031" w:history="1">
             <w:r>
               <w:rPr>
                 <w:rStyle w:val="Hyperlink"/>
               </w:rPr>
+              <w:t>Usage</w:t>
+            </w:r>
+            <w:r>
+              <w:rPr>
+                <w:webHidden/>
+              </w:rPr>
+              <w:tab/>
+            </w:r>
+            <w:r>
+              <w:rPr>
+                <w:webHidden/>
+              </w:rPr>
+              <w:fldChar w:fldCharType="begin"/>
+            </w:r>
+            <w:r>
+              <w:rPr>
+                <w:webHidden/>
+              </w:rPr>
+              <w:instrText xml:space="preserve"> PAGEREF _Toc221735031 \h </w:instrText>
+            </w:r>
+            <w:r>
+              <w:rPr>
+                <w:webHidden/>
+              </w:rPr>
+            </w:r>
+            <w:r>
+              <w:rPr>
+                <w:webHidden/>
+              </w:rPr>
+              <w:fldChar w:fldCharType="separate"/>
+            </w:r>
+            <w:r>
+              <w:rPr>
+                <w:webHidden/>
+              </w:rPr>
+              <w:t>5</w:t>
+            </w:r>
+            <w:r>
+              <w:rPr>
+                <w:webHidden/>
+              </w:rPr>
+              <w:fldChar w:fldCharType="end"/>
+            </w:r>
+          </w:hyperlink>
+        </w:p>
+        <w:p>
+          <w:pPr>
+            <w:pStyle w:val="TOC1"/>
+            <w:rPr>
+              <w:rFonts w:asciiTheme="minorHAnsi" w:eastAsiaTheme="minorEastAsia" w:hAnsiTheme="minorHAnsi" w:cstheme="minorBidi"/>
+            </w:rPr>
+          </w:pPr>
+          <w:hyperlink w:anchor="_Toc221735032" w:history="1">
+            <w:r>
+              <w:rPr>
+                <w:rStyle w:val="Hyperlink"/>
+              </w:rPr>
               <w:t>Future Improvements</w:t>
             </w:r>
             <w:r>
@@ -694,7 +751,7 @@
               <w:rPr>
                 <w:webHidden/>
               </w:rPr>
-              <w:instrText xml:space="preserve"> PAGEREF _Toc213933301 \h </w:instrText>
+              <w:instrText xml:space="preserve"> PAGEREF _Toc221735032 \h </w:instrText>
             </w:r>
             <w:r>
               <w:rPr>
@@ -711,7 +768,7 @@
               <w:rPr>
                 <w:webHidden/>
               </w:rPr>
-              <w:t>4</w:t>
+              <w:t>5</w:t>
             </w:r>
             <w:r>
               <w:rPr>
@@ -728,7 +785,7 @@
               <w:rFonts w:asciiTheme="minorHAnsi" w:eastAsiaTheme="minorEastAsia" w:hAnsiTheme="minorHAnsi" w:cstheme="minorBidi"/>
             </w:rPr>
           </w:pPr>
-          <w:hyperlink w:anchor="_Toc213933302" w:history="1">
+          <w:hyperlink w:anchor="_Toc221735033" w:history="1">
             <w:r>
               <w:rPr>
                 <w:rStyle w:val="Hyperlink"/>
@@ -751,7 +808,7 @@
               <w:rPr>
                 <w:webHidden/>
               </w:rPr>
-              <w:instrText xml:space="preserve"> PAGEREF _Toc213933302 \h </w:instrText>
+              <w:instrText xml:space="preserve"> PAGEREF _Toc221735033 \h </w:instrText>
             </w:r>
             <w:r>
               <w:rPr>
@@ -768,7 +825,64 @@
               <w:rPr>
                 <w:webHidden/>
               </w:rPr>
-              <w:t>4</w:t>
+              <w:t>5</w:t>
+            </w:r>
+            <w:r>
+              <w:rPr>
+                <w:webHidden/>
+              </w:rPr>
+              <w:fldChar w:fldCharType="end"/>
+            </w:r>
+          </w:hyperlink>
+        </w:p>
+        <w:p>
+          <w:pPr>
+            <w:pStyle w:val="TOC2"/>
+            <w:rPr>
+              <w:rFonts w:asciiTheme="minorHAnsi" w:eastAsiaTheme="minorEastAsia" w:hAnsiTheme="minorHAnsi" w:cstheme="minorBidi"/>
+            </w:rPr>
+          </w:pPr>
+          <w:hyperlink w:anchor="_Toc221735034" w:history="1">
+            <w:r>
+              <w:rPr>
+                <w:rStyle w:val="Hyperlink"/>
+              </w:rPr>
+              <w:t>Probe Improvements</w:t>
+            </w:r>
+            <w:r>
+              <w:rPr>
+                <w:webHidden/>
+              </w:rPr>
+              <w:tab/>
+            </w:r>
+            <w:r>
+              <w:rPr>
+                <w:webHidden/>
+              </w:rPr>
+              <w:fldChar w:fldCharType="begin"/>
+            </w:r>
+            <w:r>
+              <w:rPr>
+                <w:webHidden/>
+              </w:rPr>
+              <w:instrText xml:space="preserve"> PAGEREF _Toc221735034 \h </w:instrText>
+            </w:r>
+            <w:r>
+              <w:rPr>
+                <w:webHidden/>
+              </w:rPr>
+            </w:r>
+            <w:r>
+              <w:rPr>
+                <w:webHidden/>
+              </w:rPr>
+              <w:fldChar w:fldCharType="separate"/>
+            </w:r>
+            <w:r>
+              <w:rPr>
+                <w:webHidden/>
+              </w:rPr>
+              <w:t>5</w:t>
             </w:r>
             <w:r>
               <w:rPr>
@@ -794,7 +908,7 @@
       <w:pPr>
         <w:pStyle w:val="Heading1"/>
       </w:pPr>
-      <w:bookmarkStart w:id="0" w:name="_Toc213933291"/>
+      <w:bookmarkStart w:id="0" w:name="_Toc221735021"/>
       <w:r>
         <w:t>Context</w:t>
       </w:r>
@@ -841,7 +955,7 @@
       <w:pPr>
         <w:pStyle w:val="Heading1"/>
       </w:pPr>
-      <w:bookmarkStart w:id="1" w:name="_Toc213933292"/>
+      <w:bookmarkStart w:id="1" w:name="_Toc221735022"/>
       <w:r>
         <w:t>Objective</w:t>
       </w:r>
@@ -866,14 +980,14 @@
         <w:rPr>
           <w:rFonts w:ascii="Times New Roman" w:hAnsi="Times New Roman" w:cs="Times New Roman"/>
         </w:rPr>
-        <w:t xml:space="preserve">We have currently performed tests on a stationary buggy by lifting it up, installing the heated wheels and manually spinning it, measuring temperatures with an infrared thermometer at different intervals. This does not provide a continuous stream of temperature information and doesn’t allow for testing heated </w:t>
+        <w:t xml:space="preserve">We have currently performed tests </w:t>
       </w:r>
       <w:r>
         <w:rPr>
           <w:rFonts w:ascii="Times New Roman" w:hAnsi="Times New Roman" w:cs="Times New Roman"/>
         </w:rPr>
         <w:lastRenderedPageBreak/>
-        <w:t>wheels on a buggy rolling on the ground. It also requires removing the fairing covers to get an accurate reading. The infrared thermometer also appears to detect heat signals from the rim or other components in the fairings, sometimes muddying the results.</w:t>
+        <w:t>on a stationary buggy by lifting it up, installing the heated wheels and manually spinning it, measuring temperatures with an infrared thermometer at different intervals. This does not provide a continuous stream of temperature information and doesn’t allow for testing heated wheels on a buggy rolling on the ground. It also requires removing the fairing covers to get an accurate reading. The infrared thermometer also appears to detect heat signals from the rim or other components in the fairings, sometimes muddying the results.</w:t>
       </w:r>
     </w:p>
     <w:p>
@@ -944,7 +1058,7 @@
       <w:pPr>
         <w:pStyle w:val="Heading1"/>
       </w:pPr>
-      <w:bookmarkStart w:id="2" w:name="_Toc213933293"/>
+      <w:bookmarkStart w:id="2" w:name="_Toc221735023"/>
       <w:r>
         <w:t>Proposed Solution</w:t>
       </w:r>
@@ -1040,7 +1154,7 @@
       <w:pPr>
         <w:pStyle w:val="Heading1"/>
       </w:pPr>
-      <w:bookmarkStart w:id="3" w:name="_Toc213933294"/>
+      <w:bookmarkStart w:id="3" w:name="_Toc221735024"/>
       <w:r>
         <w:t>Design Choices</w:t>
       </w:r>
@@ -1050,7 +1164,7 @@
       <w:pPr>
         <w:pStyle w:val="Heading2"/>
       </w:pPr>
-      <w:bookmarkStart w:id="4" w:name="_Toc213933295"/>
+      <w:bookmarkStart w:id="4" w:name="_Toc221735025"/>
       <w:r>
         <w:t>Microprocessor</w:t>
       </w:r>
@@ -1073,8 +1187,9 @@
       <w:pPr>
         <w:pStyle w:val="Heading2"/>
       </w:pPr>
-      <w:bookmarkStart w:id="5" w:name="_Toc213933296"/>
-      <w:r>
+      <w:bookmarkStart w:id="5" w:name="_Toc221735026"/>
+      <w:r>
+        <w:lastRenderedPageBreak/>
         <w:t>Power</w:t>
       </w:r>
       <w:bookmarkEnd w:id="5"/>
@@ -1173,512 +1288,765 @@
         <w:rPr>
           <w:rFonts w:ascii="Times New Roman" w:hAnsi="Times New Roman" w:cs="Times New Roman"/>
         </w:rPr>
-        <w:t xml:space="preserve"> I had desired to use a single CR2032 to power the Arduino as it would allow the probe to fit between a </w:t>
-      </w:r>
-      <w:r>
-        <w:rPr>
-          <w:rFonts w:ascii="Times New Roman" w:hAnsi="Times New Roman" w:cs="Times New Roman"/>
-        </w:rPr>
+        <w:t xml:space="preserve"> I had desired to use a single CR2032 to power the Arduino as it would allow the probe to fit between a single gap between the spokes of the wheel. </w:t>
+      </w:r>
+      <w:r>
+        <w:rPr>
+          <w:rFonts w:ascii="Times New Roman" w:hAnsi="Times New Roman" w:cs="Times New Roman"/>
+        </w:rPr>
+        <w:t>However, in testing, the CR2032 batteries only provided ~3.0-3.1v. The Arduino’s voltage controller is unable to power the device with this low of a voltage. I could skip the voltage controller and provide the coin cell’s power straight in to the Arduinos VCC but that raises more issues. As lithium batteries heat up, their voltage drops. Without going through the voltage controller, brownouts can occur that could cause permanent damage to the device. The storage solution that I use also has peak current draws that would exceed one coin cell’s peak current. This could be compensated with large capacitors, but that would defeat the point of only using one battery.</w:t>
+      </w:r>
+    </w:p>
+    <w:p>
+      <w:pPr>
+        <w:rPr>
+          <w:rFonts w:ascii="Times New Roman" w:hAnsi="Times New Roman" w:cs="Times New Roman"/>
+        </w:rPr>
+      </w:pPr>
+      <w:r>
+        <w:rPr>
+          <w:rFonts w:ascii="Times New Roman" w:hAnsi="Times New Roman" w:cs="Times New Roman"/>
+        </w:rPr>
+        <w:t>The current solution uses 2 CR2032 coin cells wired in series to provide ~6 volts to the Arduino’s voltage controller. This solution is resilient to the drops in voltage due to heat and will be able to withstand the current spikes demanded by the flash module’s writing. I also make use of a XXX uF ceramic capacitor to smooth the power and XXX uF Electrolytic capacitors to help with voltage dips when the flash memory writes.</w:t>
+      </w:r>
+    </w:p>
+    <w:p>
+      <w:pPr>
+        <w:rPr>
+          <w:rFonts w:ascii="Times New Roman" w:hAnsi="Times New Roman" w:cs="Times New Roman"/>
+        </w:rPr>
+      </w:pPr>
+      <w:r>
+        <w:rPr>
+          <w:rFonts w:ascii="Times New Roman" w:hAnsi="Times New Roman" w:cs="Times New Roman"/>
+        </w:rPr>
+        <w:t>It is crucial that Lithium Primary cell</w:t>
+      </w:r>
+      <w:r>
+        <w:rPr>
+          <w:rFonts w:ascii="Times New Roman" w:hAnsi="Times New Roman" w:cs="Times New Roman"/>
+        </w:rPr>
+        <w:t>s are</w:t>
+      </w:r>
+      <w:r>
+        <w:rPr>
+          <w:rFonts w:ascii="Times New Roman" w:hAnsi="Times New Roman" w:cs="Times New Roman"/>
+        </w:rPr>
+        <w:t xml:space="preserve"> used. A Lithium Polymer (LiPo) battery will combust at the temperatures that this probe needs to operate at. Lithium Primary cell</w:t>
+      </w:r>
+      <w:r>
+        <w:rPr>
+          <w:rFonts w:ascii="Times New Roman" w:hAnsi="Times New Roman" w:cs="Times New Roman"/>
+        </w:rPr>
+        <w:t>s</w:t>
+      </w:r>
+      <w:r>
+        <w:rPr>
+          <w:rFonts w:ascii="Times New Roman" w:hAnsi="Times New Roman" w:cs="Times New Roman"/>
+        </w:rPr>
+        <w:t xml:space="preserve"> </w:t>
+      </w:r>
+      <w:r>
+        <w:rPr>
+          <w:rFonts w:ascii="Times New Roman" w:hAnsi="Times New Roman" w:cs="Times New Roman"/>
+        </w:rPr>
+        <w:t>are</w:t>
+      </w:r>
+      <w:r>
+        <w:rPr>
+          <w:rFonts w:ascii="Times New Roman" w:hAnsi="Times New Roman" w:cs="Times New Roman"/>
+        </w:rPr>
+        <w:t xml:space="preserve"> rated past 200F, making </w:t>
+      </w:r>
+      <w:r>
+        <w:rPr>
+          <w:rFonts w:ascii="Times New Roman" w:hAnsi="Times New Roman" w:cs="Times New Roman"/>
+        </w:rPr>
+        <w:t>them</w:t>
+      </w:r>
+      <w:r>
+        <w:rPr>
+          <w:rFonts w:ascii="Times New Roman" w:hAnsi="Times New Roman" w:cs="Times New Roman"/>
+        </w:rPr>
+        <w:t xml:space="preserve"> a safe choice for this project.</w:t>
+      </w:r>
+    </w:p>
+    <w:p>
+      <w:pPr>
+        <w:pStyle w:val="Heading2"/>
+      </w:pPr>
+      <w:bookmarkStart w:id="6" w:name="_Toc221735027"/>
+      <w:r>
+        <w:t>Storage</w:t>
+      </w:r>
+      <w:bookmarkEnd w:id="6"/>
+    </w:p>
+    <w:p>
+      <w:pPr>
+        <w:rPr>
+          <w:rFonts w:ascii="Times New Roman" w:hAnsi="Times New Roman" w:cs="Times New Roman"/>
+        </w:rPr>
+      </w:pPr>
+      <w:r>
+        <w:rPr>
+          <w:rFonts w:ascii="Times New Roman" w:hAnsi="Times New Roman" w:cs="Times New Roman"/>
+        </w:rPr>
+        <w:t xml:space="preserve">While on a moving buggy, there are few options to reliably transmit the readings, meaning that our only viable option is to store the temperature readings to pull off of the probe after the test is done. </w:t>
+      </w:r>
+      <w:r>
+        <w:rPr>
+          <w:rFonts w:ascii="Times New Roman" w:hAnsi="Times New Roman" w:cs="Times New Roman"/>
+        </w:rPr>
+        <w:t>The RAM on an Arduino does not have sufficient space to hold a meaningful amount of [temperature,</w:t>
+      </w:r>
+      <w:r>
+        <w:rPr>
+          <w:rFonts w:ascii="Times New Roman" w:hAnsi="Times New Roman" w:cs="Times New Roman"/>
+        </w:rPr>
+        <w:t xml:space="preserve"> </w:t>
+      </w:r>
+      <w:r>
+        <w:rPr>
+          <w:rFonts w:ascii="Times New Roman" w:hAnsi="Times New Roman" w:cs="Times New Roman"/>
+        </w:rPr>
+        <w:t xml:space="preserve">timestamp] datapoints. Arduinos also </w:t>
+      </w:r>
+      <w:r>
+        <w:rPr>
+          <w:rFonts w:ascii="Times New Roman" w:hAnsi="Times New Roman" w:cs="Times New Roman"/>
+        </w:rPr>
+        <w:t>possess</w:t>
+      </w:r>
+      <w:r>
+        <w:rPr>
+          <w:rFonts w:ascii="Times New Roman" w:hAnsi="Times New Roman" w:cs="Times New Roman"/>
+        </w:rPr>
+        <w:t xml:space="preserve"> EEPROM that could potentially be used, but there is only 1kB of space</w:t>
+      </w:r>
+      <w:r>
+        <w:rPr>
+          <w:rFonts w:ascii="Times New Roman" w:hAnsi="Times New Roman" w:cs="Times New Roman"/>
+        </w:rPr>
+        <w:t>,</w:t>
+      </w:r>
+      <w:r>
+        <w:rPr>
+          <w:rFonts w:ascii="Times New Roman" w:hAnsi="Times New Roman" w:cs="Times New Roman"/>
+        </w:rPr>
+        <w:t xml:space="preserve"> meaning we can only hold ~40 datapoints if we store the temperature as an 8-byte unsigned integer and the timestamp as a 16-byte unsigned integer. EEPROM can only be written a limited amount of time, reducing the longevity of the device.</w:t>
+      </w:r>
+    </w:p>
+    <w:p>
+      <w:pPr>
+        <w:rPr>
+          <w:rFonts w:ascii="Times New Roman" w:hAnsi="Times New Roman" w:cs="Times New Roman"/>
+        </w:rPr>
+      </w:pPr>
+      <w:r>
+        <w:rPr>
+          <w:rFonts w:ascii="Times New Roman" w:hAnsi="Times New Roman" w:cs="Times New Roman"/>
+        </w:rPr>
+        <w:t xml:space="preserve">I looked into using a </w:t>
+      </w:r>
+      <w:r>
+        <w:rPr>
+          <w:rFonts w:ascii="Times New Roman" w:hAnsi="Times New Roman" w:cs="Times New Roman"/>
+        </w:rPr>
+        <w:t>micro-SD</w:t>
+      </w:r>
+      <w:r>
+        <w:rPr>
+          <w:rFonts w:ascii="Times New Roman" w:hAnsi="Times New Roman" w:cs="Times New Roman"/>
+        </w:rPr>
+        <w:t xml:space="preserve"> card as they are capable of storing large amounts of information, but to get one that can withstand the</w:t>
+      </w:r>
+      <w:r>
+        <w:rPr>
+          <w:rFonts w:ascii="Times New Roman" w:hAnsi="Times New Roman" w:cs="Times New Roman"/>
+        </w:rPr>
+        <w:t xml:space="preserve"> high</w:t>
+      </w:r>
+      <w:r>
+        <w:rPr>
+          <w:rFonts w:ascii="Times New Roman" w:hAnsi="Times New Roman" w:cs="Times New Roman"/>
+        </w:rPr>
+        <w:t xml:space="preserve"> temperature</w:t>
+      </w:r>
+      <w:r>
+        <w:rPr>
+          <w:rFonts w:ascii="Times New Roman" w:hAnsi="Times New Roman" w:cs="Times New Roman"/>
+        </w:rPr>
+        <w:t>s</w:t>
+      </w:r>
+      <w:r>
+        <w:rPr>
+          <w:rFonts w:ascii="Times New Roman" w:hAnsi="Times New Roman" w:cs="Times New Roman"/>
+        </w:rPr>
+        <w:t xml:space="preserve"> would be very costly.</w:t>
+      </w:r>
+    </w:p>
+    <w:p>
+      <w:pPr>
+        <w:rPr>
+          <w:rFonts w:ascii="Times New Roman" w:hAnsi="Times New Roman" w:cs="Times New Roman"/>
+        </w:rPr>
+      </w:pPr>
+      <w:r>
+        <w:rPr>
+          <w:rFonts w:ascii="Times New Roman" w:hAnsi="Times New Roman" w:cs="Times New Roman"/>
+        </w:rPr>
+        <w:t>This leaves flash memory. I choose a 32</w:t>
+      </w:r>
+      <w:r>
+        <w:rPr>
+          <w:rFonts w:ascii="Times New Roman" w:hAnsi="Times New Roman" w:cs="Times New Roman"/>
+        </w:rPr>
+        <w:t>M</w:t>
+      </w:r>
+      <w:r>
+        <w:rPr>
+          <w:rFonts w:ascii="Times New Roman" w:hAnsi="Times New Roman" w:cs="Times New Roman"/>
+        </w:rPr>
+        <w:t>B SPI flash module as it is lightweight, space efficient and will hold more datapoints than we will likely need.</w:t>
+      </w:r>
+      <w:r>
+        <w:rPr>
+          <w:rFonts w:ascii="Times New Roman" w:hAnsi="Times New Roman" w:cs="Times New Roman"/>
+        </w:rPr>
+        <w:t xml:space="preserve"> The test results will be stored to flash an</w:t>
+      </w:r>
+      <w:r>
+        <w:rPr>
+          <w:rFonts w:ascii="Times New Roman" w:hAnsi="Times New Roman" w:cs="Times New Roman"/>
+        </w:rPr>
+        <w:t>d</w:t>
+      </w:r>
+      <w:r>
+        <w:rPr>
+          <w:rFonts w:ascii="Times New Roman" w:hAnsi="Times New Roman" w:cs="Times New Roman"/>
+        </w:rPr>
+        <w:t xml:space="preserve"> then can be transferred via a serial USB connection to a PC.</w:t>
+      </w:r>
+      <w:r>
+        <w:rPr>
+          <w:rFonts w:ascii="Times New Roman" w:hAnsi="Times New Roman" w:cs="Times New Roman"/>
+        </w:rPr>
+        <w:t xml:space="preserve"> Data points will be buffered in RAM and then written to flash to prevent needing to write to flash for every measurement.</w:t>
+      </w:r>
+    </w:p>
+    <w:p>
+      <w:pPr>
+        <w:pStyle w:val="Heading2"/>
+      </w:pPr>
+      <w:bookmarkStart w:id="7" w:name="_Toc221735028"/>
+      <w:r>
         <w:lastRenderedPageBreak/>
-        <w:t xml:space="preserve">single gap between the spokes of the wheel. </w:t>
-      </w:r>
-      <w:r>
-        <w:rPr>
-          <w:rFonts w:ascii="Times New Roman" w:hAnsi="Times New Roman" w:cs="Times New Roman"/>
-        </w:rPr>
-        <w:t>However, in testing, the CR2032 batteries only provided ~3.0-3.1v. The Arduino’s voltage controller is unable to power the device with this low of a voltage. I could skip the voltage controller and provide the coin cell’s power straight in to the Arduinos VCC but that raises more issues. As lithium batteries heat up, their voltage drops. Without going through the voltage controller, brownouts can occur that could cause permanent damage to the device. The storage solution that I use also has peak current draws that would exceed one coin cell’s peak current. This could be compensated with large capacitors, but that would defeat the point of only using one battery.</w:t>
-      </w:r>
-    </w:p>
-    <w:p>
-      <w:pPr>
-        <w:rPr>
-          <w:rFonts w:ascii="Times New Roman" w:hAnsi="Times New Roman" w:cs="Times New Roman"/>
-        </w:rPr>
-      </w:pPr>
-      <w:r>
-        <w:rPr>
-          <w:rFonts w:ascii="Times New Roman" w:hAnsi="Times New Roman" w:cs="Times New Roman"/>
-        </w:rPr>
-        <w:t>The current solution uses 2 CR2032 coin cells wired in series to provide ~6 volts to the Arduino’s voltage controller. This solution is resilient to the drops in voltage due to heat and will be able to withstand the current spikes demanded by the flash module’s writing. I also make use of a XXX uF ceramic capacitor to smooth the power and XXX uF Electrolytic capacitors to help with voltage dips when the flash memory writes.</w:t>
-      </w:r>
-    </w:p>
-    <w:p>
-      <w:pPr>
-        <w:rPr>
-          <w:rFonts w:ascii="Times New Roman" w:hAnsi="Times New Roman" w:cs="Times New Roman"/>
-        </w:rPr>
-      </w:pPr>
-      <w:r>
-        <w:rPr>
-          <w:rFonts w:ascii="Times New Roman" w:hAnsi="Times New Roman" w:cs="Times New Roman"/>
-        </w:rPr>
-        <w:t>It is crucial that Lithium Primary cell</w:t>
-      </w:r>
-      <w:r>
-        <w:rPr>
-          <w:rFonts w:ascii="Times New Roman" w:hAnsi="Times New Roman" w:cs="Times New Roman"/>
-        </w:rPr>
-        <w:t>s are</w:t>
-      </w:r>
-      <w:r>
-        <w:rPr>
-          <w:rFonts w:ascii="Times New Roman" w:hAnsi="Times New Roman" w:cs="Times New Roman"/>
-        </w:rPr>
-        <w:t xml:space="preserve"> used. A Lithium Polymer (LiPo) battery will combust at the temperatures that this probe needs to operate at. Lithium Primary cell</w:t>
-      </w:r>
-      <w:r>
-        <w:rPr>
-          <w:rFonts w:ascii="Times New Roman" w:hAnsi="Times New Roman" w:cs="Times New Roman"/>
-        </w:rPr>
-        <w:t>s</w:t>
-      </w:r>
-      <w:r>
-        <w:rPr>
-          <w:rFonts w:ascii="Times New Roman" w:hAnsi="Times New Roman" w:cs="Times New Roman"/>
-        </w:rPr>
-        <w:t xml:space="preserve"> </w:t>
-      </w:r>
-      <w:r>
-        <w:rPr>
-          <w:rFonts w:ascii="Times New Roman" w:hAnsi="Times New Roman" w:cs="Times New Roman"/>
-        </w:rPr>
-        <w:t>are</w:t>
-      </w:r>
-      <w:r>
-        <w:rPr>
-          <w:rFonts w:ascii="Times New Roman" w:hAnsi="Times New Roman" w:cs="Times New Roman"/>
-        </w:rPr>
-        <w:t xml:space="preserve"> rated past 200F, making </w:t>
-      </w:r>
-      <w:r>
-        <w:rPr>
-          <w:rFonts w:ascii="Times New Roman" w:hAnsi="Times New Roman" w:cs="Times New Roman"/>
-        </w:rPr>
-        <w:t>them</w:t>
-      </w:r>
-      <w:r>
-        <w:rPr>
-          <w:rFonts w:ascii="Times New Roman" w:hAnsi="Times New Roman" w:cs="Times New Roman"/>
-        </w:rPr>
-        <w:t xml:space="preserve"> a safe choice for this project.</w:t>
+        <w:t>Measurement</w:t>
+      </w:r>
+      <w:bookmarkEnd w:id="7"/>
+    </w:p>
+    <w:p>
+      <w:pPr>
+        <w:rPr>
+          <w:rFonts w:ascii="Times New Roman" w:hAnsi="Times New Roman" w:cs="Times New Roman"/>
+        </w:rPr>
+      </w:pPr>
+      <w:r>
+        <w:rPr>
+          <w:rFonts w:ascii="Times New Roman" w:hAnsi="Times New Roman" w:cs="Times New Roman"/>
+        </w:rPr>
+        <w:t>I am using a 10kOhm thermistor paired with a 10kOhm resistor set up in a voltage divider to measure the temperature.</w:t>
+      </w:r>
+      <w:r>
+        <w:rPr>
+          <w:rFonts w:ascii="Times New Roman" w:hAnsi="Times New Roman" w:cs="Times New Roman"/>
+        </w:rPr>
+        <w:t xml:space="preserve"> The Arduino</w:t>
+      </w:r>
+      <w:r>
+        <w:rPr>
+          <w:rFonts w:ascii="Times New Roman" w:hAnsi="Times New Roman" w:cs="Times New Roman"/>
+        </w:rPr>
+        <w:t xml:space="preserve"> reads the voltage via an analog input pin and</w:t>
+      </w:r>
+      <w:r>
+        <w:rPr>
+          <w:rFonts w:ascii="Times New Roman" w:hAnsi="Times New Roman" w:cs="Times New Roman"/>
+        </w:rPr>
+        <w:t xml:space="preserve"> performs the Steinhart-Hart equation to get a Fahrenheit measurement.</w:t>
+      </w:r>
+      <w:r>
+        <w:rPr>
+          <w:rFonts w:ascii="Times New Roman" w:hAnsi="Times New Roman" w:cs="Times New Roman"/>
+        </w:rPr>
+        <w:t xml:space="preserve"> The probe can either be attached to the side of the wheel and taped on with reflective heat tape, or a small hole can be drilled into the polyurethane to insert the thermistor. </w:t>
       </w:r>
     </w:p>
     <w:p>
       <w:pPr>
         <w:pStyle w:val="Heading2"/>
       </w:pPr>
-      <w:bookmarkStart w:id="6" w:name="_Toc213933297"/>
-      <w:r>
-        <w:t>Storage</w:t>
-      </w:r>
-      <w:bookmarkEnd w:id="6"/>
-    </w:p>
-    <w:p>
-      <w:pPr>
-        <w:rPr>
-          <w:rFonts w:ascii="Times New Roman" w:hAnsi="Times New Roman" w:cs="Times New Roman"/>
-        </w:rPr>
-      </w:pPr>
-      <w:r>
-        <w:rPr>
-          <w:rFonts w:ascii="Times New Roman" w:hAnsi="Times New Roman" w:cs="Times New Roman"/>
-        </w:rPr>
-        <w:t xml:space="preserve">While on a moving buggy, there are few options to reliably transmit the readings, meaning that our only viable option is to store the temperature readings to pull off of the probe after the test is done. </w:t>
-      </w:r>
-      <w:r>
-        <w:rPr>
-          <w:rFonts w:ascii="Times New Roman" w:hAnsi="Times New Roman" w:cs="Times New Roman"/>
-        </w:rPr>
-        <w:t>The RAM on an Arduino does not have sufficient space to hold a meaningful amount of [temperature,</w:t>
-      </w:r>
-      <w:r>
-        <w:rPr>
-          <w:rFonts w:ascii="Times New Roman" w:hAnsi="Times New Roman" w:cs="Times New Roman"/>
-        </w:rPr>
-        <w:t xml:space="preserve"> </w:t>
-      </w:r>
-      <w:r>
-        <w:rPr>
-          <w:rFonts w:ascii="Times New Roman" w:hAnsi="Times New Roman" w:cs="Times New Roman"/>
-        </w:rPr>
-        <w:t xml:space="preserve">timestamp] datapoints. Arduinos also </w:t>
-      </w:r>
-      <w:r>
-        <w:rPr>
-          <w:rFonts w:ascii="Times New Roman" w:hAnsi="Times New Roman" w:cs="Times New Roman"/>
-        </w:rPr>
-        <w:t>possess</w:t>
-      </w:r>
-      <w:r>
-        <w:rPr>
-          <w:rFonts w:ascii="Times New Roman" w:hAnsi="Times New Roman" w:cs="Times New Roman"/>
-        </w:rPr>
-        <w:t xml:space="preserve"> EEPROM that could potentially be used, but there is only 1kB of space</w:t>
-      </w:r>
-      <w:r>
-        <w:rPr>
-          <w:rFonts w:ascii="Times New Roman" w:hAnsi="Times New Roman" w:cs="Times New Roman"/>
-        </w:rPr>
-        <w:t>,</w:t>
-      </w:r>
-      <w:r>
-        <w:rPr>
-          <w:rFonts w:ascii="Times New Roman" w:hAnsi="Times New Roman" w:cs="Times New Roman"/>
-        </w:rPr>
-        <w:t xml:space="preserve"> meaning we can only hold ~40 datapoints if we store the temperature as an 8-byte unsigned integer and the timestamp as a 16-byte unsigned integer. EEPROM can only be written a limited amount of time, reducing the longevity of the device.</w:t>
-      </w:r>
-    </w:p>
-    <w:p>
-      <w:pPr>
-        <w:rPr>
-          <w:rFonts w:ascii="Times New Roman" w:hAnsi="Times New Roman" w:cs="Times New Roman"/>
-        </w:rPr>
-      </w:pPr>
-      <w:r>
-        <w:rPr>
-          <w:rFonts w:ascii="Times New Roman" w:hAnsi="Times New Roman" w:cs="Times New Roman"/>
-        </w:rPr>
-        <w:t xml:space="preserve">I looked into using a </w:t>
-      </w:r>
-      <w:r>
-        <w:rPr>
-          <w:rFonts w:ascii="Times New Roman" w:hAnsi="Times New Roman" w:cs="Times New Roman"/>
-        </w:rPr>
-        <w:t>micro-SD</w:t>
-      </w:r>
-      <w:r>
-        <w:rPr>
-          <w:rFonts w:ascii="Times New Roman" w:hAnsi="Times New Roman" w:cs="Times New Roman"/>
-        </w:rPr>
-        <w:t xml:space="preserve"> card as they are capable of storing large amounts of information, but to get one that can withstand the</w:t>
-      </w:r>
-      <w:r>
-        <w:rPr>
-          <w:rFonts w:ascii="Times New Roman" w:hAnsi="Times New Roman" w:cs="Times New Roman"/>
-        </w:rPr>
-        <w:t xml:space="preserve"> high</w:t>
-      </w:r>
-      <w:r>
-        <w:rPr>
-          <w:rFonts w:ascii="Times New Roman" w:hAnsi="Times New Roman" w:cs="Times New Roman"/>
-        </w:rPr>
-        <w:t xml:space="preserve"> temperature</w:t>
-      </w:r>
-      <w:r>
-        <w:rPr>
-          <w:rFonts w:ascii="Times New Roman" w:hAnsi="Times New Roman" w:cs="Times New Roman"/>
-        </w:rPr>
-        <w:t>s</w:t>
-      </w:r>
-      <w:r>
-        <w:rPr>
-          <w:rFonts w:ascii="Times New Roman" w:hAnsi="Times New Roman" w:cs="Times New Roman"/>
-        </w:rPr>
-        <w:t xml:space="preserve"> would be very costly.</w:t>
-      </w:r>
-    </w:p>
-    <w:p>
-      <w:pPr>
-        <w:rPr>
-          <w:rFonts w:ascii="Times New Roman" w:hAnsi="Times New Roman" w:cs="Times New Roman"/>
-        </w:rPr>
-      </w:pPr>
-      <w:r>
-        <w:rPr>
-          <w:rFonts w:ascii="Times New Roman" w:hAnsi="Times New Roman" w:cs="Times New Roman"/>
-        </w:rPr>
-        <w:t>This leaves flash memory. I choose a 32</w:t>
-      </w:r>
-      <w:r>
-        <w:rPr>
-          <w:rFonts w:ascii="Times New Roman" w:hAnsi="Times New Roman" w:cs="Times New Roman"/>
-        </w:rPr>
-        <w:t>M</w:t>
-      </w:r>
-      <w:r>
-        <w:rPr>
-          <w:rFonts w:ascii="Times New Roman" w:hAnsi="Times New Roman" w:cs="Times New Roman"/>
-        </w:rPr>
-        <w:t>B SPI flash module as it is lightweight, space efficient and will hold more datapoints than we will likely need.</w:t>
-      </w:r>
-      <w:r>
-        <w:rPr>
-          <w:rFonts w:ascii="Times New Roman" w:hAnsi="Times New Roman" w:cs="Times New Roman"/>
-        </w:rPr>
-        <w:t xml:space="preserve"> The test results will be stored to flash an</w:t>
-      </w:r>
-      <w:r>
-        <w:rPr>
-          <w:rFonts w:ascii="Times New Roman" w:hAnsi="Times New Roman" w:cs="Times New Roman"/>
-        </w:rPr>
-        <w:t>d</w:t>
-      </w:r>
-      <w:r>
-        <w:rPr>
-          <w:rFonts w:ascii="Times New Roman" w:hAnsi="Times New Roman" w:cs="Times New Roman"/>
-        </w:rPr>
-        <w:t xml:space="preserve"> then can be transferred via a serial USB connection to a PC.</w:t>
-      </w:r>
-      <w:r>
-        <w:rPr>
-          <w:rFonts w:ascii="Times New Roman" w:hAnsi="Times New Roman" w:cs="Times New Roman"/>
-        </w:rPr>
-        <w:t xml:space="preserve"> Data points will be buffered in RAM and then written to flash to prevent needing to write to flash for every measurement.</w:t>
-      </w:r>
+      <w:bookmarkStart w:id="8" w:name="_Toc221735029"/>
+      <w:r>
+        <w:t>Probe Case</w:t>
+      </w:r>
+      <w:bookmarkEnd w:id="8"/>
+    </w:p>
+    <w:p>
+      <w:pPr>
+        <w:rPr>
+          <w:rFonts w:ascii="Times New Roman" w:hAnsi="Times New Roman" w:cs="Times New Roman"/>
+        </w:rPr>
+      </w:pPr>
+      <w:r>
+        <w:rPr>
+          <w:rFonts w:ascii="Times New Roman" w:hAnsi="Times New Roman" w:cs="Times New Roman"/>
+        </w:rPr>
+        <w:t xml:space="preserve">To properly attach to the rims of the wheels, I 3d modeled a case that fits snuggly between the spokes. Many popular 3d printing materials such as PLA and PETG have glass transition temperatures below or near 170F, ruling them out as potential options. </w:t>
+      </w:r>
+      <w:r>
+        <w:rPr>
+          <w:rFonts w:ascii="Times New Roman" w:hAnsi="Times New Roman" w:cs="Times New Roman"/>
+        </w:rPr>
+        <w:t xml:space="preserve">Compared to other </w:t>
+      </w:r>
+      <w:r>
+        <w:rPr>
+          <w:rFonts w:ascii="Times New Roman" w:hAnsi="Times New Roman" w:cs="Times New Roman"/>
+        </w:rPr>
+        <w:t>commonly used 3d printing filaments, nylon has a</w:t>
+      </w:r>
+      <w:r>
+        <w:rPr>
+          <w:rFonts w:ascii="Times New Roman" w:hAnsi="Times New Roman" w:cs="Times New Roman"/>
+        </w:rPr>
+        <w:t xml:space="preserve"> relatively </w:t>
+      </w:r>
+      <w:r>
+        <w:rPr>
+          <w:rFonts w:ascii="Times New Roman" w:hAnsi="Times New Roman" w:cs="Times New Roman"/>
+        </w:rPr>
+        <w:t>high heat deflection temperature. When combined with carbon fiber additives, nylon is able to withstand temperatures way beyond what this use case requires. The specific polymer used is</w:t>
+      </w:r>
+      <w:r>
+        <w:rPr>
+          <w:rFonts w:ascii="Times New Roman" w:hAnsi="Times New Roman" w:cs="Times New Roman"/>
+        </w:rPr>
+        <w:t xml:space="preserve"> Polymaker</w:t>
+      </w:r>
+      <w:r>
+        <w:rPr>
+          <w:rFonts w:ascii="Times New Roman" w:hAnsi="Times New Roman" w:cs="Times New Roman"/>
+        </w:rPr>
+        <w:t>’s</w:t>
+      </w:r>
+      <w:r>
+        <w:rPr>
+          <w:rFonts w:ascii="Times New Roman" w:hAnsi="Times New Roman" w:cs="Times New Roman"/>
+        </w:rPr>
+        <w:t xml:space="preserve"> PA6 CF.</w:t>
+      </w:r>
+    </w:p>
+    <w:p>
+      <w:pPr>
+        <w:rPr>
+          <w:rFonts w:ascii="Times New Roman" w:hAnsi="Times New Roman" w:cs="Times New Roman"/>
+        </w:rPr>
+      </w:pPr>
+    </w:p>
+    <w:p>
+      <w:pPr>
+        <w:pStyle w:val="Heading1"/>
+      </w:pPr>
+      <w:bookmarkStart w:id="9" w:name="_Toc221735030"/>
+      <w:r>
+        <w:t>Code Summary</w:t>
+      </w:r>
+      <w:bookmarkEnd w:id="9"/>
+    </w:p>
+    <w:p>
+      <w:pPr>
+        <w:rPr>
+          <w:rFonts w:ascii="Times New Roman" w:hAnsi="Times New Roman" w:cs="Times New Roman"/>
+        </w:rPr>
+      </w:pPr>
+      <w:r>
+        <w:rPr>
+          <w:rFonts w:ascii="Times New Roman" w:hAnsi="Times New Roman" w:cs="Times New Roman"/>
+        </w:rPr>
+        <w:t xml:space="preserve">The code that runs on the Arduino starts by </w:t>
+      </w:r>
+      <w:r>
+        <w:rPr>
+          <w:rFonts w:ascii="Times New Roman" w:hAnsi="Times New Roman" w:cs="Times New Roman"/>
+        </w:rPr>
+        <w:t>initializing key variables and data structures. As mention</w:t>
+      </w:r>
+      <w:r>
+        <w:rPr>
+          <w:rFonts w:ascii="Times New Roman" w:hAnsi="Times New Roman" w:cs="Times New Roman"/>
+        </w:rPr>
+        <w:t>ed</w:t>
+      </w:r>
+      <w:r>
+        <w:rPr>
+          <w:rFonts w:ascii="Times New Roman" w:hAnsi="Times New Roman" w:cs="Times New Roman"/>
+        </w:rPr>
+        <w:t xml:space="preserve"> before, each datapoint is a temperature timestamp pair where the temperature is an unsigned 8-bit integer and the timestamp is an unsigned 16-bit integer. This gives us a temperature range of 0-255 Fahrenheit and a timestamp range of 0-65536. Our expected temperature readings are not expected to go past 170F, leaving us a good margin of safety. </w:t>
+      </w:r>
+    </w:p>
+    <w:p>
+      <w:pPr>
+        <w:rPr>
+          <w:rFonts w:ascii="Times New Roman" w:hAnsi="Times New Roman" w:cs="Times New Roman"/>
+        </w:rPr>
+      </w:pPr>
+      <w:r>
+        <w:rPr>
+          <w:rFonts w:ascii="Times New Roman" w:hAnsi="Times New Roman" w:cs="Times New Roman"/>
+        </w:rPr>
+        <w:t xml:space="preserve">The probe is controlled by a single button. A short press of the button will begin a testing sequence </w:t>
+      </w:r>
+      <w:r>
+        <w:rPr>
+          <w:rFonts w:ascii="Times New Roman" w:hAnsi="Times New Roman" w:cs="Times New Roman"/>
+        </w:rPr>
+        <w:t>while</w:t>
+      </w:r>
+      <w:r>
+        <w:rPr>
+          <w:rFonts w:ascii="Times New Roman" w:hAnsi="Times New Roman" w:cs="Times New Roman"/>
+        </w:rPr>
+        <w:t xml:space="preserve"> holding the button for several seconds will begin data transfer. The testing sequence begins a loop of reading analog inputs from the thermistor and converting it to Fahrenheit via the Steinhart-Hart equation. These datapoints are saved into a buffer. After the buffer fills up, or the test ends, the buffer is written to the flash storage module.</w:t>
+      </w:r>
+      <w:r>
+        <w:rPr>
+          <w:rFonts w:ascii="Times New Roman" w:hAnsi="Times New Roman" w:cs="Times New Roman"/>
+        </w:rPr>
+        <w:t xml:space="preserve"> Currently, measurements are taken once per second.</w:t>
+      </w:r>
+    </w:p>
+    <w:p>
+      <w:pPr>
+        <w:rPr>
+          <w:rFonts w:ascii="Times New Roman" w:hAnsi="Times New Roman" w:cs="Times New Roman"/>
+        </w:rPr>
+      </w:pPr>
+      <w:r>
+        <w:rPr>
+          <w:rFonts w:ascii="Times New Roman" w:hAnsi="Times New Roman" w:cs="Times New Roman"/>
+        </w:rPr>
+        <w:t>The data transfer function relies on a UART serial connection to a computer. After plugging in the RX and TX pins, the Arduino can read all of the stored data from flash and print them out to a terminal on your PC for analysis.</w:t>
+      </w:r>
+    </w:p>
+    <w:p>
+      <w:pPr>
+        <w:rPr>
+          <w:rFonts w:ascii="Times New Roman" w:hAnsi="Times New Roman" w:cs="Times New Roman"/>
+        </w:rPr>
+      </w:pPr>
+    </w:p>
+    <w:p>
+      <w:pPr>
+        <w:pStyle w:val="Heading1"/>
+      </w:pPr>
+      <w:bookmarkStart w:id="10" w:name="_Toc221735031"/>
+      <w:r>
+        <w:t>Usage</w:t>
+      </w:r>
+      <w:bookmarkEnd w:id="10"/>
     </w:p>
     <w:p>
       <w:pPr>
         <w:pStyle w:val="Heading2"/>
-      </w:pPr>
-      <w:bookmarkStart w:id="7" w:name="_Toc213933298"/>
-      <w:r>
-        <w:t>Measurement</w:t>
-      </w:r>
-      <w:bookmarkEnd w:id="7"/>
-    </w:p>
-    <w:p>
-      <w:pPr>
-        <w:rPr>
-          <w:rFonts w:ascii="Times New Roman" w:hAnsi="Times New Roman" w:cs="Times New Roman"/>
-        </w:rPr>
-      </w:pPr>
-      <w:r>
-        <w:rPr>
-          <w:rFonts w:ascii="Times New Roman" w:hAnsi="Times New Roman" w:cs="Times New Roman"/>
-        </w:rPr>
-        <w:t>I am using a 10kOhm thermistor paired with a 10kOhm resistor set up in a voltage divider to measure the temperature.</w:t>
-      </w:r>
-      <w:r>
-        <w:rPr>
-          <w:rFonts w:ascii="Times New Roman" w:hAnsi="Times New Roman" w:cs="Times New Roman"/>
-        </w:rPr>
-        <w:t xml:space="preserve"> The Arduino</w:t>
-      </w:r>
-      <w:r>
-        <w:rPr>
-          <w:rFonts w:ascii="Times New Roman" w:hAnsi="Times New Roman" w:cs="Times New Roman"/>
-        </w:rPr>
-        <w:t xml:space="preserve"> reads the voltage via an analog input pin and</w:t>
-      </w:r>
-      <w:r>
-        <w:rPr>
-          <w:rFonts w:ascii="Times New Roman" w:hAnsi="Times New Roman" w:cs="Times New Roman"/>
-        </w:rPr>
-        <w:t xml:space="preserve"> performs the Steinhart-Hart equation to get a Fahrenheit measurement.</w:t>
-      </w:r>
-      <w:r>
-        <w:rPr>
-          <w:rFonts w:ascii="Times New Roman" w:hAnsi="Times New Roman" w:cs="Times New Roman"/>
-        </w:rPr>
-        <w:t xml:space="preserve"> The probe can either be attached to the side of the wheel and taped on with reflective heat tape, or a small hole can be drilled into the polyurethane to insert the thermistor. </w:t>
-      </w:r>
+        <w:rPr>
+          <w:rFonts w:cs="Times New Roman"/>
+        </w:rPr>
+      </w:pPr>
+      <w:r>
+        <w:t xml:space="preserve">Quick </w:t>
+      </w:r>
+      <w:r>
+        <w:rPr>
+          <w:rFonts w:cs="Times New Roman"/>
+        </w:rPr>
+        <w:t>Start:</w:t>
+      </w:r>
+    </w:p>
+    <w:p>
+      <w:pPr>
+        <w:pStyle w:val="ListParagraph"/>
+        <w:numPr>
+          <w:ilvl w:val="0"/>
+          <w:numId w:val="2"/>
+        </w:numPr>
+        <w:rPr>
+          <w:rFonts w:ascii="Times New Roman" w:hAnsi="Times New Roman" w:cs="Times New Roman"/>
+        </w:rPr>
+      </w:pPr>
+      <w:r>
+        <w:rPr>
+          <w:rFonts w:ascii="Times New Roman" w:hAnsi="Times New Roman" w:cs="Times New Roman"/>
+        </w:rPr>
+        <w:t>Put battery case and probe case in a wheel</w:t>
+      </w:r>
+    </w:p>
+    <w:p>
+      <w:pPr>
+        <w:pStyle w:val="ListParagraph"/>
+        <w:numPr>
+          <w:ilvl w:val="1"/>
+          <w:numId w:val="2"/>
+        </w:numPr>
+        <w:rPr>
+          <w:rFonts w:ascii="Times New Roman" w:hAnsi="Times New Roman" w:cs="Times New Roman"/>
+        </w:rPr>
+      </w:pPr>
+      <w:r>
+        <w:rPr>
+          <w:rFonts w:ascii="Times New Roman" w:hAnsi="Times New Roman" w:cs="Times New Roman"/>
+        </w:rPr>
+        <w:lastRenderedPageBreak/>
+        <w:t>Put the lids on both</w:t>
+      </w:r>
+      <w:r>
+        <w:rPr>
+          <w:rFonts w:ascii="Times New Roman" w:hAnsi="Times New Roman" w:cs="Times New Roman"/>
+        </w:rPr>
+        <w:t xml:space="preserve"> to affix them to the spokes</w:t>
+      </w:r>
+    </w:p>
+    <w:p>
+      <w:pPr>
+        <w:pStyle w:val="ListParagraph"/>
+        <w:numPr>
+          <w:ilvl w:val="0"/>
+          <w:numId w:val="2"/>
+        </w:numPr>
+        <w:rPr>
+          <w:rFonts w:ascii="Times New Roman" w:hAnsi="Times New Roman" w:cs="Times New Roman"/>
+        </w:rPr>
+      </w:pPr>
+      <w:r>
+        <w:rPr>
+          <w:rFonts w:ascii="Times New Roman" w:hAnsi="Times New Roman" w:cs="Times New Roman"/>
+        </w:rPr>
+        <w:t>Connect the power from the battery pack to the probe</w:t>
+      </w:r>
+    </w:p>
+    <w:p>
+      <w:pPr>
+        <w:pStyle w:val="ListParagraph"/>
+        <w:numPr>
+          <w:ilvl w:val="1"/>
+          <w:numId w:val="2"/>
+        </w:numPr>
+        <w:rPr>
+          <w:rFonts w:ascii="Times New Roman" w:hAnsi="Times New Roman" w:cs="Times New Roman"/>
+        </w:rPr>
+      </w:pPr>
+      <w:r>
+        <w:rPr>
+          <w:rFonts w:ascii="Times New Roman" w:hAnsi="Times New Roman" w:cs="Times New Roman"/>
+          <w:b/>
+          <w:bCs/>
+        </w:rPr>
+        <w:t>CRITICAL</w:t>
+      </w:r>
+      <w:r>
+        <w:rPr>
+          <w:rFonts w:ascii="Times New Roman" w:hAnsi="Times New Roman" w:cs="Times New Roman"/>
+        </w:rPr>
+        <w:t>: Connect the black from the battery pack (negative) to the black wire from the probe. The yellow from the battery connects to the orange from the probe.</w:t>
+      </w:r>
+    </w:p>
+    <w:p>
+      <w:pPr>
+        <w:pStyle w:val="ListParagraph"/>
+        <w:numPr>
+          <w:ilvl w:val="2"/>
+          <w:numId w:val="2"/>
+        </w:numPr>
+        <w:rPr>
+          <w:rFonts w:ascii="Times New Roman" w:hAnsi="Times New Roman" w:cs="Times New Roman"/>
+        </w:rPr>
+      </w:pPr>
+      <w:r>
+        <w:rPr>
+          <w:rFonts w:ascii="Times New Roman" w:hAnsi="Times New Roman" w:cs="Times New Roman"/>
+        </w:rPr>
+        <w:t>Incorrect connection here will permanently kill the probe</w:t>
+      </w:r>
+    </w:p>
+    <w:p>
+      <w:pPr>
+        <w:pStyle w:val="ListParagraph"/>
+        <w:numPr>
+          <w:ilvl w:val="0"/>
+          <w:numId w:val="2"/>
+        </w:numPr>
+        <w:rPr>
+          <w:rFonts w:ascii="Times New Roman" w:hAnsi="Times New Roman" w:cs="Times New Roman"/>
+        </w:rPr>
+      </w:pPr>
+      <w:r>
+        <w:rPr>
+          <w:rFonts w:ascii="Times New Roman" w:hAnsi="Times New Roman" w:cs="Times New Roman"/>
+        </w:rPr>
+        <w:t>Press the button on the probe (do not hold for longer than 4 seconds) to start recording temperatures</w:t>
+      </w:r>
+    </w:p>
+    <w:p>
+      <w:pPr>
+        <w:pStyle w:val="ListParagraph"/>
+        <w:numPr>
+          <w:ilvl w:val="0"/>
+          <w:numId w:val="2"/>
+        </w:numPr>
+        <w:rPr>
+          <w:rFonts w:ascii="Times New Roman" w:hAnsi="Times New Roman" w:cs="Times New Roman"/>
+        </w:rPr>
+      </w:pPr>
+      <w:r>
+        <w:rPr>
+          <w:rFonts w:ascii="Times New Roman" w:hAnsi="Times New Roman" w:cs="Times New Roman"/>
+        </w:rPr>
+        <w:t>When the measurements are done, connect to the USB serial device</w:t>
+      </w:r>
+    </w:p>
+    <w:p>
+      <w:pPr>
+        <w:pStyle w:val="ListParagraph"/>
+        <w:numPr>
+          <w:ilvl w:val="1"/>
+          <w:numId w:val="2"/>
+        </w:numPr>
+        <w:rPr>
+          <w:rFonts w:ascii="Times New Roman" w:hAnsi="Times New Roman" w:cs="Times New Roman"/>
+        </w:rPr>
+      </w:pPr>
+      <w:r>
+        <w:rPr>
+          <w:rFonts w:ascii="Times New Roman" w:hAnsi="Times New Roman" w:cs="Times New Roman"/>
+        </w:rPr>
+        <w:t>Probe red -&gt; usb blue, probe blue -&gt; usb green, probe yellow -&gt; usb red, probe black (ground) -&gt; usb orange, probe orange (raw power) -&gt; usb yellow</w:t>
+      </w:r>
+    </w:p>
+    <w:p>
+      <w:pPr>
+        <w:pStyle w:val="ListParagraph"/>
+        <w:numPr>
+          <w:ilvl w:val="1"/>
+          <w:numId w:val="2"/>
+        </w:numPr>
+        <w:rPr>
+          <w:rFonts w:ascii="Times New Roman" w:hAnsi="Times New Roman" w:cs="Times New Roman"/>
+        </w:rPr>
+      </w:pPr>
+      <w:r>
+        <w:rPr>
+          <w:rFonts w:ascii="Times New Roman" w:hAnsi="Times New Roman" w:cs="Times New Roman"/>
+        </w:rPr>
+        <w:t>Incorrect connection of the ground and power will permanently kill the probe</w:t>
+      </w:r>
+    </w:p>
+    <w:p>
+      <w:pPr>
+        <w:pStyle w:val="ListParagraph"/>
+        <w:numPr>
+          <w:ilvl w:val="0"/>
+          <w:numId w:val="2"/>
+        </w:numPr>
+        <w:rPr>
+          <w:rFonts w:ascii="Times New Roman" w:hAnsi="Times New Roman" w:cs="Times New Roman"/>
+        </w:rPr>
+      </w:pPr>
+      <w:r>
+        <w:rPr>
+          <w:rFonts w:ascii="Times New Roman" w:hAnsi="Times New Roman" w:cs="Times New Roman"/>
+        </w:rPr>
+        <w:t>Use PUTTY to open a serial connection (baud rate 9600) on the devices comm port</w:t>
+      </w:r>
+    </w:p>
+    <w:p>
+      <w:pPr>
+        <w:pStyle w:val="ListParagraph"/>
+        <w:numPr>
+          <w:ilvl w:val="0"/>
+          <w:numId w:val="2"/>
+        </w:numPr>
+        <w:rPr>
+          <w:rFonts w:ascii="Times New Roman" w:hAnsi="Times New Roman" w:cs="Times New Roman"/>
+        </w:rPr>
+      </w:pPr>
+      <w:r>
+        <w:rPr>
+          <w:rFonts w:ascii="Times New Roman" w:hAnsi="Times New Roman" w:cs="Times New Roman"/>
+        </w:rPr>
+        <w:t>Press the button on the probe for more than 4 seconds to dump the measurements to the serial connection</w:t>
+      </w:r>
+    </w:p>
+    <w:p>
+      <w:pPr>
+        <w:rPr>
+          <w:rFonts w:ascii="Times New Roman" w:hAnsi="Times New Roman" w:cs="Times New Roman"/>
+        </w:rPr>
+      </w:pPr>
+      <w:r>
+        <w:rPr>
+          <w:rFonts w:ascii="Times New Roman" w:hAnsi="Times New Roman" w:cs="Times New Roman"/>
+        </w:rPr>
+        <w:t>To u</w:t>
+      </w:r>
+      <w:r>
+        <w:rPr>
+          <w:rFonts w:ascii="Times New Roman" w:hAnsi="Times New Roman" w:cs="Times New Roman"/>
+        </w:rPr>
+        <w:t xml:space="preserve">se the probe, open both the batter pack and the probe cases and place them between the spokes of the wheels. You can then place the lids on both of the cases, ensuring that the wires for the power supply are routed through the holes in the case, along with the thermistor. Also ensure that the </w:t>
+      </w:r>
+    </w:p>
+    <w:p>
+      <w:pPr>
+        <w:pStyle w:val="Heading1"/>
+      </w:pPr>
+      <w:bookmarkStart w:id="11" w:name="_Toc221735032"/>
+      <w:r>
+        <w:t>Future Improvements</w:t>
+      </w:r>
+      <w:bookmarkEnd w:id="11"/>
     </w:p>
     <w:p>
       <w:pPr>
         <w:pStyle w:val="Heading2"/>
       </w:pPr>
-      <w:bookmarkStart w:id="8" w:name="_Toc213933299"/>
-      <w:r>
-        <w:lastRenderedPageBreak/>
-        <w:t>Probe Case</w:t>
-      </w:r>
-      <w:bookmarkEnd w:id="8"/>
-    </w:p>
-    <w:p>
-      <w:pPr>
-        <w:rPr>
-          <w:rFonts w:ascii="Times New Roman" w:hAnsi="Times New Roman" w:cs="Times New Roman"/>
-        </w:rPr>
-      </w:pPr>
-      <w:r>
-        <w:rPr>
-          <w:rFonts w:ascii="Times New Roman" w:hAnsi="Times New Roman" w:cs="Times New Roman"/>
-        </w:rPr>
-        <w:t xml:space="preserve">To properly attach to the rims of the wheels, I 3d modeled a case that fits snuggly between the spokes. Many popular 3d printing materials such as PLA and PETG have glass transition temperatures below or near 170F, ruling them out as potential options. </w:t>
-      </w:r>
-      <w:r>
-        <w:rPr>
-          <w:rFonts w:ascii="Times New Roman" w:hAnsi="Times New Roman" w:cs="Times New Roman"/>
-        </w:rPr>
-        <w:t xml:space="preserve">Compared to other </w:t>
-      </w:r>
-      <w:r>
-        <w:rPr>
-          <w:rFonts w:ascii="Times New Roman" w:hAnsi="Times New Roman" w:cs="Times New Roman"/>
-        </w:rPr>
-        <w:t>commonly used 3d printing filaments, nylon has a</w:t>
-      </w:r>
-      <w:r>
-        <w:rPr>
-          <w:rFonts w:ascii="Times New Roman" w:hAnsi="Times New Roman" w:cs="Times New Roman"/>
-        </w:rPr>
-        <w:t xml:space="preserve"> relatively </w:t>
-      </w:r>
-      <w:r>
-        <w:rPr>
-          <w:rFonts w:ascii="Times New Roman" w:hAnsi="Times New Roman" w:cs="Times New Roman"/>
-        </w:rPr>
-        <w:t>high heat deflection temperature. When combined with carbon fiber additives, nylon is able to withstand temperatures way beyond what this use case requires. The specific polymer used is</w:t>
-      </w:r>
-      <w:r>
-        <w:rPr>
-          <w:rFonts w:ascii="Times New Roman" w:hAnsi="Times New Roman" w:cs="Times New Roman"/>
-        </w:rPr>
-        <w:t xml:space="preserve"> Polymaker</w:t>
-      </w:r>
-      <w:r>
-        <w:rPr>
-          <w:rFonts w:ascii="Times New Roman" w:hAnsi="Times New Roman" w:cs="Times New Roman"/>
-        </w:rPr>
-        <w:t>’s</w:t>
-      </w:r>
-      <w:r>
-        <w:rPr>
-          <w:rFonts w:ascii="Times New Roman" w:hAnsi="Times New Roman" w:cs="Times New Roman"/>
-        </w:rPr>
-        <w:t xml:space="preserve"> PA6 CF.</w:t>
-      </w:r>
-    </w:p>
-    <w:p>
-      <w:pPr>
-        <w:rPr>
-          <w:rFonts w:ascii="Times New Roman" w:hAnsi="Times New Roman" w:cs="Times New Roman"/>
-        </w:rPr>
-      </w:pPr>
-    </w:p>
-    <w:p>
-      <w:pPr>
-        <w:pStyle w:val="Heading1"/>
-      </w:pPr>
-      <w:bookmarkStart w:id="9" w:name="_Toc213933300"/>
-      <w:r>
-        <w:t>Code Summary</w:t>
-      </w:r>
-      <w:bookmarkEnd w:id="9"/>
-    </w:p>
-    <w:p>
-      <w:pPr>
-        <w:rPr>
-          <w:rFonts w:ascii="Times New Roman" w:hAnsi="Times New Roman" w:cs="Times New Roman"/>
-        </w:rPr>
-      </w:pPr>
-      <w:r>
-        <w:rPr>
-          <w:rFonts w:ascii="Times New Roman" w:hAnsi="Times New Roman" w:cs="Times New Roman"/>
-        </w:rPr>
-        <w:t xml:space="preserve">The code that runs on the Arduino starts by </w:t>
-      </w:r>
-      <w:r>
-        <w:rPr>
-          <w:rFonts w:ascii="Times New Roman" w:hAnsi="Times New Roman" w:cs="Times New Roman"/>
-        </w:rPr>
-        <w:t>initializing key variables and data structures. As mention</w:t>
-      </w:r>
-      <w:r>
-        <w:rPr>
-          <w:rFonts w:ascii="Times New Roman" w:hAnsi="Times New Roman" w:cs="Times New Roman"/>
-        </w:rPr>
-        <w:t>ed</w:t>
-      </w:r>
-      <w:r>
-        <w:rPr>
-          <w:rFonts w:ascii="Times New Roman" w:hAnsi="Times New Roman" w:cs="Times New Roman"/>
-        </w:rPr>
-        <w:t xml:space="preserve"> before, each datapoint is a temperature timestamp pair where the temperature is an unsigned 8-bit integer and the timestamp is an unsigned 16-bit integer. This gives us a temperature range of 0-255 Fahrenheit and a timestamp range of 0-65536. Our expected temperature readings are not expected to go past 170F, leaving us a good margin of safety. </w:t>
-      </w:r>
-    </w:p>
-    <w:p>
-      <w:pPr>
-        <w:rPr>
-          <w:rFonts w:ascii="Times New Roman" w:hAnsi="Times New Roman" w:cs="Times New Roman"/>
-        </w:rPr>
-      </w:pPr>
-      <w:r>
-        <w:rPr>
-          <w:rFonts w:ascii="Times New Roman" w:hAnsi="Times New Roman" w:cs="Times New Roman"/>
-        </w:rPr>
-        <w:t xml:space="preserve">The probe is controlled by a single button. A short press of the button will begin a testing sequence </w:t>
-      </w:r>
-      <w:r>
-        <w:rPr>
-          <w:rFonts w:ascii="Times New Roman" w:hAnsi="Times New Roman" w:cs="Times New Roman"/>
-        </w:rPr>
-        <w:t>while</w:t>
-      </w:r>
-      <w:r>
-        <w:rPr>
-          <w:rFonts w:ascii="Times New Roman" w:hAnsi="Times New Roman" w:cs="Times New Roman"/>
-        </w:rPr>
-        <w:t xml:space="preserve"> holding the button for several seconds will begin data transfer. The testing sequence begins a loop of reading analog inputs from the thermistor and converting it to Fahrenheit via the Steinhart-Hart equation. These datapoints are saved into a buffer. After the buffer fills up, or the test ends, the buffer is written to the flash storage module.</w:t>
-      </w:r>
-      <w:r>
-        <w:rPr>
-          <w:rFonts w:ascii="Times New Roman" w:hAnsi="Times New Roman" w:cs="Times New Roman"/>
-        </w:rPr>
-        <w:t xml:space="preserve"> Currently, measurements are taken once per second.</w:t>
-      </w:r>
-    </w:p>
-    <w:p>
-      <w:pPr>
-        <w:rPr>
-          <w:rFonts w:ascii="Times New Roman" w:hAnsi="Times New Roman" w:cs="Times New Roman"/>
-        </w:rPr>
-      </w:pPr>
-      <w:r>
-        <w:rPr>
-          <w:rFonts w:ascii="Times New Roman" w:hAnsi="Times New Roman" w:cs="Times New Roman"/>
-        </w:rPr>
-        <w:t>The data transfer function relies on a UART serial connection to a computer. After plugging in the RX and TX pins, the Arduino can read all of the stored data from flash and print them out to a terminal on your PC for analysis.</w:t>
-      </w:r>
-    </w:p>
-    <w:p>
-      <w:pPr>
-        <w:rPr>
-          <w:rFonts w:ascii="Times New Roman" w:hAnsi="Times New Roman" w:cs="Times New Roman"/>
-        </w:rPr>
-      </w:pPr>
-    </w:p>
-    <w:p>
-      <w:pPr>
-        <w:pStyle w:val="Heading1"/>
-      </w:pPr>
-      <w:bookmarkStart w:id="10" w:name="_Toc213933301"/>
-      <w:r>
-        <w:t>Future Improvements</w:t>
-      </w:r>
-      <w:bookmarkEnd w:id="10"/>
+      <w:bookmarkStart w:id="12" w:name="_Toc221735033"/>
+      <w:r>
+        <w:t>Code Improvements</w:t>
+      </w:r>
+      <w:bookmarkEnd w:id="12"/>
+    </w:p>
+    <w:p>
+      <w:pPr>
+        <w:rPr>
+          <w:rFonts w:ascii="Times New Roman" w:hAnsi="Times New Roman" w:cs="Times New Roman"/>
+        </w:rPr>
+      </w:pPr>
+      <w:r>
+        <w:rPr>
+          <w:rFonts w:ascii="Times New Roman" w:hAnsi="Times New Roman" w:cs="Times New Roman"/>
+        </w:rPr>
+        <w:t>There are several areas in which the code can be improved. Right now, the constants used for the Steinhart-Hart equation are general ones for the given 10kOhm resistor and 10kOhm thermistor pair. To get a more accurate Fahrenheit reading, it would be better to calibrate these constants. For the purposes of measuring the decay in thermal energy, this isn’t as critical, but would help provide more useful information.</w:t>
+      </w:r>
     </w:p>
     <w:p>
       <w:pPr>
         <w:pStyle w:val="Heading2"/>
       </w:pPr>
-      <w:bookmarkStart w:id="11" w:name="_Toc213933302"/>
-      <w:r>
-        <w:t>Code Improvements</w:t>
-      </w:r>
-      <w:bookmarkEnd w:id="11"/>
-    </w:p>
-    <w:p>
-      <w:pPr>
-        <w:rPr>
-          <w:rFonts w:ascii="Times New Roman" w:hAnsi="Times New Roman" w:cs="Times New Roman"/>
-        </w:rPr>
-      </w:pPr>
-      <w:r>
-        <w:rPr>
-          <w:rFonts w:ascii="Times New Roman" w:hAnsi="Times New Roman" w:cs="Times New Roman"/>
-        </w:rPr>
-        <w:t>There are several areas in which the code can be improved. Right now, the constants used for the Steinhart-Hart equation are general ones for the given 10kOhm resistor and 10kOhm thermistor pair. To get a more accurate Fahrenheit reading, it would be better to calibrate these constants. For the purposes of measuring the decay in thermal energy, this isn’t as critical, but would help provide more useful information.</w:t>
-      </w:r>
-    </w:p>
-    <w:p>
-      <w:pPr>
-        <w:pStyle w:val="Heading2"/>
-      </w:pPr>
-      <w:r>
-        <w:lastRenderedPageBreak/>
+      <w:bookmarkStart w:id="13" w:name="_Toc221735034"/>
+      <w:r>
         <w:t>Probe Improvements</w:t>
       </w:r>
+      <w:bookmarkEnd w:id="13"/>
     </w:p>
     <w:p>
       <w:pPr>
@@ -1706,7 +2074,7 @@
       </w:r>
     </w:p>
     <w:sectPr>
-      <w:headerReference w:type="default" r:id="rId7"/>
+      <w:headerReference w:type="default" r:id="rId8"/>
       <w:pgSz w:w="12240" w:h="15840"/>
       <w:pgMar w:top="1440" w:right="1440" w:bottom="1440" w:left="1440" w:header="720" w:footer="720" w:gutter="0"/>
       <w:cols w:space="720"/>
@@ -1817,6 +2185,216 @@
     </w:pPr>
   </w:p>
 </w:hdr>
+</file>
+
+<file path=word/numbering.xml><?xml version="1.0" encoding="utf-8"?>
+<w:numbering xmlns:wpc="http://schemas.microsoft.com/office/word/2010/wordprocessingCanvas" xmlns:cx="http://schemas.microsoft.com/office/drawing/2014/chartex" xmlns:cx1="http://schemas.microsoft.com/office/drawing/2015/9/8/chartex" xmlns:cx2="http://schemas.microsoft.com/office/drawing/2015/10/21/chartex" xmlns:cx3="http://schemas.microsoft.com/office/drawing/2016/5/9/chartex" xmlns:cx4="http://schemas.microsoft.com/office/drawing/2016/5/10/chartex" xmlns:cx5="http://schemas.microsoft.com/office/drawing/2016/5/11/chartex" xmlns:cx6="http://schemas.microsoft.com/office/drawing/2016/5/12/chartex" xmlns:cx7="http://schemas.microsoft.com/office/drawing/2016/5/13/chartex" xmlns:cx8="http://schemas.microsoft.com/office/drawing/2016/5/14/chartex" xmlns:mc="http://schemas.openxmlformats.org/markup-compatibility/2006" xmlns:aink="http://schemas.microsoft.com/office/drawing/2016/ink" xmlns:am3d="http://schemas.microsoft.com/office/drawing/2017/model3d" xmlns:o="urn:schemas-microsoft-com:office:office" xmlns:oel="http://schemas.microsoft.com/office/2019/extlst" xmlns:r="http://schemas.openxmlformats.org/officeDocument/2006/relationships" xmlns:m="http://schemas.openxmlformats.org/officeDocument/2006/math" xmlns:v="urn:schemas-microsoft-com:vml" xmlns:wp14="http://schemas.microsoft.com/office/word/2010/wordprocessingDrawing" xmlns:wp="http://schemas.openxmlformats.org/drawingml/2006/wordprocessingDrawing" xmlns:w10="urn:schemas-microsoft-com:office:word" xmlns:w="http://schemas.openxmlformats.org/wordprocessingml/2006/main" xmlns:w14="http://schemas.microsoft.com/office/word/2010/wordml" xmlns:w15="http://schemas.microsoft.com/office/word/2012/wordml" xmlns:w16cex="http://schemas.microsoft.com/office/word/2018/wordml/cex" xmlns:w16cid="http://schemas.microsoft.com/office/word/2016/wordml/cid" xmlns:w16="http://schemas.microsoft.com/office/word/2018/wordml" xmlns:w16du="http://schemas.microsoft.com/office/word/2023/wordml/word16du" xmlns:w16sdtdh="http://schemas.microsoft.com/office/word/2020/wordml/sdtdatahash" xmlns:w16sdtfl="http://schemas.microsoft.com/office/word/2024/wordml/sdtformatlock" xmlns:w16se="http://schemas.microsoft.com/office/word/2015/wordml/symex" xmlns:wpg="http://schemas.microsoft.com/office/word/2010/wordprocessingGroup" xmlns:wpi="http://schemas.microsoft.com/office/word/2010/wordprocessingInk" xmlns:wne="http://schemas.microsoft.com/office/word/2006/wordml" xmlns:wps="http://schemas.microsoft.com/office/word/2010/wordprocessingShape" mc:Ignorable="w14 w15 w16se w16cid w16 w16cex w16sdtdh w16sdtfl w16du wp14">
+  <w:abstractNum w:abstractNumId="0" w15:restartNumberingAfterBreak="0">
+    <w:nsid w:val="7386315A"/>
+    <w:multiLevelType w:val="hybridMultilevel"/>
+    <w:tmpl w:val="0A8E2A42"/>
+    <w:lvl w:ilvl="0" w:tplc="04090001">
+      <w:start w:val="1"/>
+      <w:numFmt w:val="bullet"/>
+      <w:lvlText w:val=""/>
+      <w:lvlJc w:val="left"/>
+      <w:pPr>
+        <w:ind w:left="720" w:hanging="360"/>
+      </w:pPr>
+      <w:rPr>
+        <w:rFonts w:ascii="Symbol" w:hAnsi="Symbol" w:hint="default"/>
+      </w:rPr>
+    </w:lvl>
+    <w:lvl w:ilvl="1" w:tplc="04090003" w:tentative="1">
+      <w:start w:val="1"/>
+      <w:numFmt w:val="bullet"/>
+      <w:lvlText w:val="o"/>
+      <w:lvlJc w:val="left"/>
+      <w:pPr>
+        <w:ind w:left="1440" w:hanging="360"/>
+      </w:pPr>
+      <w:rPr>
+        <w:rFonts w:ascii="Courier New" w:hAnsi="Courier New" w:cs="Courier New" w:hint="default"/>
+      </w:rPr>
+    </w:lvl>
+    <w:lvl w:ilvl="2" w:tplc="04090005" w:tentative="1">
+      <w:start w:val="1"/>
+      <w:numFmt w:val="bullet"/>
+      <w:lvlText w:val=""/>
+      <w:lvlJc w:val="left"/>
+      <w:pPr>
+        <w:ind w:left="2160" w:hanging="360"/>
+      </w:pPr>
+      <w:rPr>
+        <w:rFonts w:ascii="Wingdings" w:hAnsi="Wingdings" w:hint="default"/>
+      </w:rPr>
+    </w:lvl>
+    <w:lvl w:ilvl="3" w:tplc="04090001" w:tentative="1">
+      <w:start w:val="1"/>
+      <w:numFmt w:val="bullet"/>
+      <w:lvlText w:val=""/>
+      <w:lvlJc w:val="left"/>
+      <w:pPr>
+        <w:ind w:left="2880" w:hanging="360"/>
+      </w:pPr>
+      <w:rPr>
+        <w:rFonts w:ascii="Symbol" w:hAnsi="Symbol" w:hint="default"/>
+      </w:rPr>
+    </w:lvl>
+    <w:lvl w:ilvl="4" w:tplc="04090003" w:tentative="1">
+      <w:start w:val="1"/>
+      <w:numFmt w:val="bullet"/>
+      <w:lvlText w:val="o"/>
+      <w:lvlJc w:val="left"/>
+      <w:pPr>
+        <w:ind w:left="3600" w:hanging="360"/>
+      </w:pPr>
+      <w:rPr>
+        <w:rFonts w:ascii="Courier New" w:hAnsi="Courier New" w:cs="Courier New" w:hint="default"/>
+      </w:rPr>
+    </w:lvl>
+    <w:lvl w:ilvl="5" w:tplc="04090005" w:tentative="1">
+      <w:start w:val="1"/>
+      <w:numFmt w:val="bullet"/>
+      <w:lvlText w:val=""/>
+      <w:lvlJc w:val="left"/>
+      <w:pPr>
+        <w:ind w:left="4320" w:hanging="360"/>
+      </w:pPr>
+      <w:rPr>
+        <w:rFonts w:ascii="Wingdings" w:hAnsi="Wingdings" w:hint="default"/>
+      </w:rPr>
+    </w:lvl>
+    <w:lvl w:ilvl="6" w:tplc="04090001" w:tentative="1">
+      <w:start w:val="1"/>
+      <w:numFmt w:val="bullet"/>
+      <w:lvlText w:val=""/>
+      <w:lvlJc w:val="left"/>
+      <w:pPr>
+        <w:ind w:left="5040" w:hanging="360"/>
+      </w:pPr>
+      <w:rPr>
+        <w:rFonts w:ascii="Symbol" w:hAnsi="Symbol" w:hint="default"/>
+      </w:rPr>
+    </w:lvl>
+    <w:lvl w:ilvl="7" w:tplc="04090003" w:tentative="1">
+      <w:start w:val="1"/>
+      <w:numFmt w:val="bullet"/>
+      <w:lvlText w:val="o"/>
+      <w:lvlJc w:val="left"/>
+      <w:pPr>
+        <w:ind w:left="5760" w:hanging="360"/>
+      </w:pPr>
+      <w:rPr>
+        <w:rFonts w:ascii="Courier New" w:hAnsi="Courier New" w:cs="Courier New" w:hint="default"/>
+      </w:rPr>
+    </w:lvl>
+    <w:lvl w:ilvl="8" w:tplc="04090005" w:tentative="1">
+      <w:start w:val="1"/>
+      <w:numFmt w:val="bullet"/>
+      <w:lvlText w:val=""/>
+      <w:lvlJc w:val="left"/>
+      <w:pPr>
+        <w:ind w:left="6480" w:hanging="360"/>
+      </w:pPr>
+      <w:rPr>
+        <w:rFonts w:ascii="Wingdings" w:hAnsi="Wingdings" w:hint="default"/>
+      </w:rPr>
+    </w:lvl>
+  </w:abstractNum>
+  <w:abstractNum w:abstractNumId="1" w15:restartNumberingAfterBreak="0">
+    <w:nsid w:val="7E9A2C5A"/>
+    <w:multiLevelType w:val="hybridMultilevel"/>
+    <w:tmpl w:val="52226ADC"/>
+    <w:lvl w:ilvl="0" w:tplc="0409000F">
+      <w:start w:val="1"/>
+      <w:numFmt w:val="decimal"/>
+      <w:lvlText w:val="%1."/>
+      <w:lvlJc w:val="left"/>
+      <w:pPr>
+        <w:ind w:left="720" w:hanging="360"/>
+      </w:pPr>
+    </w:lvl>
+    <w:lvl w:ilvl="1" w:tplc="04090019">
+      <w:start w:val="1"/>
+      <w:numFmt w:val="lowerLetter"/>
+      <w:lvlText w:val="%2."/>
+      <w:lvlJc w:val="left"/>
+      <w:pPr>
+        <w:ind w:left="1440" w:hanging="360"/>
+      </w:pPr>
+    </w:lvl>
+    <w:lvl w:ilvl="2" w:tplc="0409001B">
+      <w:start w:val="1"/>
+      <w:numFmt w:val="lowerRoman"/>
+      <w:lvlText w:val="%3."/>
+      <w:lvlJc w:val="right"/>
+      <w:pPr>
+        <w:ind w:left="2160" w:hanging="180"/>
+      </w:pPr>
+    </w:lvl>
+    <w:lvl w:ilvl="3" w:tplc="0409000F" w:tentative="1">
+      <w:start w:val="1"/>
+      <w:numFmt w:val="decimal"/>
+      <w:lvlText w:val="%4."/>
+      <w:lvlJc w:val="left"/>
+      <w:pPr>
+        <w:ind w:left="2880" w:hanging="360"/>
+      </w:pPr>
+    </w:lvl>
+    <w:lvl w:ilvl="4" w:tplc="04090019" w:tentative="1">
+      <w:start w:val="1"/>
+      <w:numFmt w:val="lowerLetter"/>
+      <w:lvlText w:val="%5."/>
+      <w:lvlJc w:val="left"/>
+      <w:pPr>
+        <w:ind w:left="3600" w:hanging="360"/>
+      </w:pPr>
+    </w:lvl>
+    <w:lvl w:ilvl="5" w:tplc="0409001B" w:tentative="1">
+      <w:start w:val="1"/>
+      <w:numFmt w:val="lowerRoman"/>
+      <w:lvlText w:val="%6."/>
+      <w:lvlJc w:val="right"/>
+      <w:pPr>
+        <w:ind w:left="4320" w:hanging="180"/>
+      </w:pPr>
+    </w:lvl>
+    <w:lvl w:ilvl="6" w:tplc="0409000F" w:tentative="1">
+      <w:start w:val="1"/>
+      <w:numFmt w:val="decimal"/>
+      <w:lvlText w:val="%7."/>
+      <w:lvlJc w:val="left"/>
+      <w:pPr>
+        <w:ind w:left="5040" w:hanging="360"/>
+      </w:pPr>
+    </w:lvl>
+    <w:lvl w:ilvl="7" w:tplc="04090019" w:tentative="1">
+      <w:start w:val="1"/>
+      <w:numFmt w:val="lowerLetter"/>
+      <w:lvlText w:val="%8."/>
+      <w:lvlJc w:val="left"/>
+      <w:pPr>
+        <w:ind w:left="5760" w:hanging="360"/>
+      </w:pPr>
+    </w:lvl>
+    <w:lvl w:ilvl="8" w:tplc="0409001B" w:tentative="1">
+      <w:start w:val="1"/>
+      <w:numFmt w:val="lowerRoman"/>
+      <w:lvlText w:val="%9."/>
+      <w:lvlJc w:val="right"/>
+      <w:pPr>
+        <w:ind w:left="6480" w:hanging="180"/>
+      </w:pPr>
+    </w:lvl>
+  </w:abstractNum>
+  <w:num w:numId="1" w16cid:durableId="466970136">
+    <w:abstractNumId w:val="0"/>
+  </w:num>
+  <w:num w:numId="2" w16cid:durableId="1317764420">
+    <w:abstractNumId w:val="1"/>
+  </w:num>
+</w:numbering>
 </file>
 
 <file path=word/styles.xml><?xml version="1.0" encoding="utf-8"?>

--- a/Documentation.docx
+++ b/Documentation.docx
@@ -101,7 +101,7 @@
           <w:r>
             <w:fldChar w:fldCharType="separate"/>
           </w:r>
-          <w:hyperlink w:anchor="_Toc221735021" w:history="1">
+          <w:hyperlink w:anchor="_Toc221735744" w:history="1">
             <w:r>
               <w:rPr>
                 <w:rStyle w:val="Hyperlink"/>
@@ -124,7 +124,7 @@
               <w:rPr>
                 <w:webHidden/>
               </w:rPr>
-              <w:instrText xml:space="preserve"> PAGEREF _Toc221735021 \h </w:instrText>
+              <w:instrText xml:space="preserve"> PAGEREF _Toc221735744 \h </w:instrText>
             </w:r>
             <w:r>
               <w:rPr>
@@ -158,7 +158,7 @@
               <w:rFonts w:asciiTheme="minorHAnsi" w:eastAsiaTheme="minorEastAsia" w:hAnsiTheme="minorHAnsi" w:cstheme="minorBidi"/>
             </w:rPr>
           </w:pPr>
-          <w:hyperlink w:anchor="_Toc221735022" w:history="1">
+          <w:hyperlink w:anchor="_Toc221735745" w:history="1">
             <w:r>
               <w:rPr>
                 <w:rStyle w:val="Hyperlink"/>
@@ -181,7 +181,7 @@
               <w:rPr>
                 <w:webHidden/>
               </w:rPr>
-              <w:instrText xml:space="preserve"> PAGEREF _Toc221735022 \h </w:instrText>
+              <w:instrText xml:space="preserve"> PAGEREF _Toc221735745 \h </w:instrText>
             </w:r>
             <w:r>
               <w:rPr>
@@ -198,7 +198,7 @@
               <w:rPr>
                 <w:webHidden/>
               </w:rPr>
-              <w:t>1</w:t>
+              <w:t>2</w:t>
             </w:r>
             <w:r>
               <w:rPr>
@@ -215,7 +215,7 @@
               <w:rFonts w:asciiTheme="minorHAnsi" w:eastAsiaTheme="minorEastAsia" w:hAnsiTheme="minorHAnsi" w:cstheme="minorBidi"/>
             </w:rPr>
           </w:pPr>
-          <w:hyperlink w:anchor="_Toc221735023" w:history="1">
+          <w:hyperlink w:anchor="_Toc221735746" w:history="1">
             <w:r>
               <w:rPr>
                 <w:rStyle w:val="Hyperlink"/>
@@ -238,7 +238,7 @@
               <w:rPr>
                 <w:webHidden/>
               </w:rPr>
-              <w:instrText xml:space="preserve"> PAGEREF _Toc221735023 \h </w:instrText>
+              <w:instrText xml:space="preserve"> PAGEREF _Toc221735746 \h </w:instrText>
             </w:r>
             <w:r>
               <w:rPr>
@@ -272,7 +272,7 @@
               <w:rFonts w:asciiTheme="minorHAnsi" w:eastAsiaTheme="minorEastAsia" w:hAnsiTheme="minorHAnsi" w:cstheme="minorBidi"/>
             </w:rPr>
           </w:pPr>
-          <w:hyperlink w:anchor="_Toc221735024" w:history="1">
+          <w:hyperlink w:anchor="_Toc221735747" w:history="1">
             <w:r>
               <w:rPr>
                 <w:rStyle w:val="Hyperlink"/>
@@ -295,7 +295,7 @@
               <w:rPr>
                 <w:webHidden/>
               </w:rPr>
-              <w:instrText xml:space="preserve"> PAGEREF _Toc221735024 \h </w:instrText>
+              <w:instrText xml:space="preserve"> PAGEREF _Toc221735747 \h </w:instrText>
             </w:r>
             <w:r>
               <w:rPr>
@@ -329,7 +329,7 @@
               <w:rFonts w:asciiTheme="minorHAnsi" w:eastAsiaTheme="minorEastAsia" w:hAnsiTheme="minorHAnsi" w:cstheme="minorBidi"/>
             </w:rPr>
           </w:pPr>
-          <w:hyperlink w:anchor="_Toc221735025" w:history="1">
+          <w:hyperlink w:anchor="_Toc221735748" w:history="1">
             <w:r>
               <w:rPr>
                 <w:rStyle w:val="Hyperlink"/>
@@ -352,7 +352,7 @@
               <w:rPr>
                 <w:webHidden/>
               </w:rPr>
-              <w:instrText xml:space="preserve"> PAGEREF _Toc221735025 \h </w:instrText>
+              <w:instrText xml:space="preserve"> PAGEREF _Toc221735748 \h </w:instrText>
             </w:r>
             <w:r>
               <w:rPr>
@@ -386,7 +386,7 @@
               <w:rFonts w:asciiTheme="minorHAnsi" w:eastAsiaTheme="minorEastAsia" w:hAnsiTheme="minorHAnsi" w:cstheme="minorBidi"/>
             </w:rPr>
           </w:pPr>
-          <w:hyperlink w:anchor="_Toc221735026" w:history="1">
+          <w:hyperlink w:anchor="_Toc221735749" w:history="1">
             <w:r>
               <w:rPr>
                 <w:rStyle w:val="Hyperlink"/>
@@ -409,7 +409,7 @@
               <w:rPr>
                 <w:webHidden/>
               </w:rPr>
-              <w:instrText xml:space="preserve"> PAGEREF _Toc221735026 \h </w:instrText>
+              <w:instrText xml:space="preserve"> PAGEREF _Toc221735749 \h </w:instrText>
             </w:r>
             <w:r>
               <w:rPr>
@@ -443,7 +443,7 @@
               <w:rFonts w:asciiTheme="minorHAnsi" w:eastAsiaTheme="minorEastAsia" w:hAnsiTheme="minorHAnsi" w:cstheme="minorBidi"/>
             </w:rPr>
           </w:pPr>
-          <w:hyperlink w:anchor="_Toc221735027" w:history="1">
+          <w:hyperlink w:anchor="_Toc221735750" w:history="1">
             <w:r>
               <w:rPr>
                 <w:rStyle w:val="Hyperlink"/>
@@ -466,7 +466,7 @@
               <w:rPr>
                 <w:webHidden/>
               </w:rPr>
-              <w:instrText xml:space="preserve"> PAGEREF _Toc221735027 \h </w:instrText>
+              <w:instrText xml:space="preserve"> PAGEREF _Toc221735750 \h </w:instrText>
             </w:r>
             <w:r>
               <w:rPr>
@@ -500,7 +500,7 @@
               <w:rFonts w:asciiTheme="minorHAnsi" w:eastAsiaTheme="minorEastAsia" w:hAnsiTheme="minorHAnsi" w:cstheme="minorBidi"/>
             </w:rPr>
           </w:pPr>
-          <w:hyperlink w:anchor="_Toc221735028" w:history="1">
+          <w:hyperlink w:anchor="_Toc221735751" w:history="1">
             <w:r>
               <w:rPr>
                 <w:rStyle w:val="Hyperlink"/>
@@ -523,7 +523,7 @@
               <w:rPr>
                 <w:webHidden/>
               </w:rPr>
-              <w:instrText xml:space="preserve"> PAGEREF _Toc221735028 \h </w:instrText>
+              <w:instrText xml:space="preserve"> PAGEREF _Toc221735751 \h </w:instrText>
             </w:r>
             <w:r>
               <w:rPr>
@@ -557,7 +557,7 @@
               <w:rFonts w:asciiTheme="minorHAnsi" w:eastAsiaTheme="minorEastAsia" w:hAnsiTheme="minorHAnsi" w:cstheme="minorBidi"/>
             </w:rPr>
           </w:pPr>
-          <w:hyperlink w:anchor="_Toc221735029" w:history="1">
+          <w:hyperlink w:anchor="_Toc221735752" w:history="1">
             <w:r>
               <w:rPr>
                 <w:rStyle w:val="Hyperlink"/>
@@ -580,7 +580,7 @@
               <w:rPr>
                 <w:webHidden/>
               </w:rPr>
-              <w:instrText xml:space="preserve"> PAGEREF _Toc221735029 \h </w:instrText>
+              <w:instrText xml:space="preserve"> PAGEREF _Toc221735752 \h </w:instrText>
             </w:r>
             <w:r>
               <w:rPr>
@@ -614,7 +614,7 @@
               <w:rFonts w:asciiTheme="minorHAnsi" w:eastAsiaTheme="minorEastAsia" w:hAnsiTheme="minorHAnsi" w:cstheme="minorBidi"/>
             </w:rPr>
           </w:pPr>
-          <w:hyperlink w:anchor="_Toc221735030" w:history="1">
+          <w:hyperlink w:anchor="_Toc221735753" w:history="1">
             <w:r>
               <w:rPr>
                 <w:rStyle w:val="Hyperlink"/>
@@ -637,7 +637,7 @@
               <w:rPr>
                 <w:webHidden/>
               </w:rPr>
-              <w:instrText xml:space="preserve"> PAGEREF _Toc221735030 \h </w:instrText>
+              <w:instrText xml:space="preserve"> PAGEREF _Toc221735753 \h </w:instrText>
             </w:r>
             <w:r>
               <w:rPr>
@@ -671,7 +671,7 @@
               <w:rFonts w:asciiTheme="minorHAnsi" w:eastAsiaTheme="minorEastAsia" w:hAnsiTheme="minorHAnsi" w:cstheme="minorBidi"/>
             </w:rPr>
           </w:pPr>
-          <w:hyperlink w:anchor="_Toc221735031" w:history="1">
+          <w:hyperlink w:anchor="_Toc221735754" w:history="1">
             <w:r>
               <w:rPr>
                 <w:rStyle w:val="Hyperlink"/>
@@ -694,7 +694,7 @@
               <w:rPr>
                 <w:webHidden/>
               </w:rPr>
-              <w:instrText xml:space="preserve"> PAGEREF _Toc221735031 \h </w:instrText>
+              <w:instrText xml:space="preserve"> PAGEREF _Toc221735754 \h </w:instrText>
             </w:r>
             <w:r>
               <w:rPr>
@@ -711,7 +711,64 @@
               <w:rPr>
                 <w:webHidden/>
               </w:rPr>
-              <w:t>5</w:t>
+              <w:t>4</w:t>
+            </w:r>
+            <w:r>
+              <w:rPr>
+                <w:webHidden/>
+              </w:rPr>
+              <w:fldChar w:fldCharType="end"/>
+            </w:r>
+          </w:hyperlink>
+        </w:p>
+        <w:p>
+          <w:pPr>
+            <w:pStyle w:val="TOC2"/>
+            <w:rPr>
+              <w:rFonts w:asciiTheme="minorHAnsi" w:eastAsiaTheme="minorEastAsia" w:hAnsiTheme="minorHAnsi" w:cstheme="minorBidi"/>
+            </w:rPr>
+          </w:pPr>
+          <w:hyperlink w:anchor="_Toc221735755" w:history="1">
+            <w:r>
+              <w:rPr>
+                <w:rStyle w:val="Hyperlink"/>
+              </w:rPr>
+              <w:t>Quick Start</w:t>
+            </w:r>
+            <w:r>
+              <w:rPr>
+                <w:webHidden/>
+              </w:rPr>
+              <w:tab/>
+            </w:r>
+            <w:r>
+              <w:rPr>
+                <w:webHidden/>
+              </w:rPr>
+              <w:fldChar w:fldCharType="begin"/>
+            </w:r>
+            <w:r>
+              <w:rPr>
+                <w:webHidden/>
+              </w:rPr>
+              <w:instrText xml:space="preserve"> PAGEREF _Toc221735755 \h </w:instrText>
+            </w:r>
+            <w:r>
+              <w:rPr>
+                <w:webHidden/>
+              </w:rPr>
+            </w:r>
+            <w:r>
+              <w:rPr>
+                <w:webHidden/>
+              </w:rPr>
+              <w:fldChar w:fldCharType="separate"/>
+            </w:r>
+            <w:r>
+              <w:rPr>
+                <w:webHidden/>
+              </w:rPr>
+              <w:t>4</w:t>
             </w:r>
             <w:r>
               <w:rPr>
@@ -728,7 +785,7 @@
               <w:rFonts w:asciiTheme="minorHAnsi" w:eastAsiaTheme="minorEastAsia" w:hAnsiTheme="minorHAnsi" w:cstheme="minorBidi"/>
             </w:rPr>
           </w:pPr>
-          <w:hyperlink w:anchor="_Toc221735032" w:history="1">
+          <w:hyperlink w:anchor="_Toc221735756" w:history="1">
             <w:r>
               <w:rPr>
                 <w:rStyle w:val="Hyperlink"/>
@@ -751,7 +808,7 @@
               <w:rPr>
                 <w:webHidden/>
               </w:rPr>
-              <w:instrText xml:space="preserve"> PAGEREF _Toc221735032 \h </w:instrText>
+              <w:instrText xml:space="preserve"> PAGEREF _Toc221735756 \h </w:instrText>
             </w:r>
             <w:r>
               <w:rPr>
@@ -785,7 +842,7 @@
               <w:rFonts w:asciiTheme="minorHAnsi" w:eastAsiaTheme="minorEastAsia" w:hAnsiTheme="minorHAnsi" w:cstheme="minorBidi"/>
             </w:rPr>
           </w:pPr>
-          <w:hyperlink w:anchor="_Toc221735033" w:history="1">
+          <w:hyperlink w:anchor="_Toc221735757" w:history="1">
             <w:r>
               <w:rPr>
                 <w:rStyle w:val="Hyperlink"/>
@@ -808,7 +865,7 @@
               <w:rPr>
                 <w:webHidden/>
               </w:rPr>
-              <w:instrText xml:space="preserve"> PAGEREF _Toc221735033 \h </w:instrText>
+              <w:instrText xml:space="preserve"> PAGEREF _Toc221735757 \h </w:instrText>
             </w:r>
             <w:r>
               <w:rPr>
@@ -842,7 +899,7 @@
               <w:rFonts w:asciiTheme="minorHAnsi" w:eastAsiaTheme="minorEastAsia" w:hAnsiTheme="minorHAnsi" w:cstheme="minorBidi"/>
             </w:rPr>
           </w:pPr>
-          <w:hyperlink w:anchor="_Toc221735034" w:history="1">
+          <w:hyperlink w:anchor="_Toc221735758" w:history="1">
             <w:r>
               <w:rPr>
                 <w:rStyle w:val="Hyperlink"/>
@@ -865,7 +922,7 @@
               <w:rPr>
                 <w:webHidden/>
               </w:rPr>
-              <w:instrText xml:space="preserve"> PAGEREF _Toc221735034 \h </w:instrText>
+              <w:instrText xml:space="preserve"> PAGEREF _Toc221735758 \h </w:instrText>
             </w:r>
             <w:r>
               <w:rPr>
@@ -908,7 +965,7 @@
       <w:pPr>
         <w:pStyle w:val="Heading1"/>
       </w:pPr>
-      <w:bookmarkStart w:id="0" w:name="_Toc221735021"/>
+      <w:bookmarkStart w:id="0" w:name="_Toc221735744"/>
       <w:r>
         <w:t>Context</w:t>
       </w:r>
@@ -955,8 +1012,9 @@
       <w:pPr>
         <w:pStyle w:val="Heading1"/>
       </w:pPr>
-      <w:bookmarkStart w:id="1" w:name="_Toc221735022"/>
-      <w:r>
+      <w:bookmarkStart w:id="1" w:name="_Toc221735745"/>
+      <w:r>
+        <w:lastRenderedPageBreak/>
         <w:t>Objective</w:t>
       </w:r>
       <w:r>
@@ -980,162 +1038,489 @@
         <w:rPr>
           <w:rFonts w:ascii="Times New Roman" w:hAnsi="Times New Roman" w:cs="Times New Roman"/>
         </w:rPr>
-        <w:t xml:space="preserve">We have currently performed tests </w:t>
+        <w:t>We have currently performed tests on a stationary buggy by lifting it up, installing the heated wheels and manually spinning it, measuring temperatures with an infrared thermometer at different intervals. This does not provide a continuous stream of temperature information and doesn’t allow for testing heated wheels on a buggy rolling on the ground. It also requires removing the fairing covers to get an accurate reading. The infrared thermometer also appears to detect heat signals from the rim or other components in the fairings, sometimes muddying the results.</w:t>
+      </w:r>
+    </w:p>
+    <w:p>
+      <w:pPr>
+        <w:rPr>
+          <w:rFonts w:ascii="Times New Roman" w:hAnsi="Times New Roman" w:cs="Times New Roman"/>
+        </w:rPr>
+      </w:pPr>
+      <w:r>
+        <w:rPr>
+          <w:rFonts w:ascii="Times New Roman" w:hAnsi="Times New Roman" w:cs="Times New Roman"/>
+        </w:rPr>
+        <w:t>Ideally, we would prefer to get more temperature readings as the wheel cools down to determine the rate of cooling. We would also want to measure the temperature as the buggy rolls in a scenario that is more representative of an actual race.</w:t>
+      </w:r>
+    </w:p>
+    <w:p>
+      <w:pPr>
+        <w:rPr>
+          <w:rFonts w:ascii="Times New Roman" w:hAnsi="Times New Roman" w:cs="Times New Roman"/>
+        </w:rPr>
+      </w:pPr>
+      <w:r>
+        <w:rPr>
+          <w:rFonts w:ascii="Times New Roman" w:hAnsi="Times New Roman" w:cs="Times New Roman"/>
+        </w:rPr>
+        <w:t xml:space="preserve">To this end, we would need a device that continually measures the temperature of the wheel </w:t>
+      </w:r>
+      <w:r>
+        <w:rPr>
+          <w:rFonts w:ascii="Times New Roman" w:hAnsi="Times New Roman" w:cs="Times New Roman"/>
+        </w:rPr>
+        <w:t xml:space="preserve">while </w:t>
+      </w:r>
+      <w:r>
+        <w:rPr>
+          <w:rFonts w:ascii="Times New Roman" w:hAnsi="Times New Roman" w:cs="Times New Roman"/>
+        </w:rPr>
+        <w:t xml:space="preserve">storing or transmitting the results. This would require </w:t>
+      </w:r>
+      <w:r>
+        <w:rPr>
+          <w:rFonts w:ascii="Times New Roman" w:hAnsi="Times New Roman" w:cs="Times New Roman"/>
+        </w:rPr>
+        <w:t>a device that fits within the fairings and that does not impede the function of the wheel, brakes or steering.</w:t>
+      </w:r>
+    </w:p>
+    <w:p>
+      <w:pPr>
+        <w:rPr>
+          <w:rFonts w:ascii="Times New Roman" w:hAnsi="Times New Roman" w:cs="Times New Roman"/>
+        </w:rPr>
+      </w:pPr>
+      <w:r>
+        <w:rPr>
+          <w:rFonts w:ascii="Times New Roman" w:hAnsi="Times New Roman" w:cs="Times New Roman"/>
+        </w:rPr>
+        <w:t>The device needs to also measure the initial temperature as the wheel comes out of the heater, meaning it must withstand temperatures up to 170F (the agreed upon max temperature for our wheels polyurethane).</w:t>
+      </w:r>
+    </w:p>
+    <w:p>
+      <w:pPr>
+        <w:rPr>
+          <w:rFonts w:ascii="Times New Roman" w:hAnsi="Times New Roman" w:cs="Times New Roman"/>
+        </w:rPr>
+      </w:pPr>
+    </w:p>
+    <w:p>
+      <w:pPr>
+        <w:pStyle w:val="Heading1"/>
+      </w:pPr>
+      <w:bookmarkStart w:id="2" w:name="_Toc221735746"/>
+      <w:r>
+        <w:t>Proposed Solution</w:t>
+      </w:r>
+      <w:bookmarkEnd w:id="2"/>
+    </w:p>
+    <w:p>
+      <w:pPr>
+        <w:rPr>
+          <w:rFonts w:ascii="Times New Roman" w:hAnsi="Times New Roman" w:cs="Times New Roman"/>
+        </w:rPr>
+      </w:pPr>
+      <w:r>
+        <w:rPr>
+          <w:rFonts w:ascii="Times New Roman" w:hAnsi="Times New Roman" w:cs="Times New Roman"/>
+        </w:rPr>
+        <w:t xml:space="preserve">The internals of the fairings have very little extra clearance. To ensure that the probe will not interfere with any of these critical components, the only viable free space appears to be </w:t>
+      </w:r>
+      <w:r>
+        <w:rPr>
+          <w:rFonts w:ascii="Times New Roman" w:hAnsi="Times New Roman" w:cs="Times New Roman"/>
+        </w:rPr>
+        <w:t>between</w:t>
+      </w:r>
+      <w:r>
+        <w:rPr>
+          <w:rFonts w:ascii="Times New Roman" w:hAnsi="Times New Roman" w:cs="Times New Roman"/>
+        </w:rPr>
+        <w:t xml:space="preserve"> the spokes of rim</w:t>
+      </w:r>
+      <w:r>
+        <w:rPr>
+          <w:rFonts w:ascii="Times New Roman" w:hAnsi="Times New Roman" w:cs="Times New Roman"/>
+        </w:rPr>
+        <w:t>. Due to the spinning of the wheels</w:t>
+      </w:r>
+      <w:r>
+        <w:rPr>
+          <w:rFonts w:ascii="Times New Roman" w:hAnsi="Times New Roman" w:cs="Times New Roman"/>
+        </w:rPr>
+        <w:t xml:space="preserve">, batteries, sensors and microprocessors cannot be stored elsewhere on the buggy without the use of a slipring or modification of the buggy shell. This leaves </w:t>
+      </w:r>
+      <w:r>
+        <w:rPr>
+          <w:rFonts w:ascii="Times New Roman" w:hAnsi="Times New Roman" w:cs="Times New Roman"/>
+        </w:rPr>
+        <w:t>~2-3 cubic inches of</w:t>
+      </w:r>
+      <w:r>
+        <w:rPr>
+          <w:rFonts w:ascii="Times New Roman" w:hAnsi="Times New Roman" w:cs="Times New Roman"/>
+        </w:rPr>
+        <w:t xml:space="preserve"> space to fit a measurement probe.</w:t>
+      </w:r>
+    </w:p>
+    <w:p>
+      <w:pPr>
+        <w:rPr>
+          <w:rFonts w:ascii="Times New Roman" w:hAnsi="Times New Roman" w:cs="Times New Roman"/>
+        </w:rPr>
+      </w:pPr>
+      <w:r>
+        <w:rPr>
+          <w:rFonts w:ascii="Times New Roman" w:hAnsi="Times New Roman" w:cs="Times New Roman"/>
+        </w:rPr>
+        <w:t xml:space="preserve">To accomplish </w:t>
+      </w:r>
+      <w:r>
+        <w:rPr>
+          <w:rFonts w:ascii="Times New Roman" w:hAnsi="Times New Roman" w:cs="Times New Roman"/>
+        </w:rPr>
+        <w:t>this,</w:t>
+      </w:r>
+      <w:r>
+        <w:rPr>
+          <w:rFonts w:ascii="Times New Roman" w:hAnsi="Times New Roman" w:cs="Times New Roman"/>
+        </w:rPr>
+        <w:t xml:space="preserve"> I decided to develop a battery powered, Arduino based</w:t>
+      </w:r>
+      <w:r>
+        <w:rPr>
+          <w:rFonts w:ascii="Times New Roman" w:hAnsi="Times New Roman" w:cs="Times New Roman"/>
+        </w:rPr>
+        <w:t>,</w:t>
+      </w:r>
+      <w:r>
+        <w:rPr>
+          <w:rFonts w:ascii="Times New Roman" w:hAnsi="Times New Roman" w:cs="Times New Roman"/>
+        </w:rPr>
+        <w:t xml:space="preserve"> temperature probe that fits within the spokes of the wheels to record the temperature of the polyurethane as the buggy rolls. The device will store the measurements for output and review afterwards. </w:t>
+      </w:r>
+    </w:p>
+    <w:p>
+      <w:pPr>
+        <w:pStyle w:val="Heading1"/>
+      </w:pPr>
+      <w:bookmarkStart w:id="3" w:name="_Toc221735747"/>
+      <w:r>
+        <w:t>Design Choices</w:t>
+      </w:r>
+      <w:bookmarkEnd w:id="3"/>
+    </w:p>
+    <w:p>
+      <w:pPr>
+        <w:pStyle w:val="Heading2"/>
+      </w:pPr>
+      <w:bookmarkStart w:id="4" w:name="_Toc221735748"/>
+      <w:r>
+        <w:t>Microprocessor</w:t>
+      </w:r>
+      <w:bookmarkEnd w:id="4"/>
+    </w:p>
+    <w:p>
+      <w:pPr>
+        <w:rPr>
+          <w:rFonts w:ascii="Times New Roman" w:hAnsi="Times New Roman" w:cs="Times New Roman"/>
+        </w:rPr>
+      </w:pPr>
+      <w:r>
+        <w:rPr>
+          <w:rFonts w:ascii="Times New Roman" w:hAnsi="Times New Roman" w:cs="Times New Roman"/>
+        </w:rPr>
+        <w:t xml:space="preserve">To accomplish this, I opted to use an Arduino pro Mini 3.3v. This is one of the smaller microprocessors and its dimensions just barely fit within the allotted space. I opt for the 3.3v version instead of the 5v as I do not need the extra clock speed that the 5v version has. The 3.3v </w:t>
       </w:r>
       <w:r>
         <w:rPr>
           <w:rFonts w:ascii="Times New Roman" w:hAnsi="Times New Roman" w:cs="Times New Roman"/>
         </w:rPr>
         <w:lastRenderedPageBreak/>
-        <w:t>on a stationary buggy by lifting it up, installing the heated wheels and manually spinning it, measuring temperatures with an infrared thermometer at different intervals. This does not provide a continuous stream of temperature information and doesn’t allow for testing heated wheels on a buggy rolling on the ground. It also requires removing the fairing covers to get an accurate reading. The infrared thermometer also appears to detect heat signals from the rim or other components in the fairings, sometimes muddying the results.</w:t>
-      </w:r>
-    </w:p>
-    <w:p>
-      <w:pPr>
-        <w:rPr>
-          <w:rFonts w:ascii="Times New Roman" w:hAnsi="Times New Roman" w:cs="Times New Roman"/>
-        </w:rPr>
-      </w:pPr>
-      <w:r>
-        <w:rPr>
-          <w:rFonts w:ascii="Times New Roman" w:hAnsi="Times New Roman" w:cs="Times New Roman"/>
-        </w:rPr>
-        <w:t>Ideally, we would prefer to get more temperature readings as the wheel cools down to determine the rate of cooling. We would also want to measure the temperature as the buggy rolls in a scenario that is more representative of an actual race.</w:t>
-      </w:r>
-    </w:p>
-    <w:p>
-      <w:pPr>
-        <w:rPr>
-          <w:rFonts w:ascii="Times New Roman" w:hAnsi="Times New Roman" w:cs="Times New Roman"/>
-        </w:rPr>
-      </w:pPr>
-      <w:r>
-        <w:rPr>
-          <w:rFonts w:ascii="Times New Roman" w:hAnsi="Times New Roman" w:cs="Times New Roman"/>
-        </w:rPr>
-        <w:t xml:space="preserve">To this end, we would need a device that continually measures the temperature of the wheel </w:t>
-      </w:r>
-      <w:r>
-        <w:rPr>
-          <w:rFonts w:ascii="Times New Roman" w:hAnsi="Times New Roman" w:cs="Times New Roman"/>
-        </w:rPr>
-        <w:t xml:space="preserve">while </w:t>
-      </w:r>
-      <w:r>
-        <w:rPr>
-          <w:rFonts w:ascii="Times New Roman" w:hAnsi="Times New Roman" w:cs="Times New Roman"/>
-        </w:rPr>
-        <w:t xml:space="preserve">storing or transmitting the results. This would require </w:t>
-      </w:r>
-      <w:r>
-        <w:rPr>
-          <w:rFonts w:ascii="Times New Roman" w:hAnsi="Times New Roman" w:cs="Times New Roman"/>
-        </w:rPr>
-        <w:t>a device that fits within the fairings and that does not impede the function of the wheel, brakes or steering.</w:t>
-      </w:r>
-    </w:p>
-    <w:p>
-      <w:pPr>
-        <w:rPr>
-          <w:rFonts w:ascii="Times New Roman" w:hAnsi="Times New Roman" w:cs="Times New Roman"/>
-        </w:rPr>
-      </w:pPr>
-      <w:r>
-        <w:rPr>
-          <w:rFonts w:ascii="Times New Roman" w:hAnsi="Times New Roman" w:cs="Times New Roman"/>
-        </w:rPr>
-        <w:t>The device needs to also measure the initial temperature as the wheel comes out of the heater, meaning it must withstand temperatures up to 170F (the agreed upon max temperature for our wheels polyurethane).</w:t>
-      </w:r>
-    </w:p>
-    <w:p>
-      <w:pPr>
-        <w:rPr>
-          <w:rFonts w:ascii="Times New Roman" w:hAnsi="Times New Roman" w:cs="Times New Roman"/>
-        </w:rPr>
-      </w:pPr>
-    </w:p>
-    <w:p>
-      <w:pPr>
-        <w:pStyle w:val="Heading1"/>
-      </w:pPr>
-      <w:bookmarkStart w:id="2" w:name="_Toc221735023"/>
-      <w:r>
-        <w:t>Proposed Solution</w:t>
-      </w:r>
-      <w:bookmarkEnd w:id="2"/>
-    </w:p>
-    <w:p>
-      <w:pPr>
-        <w:rPr>
-          <w:rFonts w:ascii="Times New Roman" w:hAnsi="Times New Roman" w:cs="Times New Roman"/>
-        </w:rPr>
-      </w:pPr>
-      <w:r>
-        <w:rPr>
-          <w:rFonts w:ascii="Times New Roman" w:hAnsi="Times New Roman" w:cs="Times New Roman"/>
-        </w:rPr>
-        <w:t xml:space="preserve">The internals of the fairings have very little extra clearance. To ensure that the probe will not interfere with any of these critical components, the only viable free space appears to be </w:t>
-      </w:r>
-      <w:r>
-        <w:rPr>
-          <w:rFonts w:ascii="Times New Roman" w:hAnsi="Times New Roman" w:cs="Times New Roman"/>
-        </w:rPr>
-        <w:t>between</w:t>
-      </w:r>
-      <w:r>
-        <w:rPr>
-          <w:rFonts w:ascii="Times New Roman" w:hAnsi="Times New Roman" w:cs="Times New Roman"/>
-        </w:rPr>
-        <w:t xml:space="preserve"> the spokes of rim</w:t>
-      </w:r>
-      <w:r>
-        <w:rPr>
-          <w:rFonts w:ascii="Times New Roman" w:hAnsi="Times New Roman" w:cs="Times New Roman"/>
-        </w:rPr>
-        <w:t>. Due to the spinning of the wheels</w:t>
-      </w:r>
-      <w:r>
-        <w:rPr>
-          <w:rFonts w:ascii="Times New Roman" w:hAnsi="Times New Roman" w:cs="Times New Roman"/>
-        </w:rPr>
-        <w:t xml:space="preserve">, batteries, sensors and microprocessors cannot be stored elsewhere on the buggy without the use of a slipring or modification of the buggy shell. This leaves </w:t>
-      </w:r>
-      <w:r>
-        <w:rPr>
-          <w:rFonts w:ascii="Times New Roman" w:hAnsi="Times New Roman" w:cs="Times New Roman"/>
-        </w:rPr>
-        <w:t>~2-3 cubic inches of</w:t>
-      </w:r>
-      <w:r>
-        <w:rPr>
-          <w:rFonts w:ascii="Times New Roman" w:hAnsi="Times New Roman" w:cs="Times New Roman"/>
-        </w:rPr>
-        <w:t xml:space="preserve"> space to fit a measurement probe.</w:t>
-      </w:r>
-    </w:p>
-    <w:p>
-      <w:pPr>
-        <w:rPr>
-          <w:rFonts w:ascii="Times New Roman" w:hAnsi="Times New Roman" w:cs="Times New Roman"/>
-        </w:rPr>
-      </w:pPr>
-      <w:r>
-        <w:rPr>
-          <w:rFonts w:ascii="Times New Roman" w:hAnsi="Times New Roman" w:cs="Times New Roman"/>
-        </w:rPr>
-        <w:t xml:space="preserve">To accomplish </w:t>
-      </w:r>
-      <w:r>
-        <w:rPr>
-          <w:rFonts w:ascii="Times New Roman" w:hAnsi="Times New Roman" w:cs="Times New Roman"/>
-        </w:rPr>
-        <w:t>this,</w:t>
-      </w:r>
-      <w:r>
-        <w:rPr>
-          <w:rFonts w:ascii="Times New Roman" w:hAnsi="Times New Roman" w:cs="Times New Roman"/>
-        </w:rPr>
-        <w:t xml:space="preserve"> I decided to develop a battery powered, Arduino based</w:t>
+        <w:t>version allows me to use common coin cells to power the device, preventing the need for larger batteries.</w:t>
+      </w:r>
+    </w:p>
+    <w:p>
+      <w:pPr>
+        <w:pStyle w:val="Heading2"/>
+      </w:pPr>
+      <w:bookmarkStart w:id="5" w:name="_Toc221735749"/>
+      <w:r>
+        <w:t>Power</w:t>
+      </w:r>
+      <w:bookmarkEnd w:id="5"/>
+    </w:p>
+    <w:p>
+      <w:pPr>
+        <w:rPr>
+          <w:rFonts w:ascii="Times New Roman" w:hAnsi="Times New Roman" w:cs="Times New Roman"/>
+        </w:rPr>
+      </w:pPr>
+      <w:r>
+        <w:rPr>
+          <w:rFonts w:ascii="Times New Roman" w:hAnsi="Times New Roman" w:cs="Times New Roman"/>
+        </w:rPr>
+        <w:t>I chose to use a</w:t>
+      </w:r>
+      <w:r>
+        <w:rPr>
+          <w:rFonts w:ascii="Times New Roman" w:hAnsi="Times New Roman" w:cs="Times New Roman"/>
+        </w:rPr>
+        <w:t xml:space="preserve"> pair</w:t>
+      </w:r>
+      <w:r>
+        <w:rPr>
+          <w:rFonts w:ascii="Times New Roman" w:hAnsi="Times New Roman" w:cs="Times New Roman"/>
+        </w:rPr>
+        <w:t xml:space="preserve"> </w:t>
+      </w:r>
+      <w:r>
+        <w:rPr>
+          <w:rFonts w:ascii="Times New Roman" w:hAnsi="Times New Roman" w:cs="Times New Roman"/>
+        </w:rPr>
+        <w:t xml:space="preserve">of </w:t>
+      </w:r>
+      <w:r>
+        <w:rPr>
+          <w:rFonts w:ascii="Times New Roman" w:hAnsi="Times New Roman" w:cs="Times New Roman"/>
+        </w:rPr>
+        <w:t>CR2</w:t>
+      </w:r>
+      <w:r>
+        <w:rPr>
+          <w:rFonts w:ascii="Times New Roman" w:hAnsi="Times New Roman" w:cs="Times New Roman"/>
+        </w:rPr>
+        <w:t>032</w:t>
+      </w:r>
+      <w:r>
+        <w:rPr>
+          <w:rFonts w:ascii="Times New Roman" w:hAnsi="Times New Roman" w:cs="Times New Roman"/>
+        </w:rPr>
+        <w:t xml:space="preserve"> coin cell batter</w:t>
+      </w:r>
+      <w:r>
+        <w:rPr>
+          <w:rFonts w:ascii="Times New Roman" w:hAnsi="Times New Roman" w:cs="Times New Roman"/>
+        </w:rPr>
+        <w:t>ies</w:t>
+      </w:r>
+      <w:r>
+        <w:rPr>
+          <w:rFonts w:ascii="Times New Roman" w:hAnsi="Times New Roman" w:cs="Times New Roman"/>
+        </w:rPr>
+        <w:t>. This is a small battery that has a diameter less than the width of the rims. It provides 3.3v DC</w:t>
+      </w:r>
+      <w:r>
+        <w:rPr>
+          <w:rFonts w:ascii="Times New Roman" w:hAnsi="Times New Roman" w:cs="Times New Roman"/>
+        </w:rPr>
+        <w:t xml:space="preserve"> and a peak current of </w:t>
+      </w:r>
+      <w:r>
+        <w:rPr>
+          <w:rFonts w:ascii="Times New Roman" w:hAnsi="Times New Roman" w:cs="Times New Roman"/>
+        </w:rPr>
+        <w:t>~</w:t>
+      </w:r>
+      <w:r>
+        <w:rPr>
+          <w:rFonts w:ascii="Times New Roman" w:hAnsi="Times New Roman" w:cs="Times New Roman"/>
+        </w:rPr>
+        <w:t>20mA</w:t>
+      </w:r>
+      <w:r>
+        <w:rPr>
+          <w:rFonts w:ascii="Times New Roman" w:hAnsi="Times New Roman" w:cs="Times New Roman"/>
+        </w:rPr>
+        <w:t xml:space="preserve">. </w:t>
+      </w:r>
+      <w:r>
+        <w:rPr>
+          <w:rFonts w:ascii="Times New Roman" w:hAnsi="Times New Roman" w:cs="Times New Roman"/>
+        </w:rPr>
+        <w:t>Originally,</w:t>
+      </w:r>
+      <w:r>
+        <w:rPr>
+          <w:rFonts w:ascii="Times New Roman" w:hAnsi="Times New Roman" w:cs="Times New Roman"/>
+        </w:rPr>
+        <w:t xml:space="preserve"> I had desired to use a single CR2032 to power the Arduino as it would allow the probe to fit between a single gap between the spokes of the wheel. </w:t>
+      </w:r>
+      <w:r>
+        <w:rPr>
+          <w:rFonts w:ascii="Times New Roman" w:hAnsi="Times New Roman" w:cs="Times New Roman"/>
+        </w:rPr>
+        <w:t>However, in testing, the CR2032 batteries only provided ~3.0-3.1v. The Arduino’s voltage controller is unable to power the device with this low of a voltage. I could skip the voltage controller and provide the coin cell’s power straight in to the Arduinos VCC but that raises more issues. As lithium batteries heat up, their voltage drops. Without going through the voltage controller, brownouts can occur that could cause permanent damage to the device. The storage solution that I use also has peak current draws that would exceed one coin cell’s peak current. This could be compensated with large capacitors, but that would defeat the point of only using one battery.</w:t>
+      </w:r>
+    </w:p>
+    <w:p>
+      <w:pPr>
+        <w:rPr>
+          <w:rFonts w:ascii="Times New Roman" w:hAnsi="Times New Roman" w:cs="Times New Roman"/>
+        </w:rPr>
+      </w:pPr>
+      <w:r>
+        <w:rPr>
+          <w:rFonts w:ascii="Times New Roman" w:hAnsi="Times New Roman" w:cs="Times New Roman"/>
+        </w:rPr>
+        <w:t xml:space="preserve">The current solution uses 2 CR2032 coin cells wired in series to provide ~6 volts to the Arduino’s voltage controller. This solution is resilient to the drops in voltage due to heat and will be able to withstand the current spikes demanded by the flash module’s writing. I also make use of </w:t>
+      </w:r>
+      <w:proofErr w:type="gramStart"/>
+      <w:r>
+        <w:rPr>
+          <w:rFonts w:ascii="Times New Roman" w:hAnsi="Times New Roman" w:cs="Times New Roman"/>
+        </w:rPr>
+        <w:t>a</w:t>
+      </w:r>
+      <w:proofErr w:type="gramEnd"/>
+      <w:r>
+        <w:rPr>
+          <w:rFonts w:ascii="Times New Roman" w:hAnsi="Times New Roman" w:cs="Times New Roman"/>
+        </w:rPr>
+        <w:t xml:space="preserve"> XXX </w:t>
+      </w:r>
+      <w:proofErr w:type="spellStart"/>
+      <w:r>
+        <w:rPr>
+          <w:rFonts w:ascii="Times New Roman" w:hAnsi="Times New Roman" w:cs="Times New Roman"/>
+        </w:rPr>
+        <w:t>uF</w:t>
+      </w:r>
+      <w:proofErr w:type="spellEnd"/>
+      <w:r>
+        <w:rPr>
+          <w:rFonts w:ascii="Times New Roman" w:hAnsi="Times New Roman" w:cs="Times New Roman"/>
+        </w:rPr>
+        <w:t xml:space="preserve"> ceramic capacitor to smooth the power and XXX </w:t>
+      </w:r>
+      <w:proofErr w:type="spellStart"/>
+      <w:r>
+        <w:rPr>
+          <w:rFonts w:ascii="Times New Roman" w:hAnsi="Times New Roman" w:cs="Times New Roman"/>
+        </w:rPr>
+        <w:t>uF</w:t>
+      </w:r>
+      <w:proofErr w:type="spellEnd"/>
+      <w:r>
+        <w:rPr>
+          <w:rFonts w:ascii="Times New Roman" w:hAnsi="Times New Roman" w:cs="Times New Roman"/>
+        </w:rPr>
+        <w:t xml:space="preserve"> Electrolytic capacitors to help with voltage dips when the flash memory writes.</w:t>
+      </w:r>
+    </w:p>
+    <w:p>
+      <w:pPr>
+        <w:rPr>
+          <w:rFonts w:ascii="Times New Roman" w:hAnsi="Times New Roman" w:cs="Times New Roman"/>
+        </w:rPr>
+      </w:pPr>
+      <w:r>
+        <w:rPr>
+          <w:rFonts w:ascii="Times New Roman" w:hAnsi="Times New Roman" w:cs="Times New Roman"/>
+        </w:rPr>
+        <w:t>It is crucial that Lithium Primary cell</w:t>
+      </w:r>
+      <w:r>
+        <w:rPr>
+          <w:rFonts w:ascii="Times New Roman" w:hAnsi="Times New Roman" w:cs="Times New Roman"/>
+        </w:rPr>
+        <w:t>s are</w:t>
+      </w:r>
+      <w:r>
+        <w:rPr>
+          <w:rFonts w:ascii="Times New Roman" w:hAnsi="Times New Roman" w:cs="Times New Roman"/>
+        </w:rPr>
+        <w:t xml:space="preserve"> used. A Lithium Polymer (LiPo) battery will combust at the temperatures that this probe needs to operate at. Lithium Primary cell</w:t>
+      </w:r>
+      <w:r>
+        <w:rPr>
+          <w:rFonts w:ascii="Times New Roman" w:hAnsi="Times New Roman" w:cs="Times New Roman"/>
+        </w:rPr>
+        <w:t>s</w:t>
+      </w:r>
+      <w:r>
+        <w:rPr>
+          <w:rFonts w:ascii="Times New Roman" w:hAnsi="Times New Roman" w:cs="Times New Roman"/>
+        </w:rPr>
+        <w:t xml:space="preserve"> </w:t>
+      </w:r>
+      <w:r>
+        <w:rPr>
+          <w:rFonts w:ascii="Times New Roman" w:hAnsi="Times New Roman" w:cs="Times New Roman"/>
+        </w:rPr>
+        <w:t>are</w:t>
+      </w:r>
+      <w:r>
+        <w:rPr>
+          <w:rFonts w:ascii="Times New Roman" w:hAnsi="Times New Roman" w:cs="Times New Roman"/>
+        </w:rPr>
+        <w:t xml:space="preserve"> rated past 200F, making </w:t>
+      </w:r>
+      <w:r>
+        <w:rPr>
+          <w:rFonts w:ascii="Times New Roman" w:hAnsi="Times New Roman" w:cs="Times New Roman"/>
+        </w:rPr>
+        <w:t>them</w:t>
+      </w:r>
+      <w:r>
+        <w:rPr>
+          <w:rFonts w:ascii="Times New Roman" w:hAnsi="Times New Roman" w:cs="Times New Roman"/>
+        </w:rPr>
+        <w:t xml:space="preserve"> a safe choice for this project.</w:t>
+      </w:r>
+    </w:p>
+    <w:p>
+      <w:pPr>
+        <w:pStyle w:val="Heading2"/>
+      </w:pPr>
+      <w:bookmarkStart w:id="6" w:name="_Toc221735750"/>
+      <w:r>
+        <w:t>Storage</w:t>
+      </w:r>
+      <w:bookmarkEnd w:id="6"/>
+    </w:p>
+    <w:p>
+      <w:pPr>
+        <w:rPr>
+          <w:rFonts w:ascii="Times New Roman" w:hAnsi="Times New Roman" w:cs="Times New Roman"/>
+        </w:rPr>
+      </w:pPr>
+      <w:r>
+        <w:rPr>
+          <w:rFonts w:ascii="Times New Roman" w:hAnsi="Times New Roman" w:cs="Times New Roman"/>
+        </w:rPr>
+        <w:t xml:space="preserve">While on a moving buggy, there are few options to reliably transmit the readings, meaning that our only viable option is to store the temperature readings to pull off of the probe after the test is done. </w:t>
+      </w:r>
+      <w:r>
+        <w:rPr>
+          <w:rFonts w:ascii="Times New Roman" w:hAnsi="Times New Roman" w:cs="Times New Roman"/>
+        </w:rPr>
+        <w:t>The RAM on an Arduino does not have sufficient space to hold a meaningful amount of [temperature,</w:t>
+      </w:r>
+      <w:r>
+        <w:rPr>
+          <w:rFonts w:ascii="Times New Roman" w:hAnsi="Times New Roman" w:cs="Times New Roman"/>
+        </w:rPr>
+        <w:t xml:space="preserve"> </w:t>
+      </w:r>
+      <w:r>
+        <w:rPr>
+          <w:rFonts w:ascii="Times New Roman" w:hAnsi="Times New Roman" w:cs="Times New Roman"/>
+        </w:rPr>
+        <w:t xml:space="preserve">timestamp] datapoints. Arduinos also </w:t>
+      </w:r>
+      <w:r>
+        <w:rPr>
+          <w:rFonts w:ascii="Times New Roman" w:hAnsi="Times New Roman" w:cs="Times New Roman"/>
+        </w:rPr>
+        <w:t>possess</w:t>
+      </w:r>
+      <w:r>
+        <w:rPr>
+          <w:rFonts w:ascii="Times New Roman" w:hAnsi="Times New Roman" w:cs="Times New Roman"/>
+        </w:rPr>
+        <w:t xml:space="preserve"> EEPROM that could potentially be used, but there is only 1kB of space</w:t>
       </w:r>
       <w:r>
         <w:rPr>
@@ -1147,398 +1532,112 @@
         <w:rPr>
           <w:rFonts w:ascii="Times New Roman" w:hAnsi="Times New Roman" w:cs="Times New Roman"/>
         </w:rPr>
-        <w:t xml:space="preserve"> temperature probe that fits within the spokes of the wheels to record the temperature of the polyurethane as the buggy rolls. The device will store the measurements for output and review afterwards. </w:t>
-      </w:r>
-    </w:p>
-    <w:p>
-      <w:pPr>
-        <w:pStyle w:val="Heading1"/>
-      </w:pPr>
-      <w:bookmarkStart w:id="3" w:name="_Toc221735024"/>
-      <w:r>
-        <w:t>Design Choices</w:t>
-      </w:r>
-      <w:bookmarkEnd w:id="3"/>
+        <w:t xml:space="preserve"> meaning we can only hold ~40 datapoints if we store the temperature as an 8-byte unsigned integer and the timestamp as a 16-byte unsigned integer. EEPROM can only be written a limited amount of time, reducing the longevity of the device.</w:t>
+      </w:r>
+    </w:p>
+    <w:p>
+      <w:pPr>
+        <w:rPr>
+          <w:rFonts w:ascii="Times New Roman" w:hAnsi="Times New Roman" w:cs="Times New Roman"/>
+        </w:rPr>
+      </w:pPr>
+      <w:r>
+        <w:rPr>
+          <w:rFonts w:ascii="Times New Roman" w:hAnsi="Times New Roman" w:cs="Times New Roman"/>
+        </w:rPr>
+        <w:t xml:space="preserve">I looked into using a </w:t>
+      </w:r>
+      <w:r>
+        <w:rPr>
+          <w:rFonts w:ascii="Times New Roman" w:hAnsi="Times New Roman" w:cs="Times New Roman"/>
+        </w:rPr>
+        <w:t>micro-SD</w:t>
+      </w:r>
+      <w:r>
+        <w:rPr>
+          <w:rFonts w:ascii="Times New Roman" w:hAnsi="Times New Roman" w:cs="Times New Roman"/>
+        </w:rPr>
+        <w:t xml:space="preserve"> card as they are capable of storing large amounts of information, but to get one that can withstand the</w:t>
+      </w:r>
+      <w:r>
+        <w:rPr>
+          <w:rFonts w:ascii="Times New Roman" w:hAnsi="Times New Roman" w:cs="Times New Roman"/>
+        </w:rPr>
+        <w:t xml:space="preserve"> high</w:t>
+      </w:r>
+      <w:r>
+        <w:rPr>
+          <w:rFonts w:ascii="Times New Roman" w:hAnsi="Times New Roman" w:cs="Times New Roman"/>
+        </w:rPr>
+        <w:t xml:space="preserve"> temperature</w:t>
+      </w:r>
+      <w:r>
+        <w:rPr>
+          <w:rFonts w:ascii="Times New Roman" w:hAnsi="Times New Roman" w:cs="Times New Roman"/>
+        </w:rPr>
+        <w:t>s</w:t>
+      </w:r>
+      <w:r>
+        <w:rPr>
+          <w:rFonts w:ascii="Times New Roman" w:hAnsi="Times New Roman" w:cs="Times New Roman"/>
+        </w:rPr>
+        <w:t xml:space="preserve"> would be very costly.</w:t>
+      </w:r>
+    </w:p>
+    <w:p>
+      <w:pPr>
+        <w:rPr>
+          <w:rFonts w:ascii="Times New Roman" w:hAnsi="Times New Roman" w:cs="Times New Roman"/>
+        </w:rPr>
+      </w:pPr>
+      <w:r>
+        <w:rPr>
+          <w:rFonts w:ascii="Times New Roman" w:hAnsi="Times New Roman" w:cs="Times New Roman"/>
+        </w:rPr>
+        <w:t>This leaves flash memory. I choose a 32</w:t>
+      </w:r>
+      <w:r>
+        <w:rPr>
+          <w:rFonts w:ascii="Times New Roman" w:hAnsi="Times New Roman" w:cs="Times New Roman"/>
+        </w:rPr>
+        <w:t>M</w:t>
+      </w:r>
+      <w:r>
+        <w:rPr>
+          <w:rFonts w:ascii="Times New Roman" w:hAnsi="Times New Roman" w:cs="Times New Roman"/>
+        </w:rPr>
+        <w:t>B SPI flash module as it is lightweight, space efficient and will hold more datapoints than we will likely need.</w:t>
+      </w:r>
+      <w:r>
+        <w:rPr>
+          <w:rFonts w:ascii="Times New Roman" w:hAnsi="Times New Roman" w:cs="Times New Roman"/>
+        </w:rPr>
+        <w:t xml:space="preserve"> The test results will be stored to flash an</w:t>
+      </w:r>
+      <w:r>
+        <w:rPr>
+          <w:rFonts w:ascii="Times New Roman" w:hAnsi="Times New Roman" w:cs="Times New Roman"/>
+        </w:rPr>
+        <w:t>d</w:t>
+      </w:r>
+      <w:r>
+        <w:rPr>
+          <w:rFonts w:ascii="Times New Roman" w:hAnsi="Times New Roman" w:cs="Times New Roman"/>
+        </w:rPr>
+        <w:t xml:space="preserve"> then can be transferred via a serial USB connection to a PC.</w:t>
+      </w:r>
+      <w:r>
+        <w:rPr>
+          <w:rFonts w:ascii="Times New Roman" w:hAnsi="Times New Roman" w:cs="Times New Roman"/>
+        </w:rPr>
+        <w:t xml:space="preserve"> Data points will be buffered in RAM and then written to flash to prevent needing to write to flash for every measurement.</w:t>
+      </w:r>
     </w:p>
     <w:p>
       <w:pPr>
         <w:pStyle w:val="Heading2"/>
       </w:pPr>
-      <w:bookmarkStart w:id="4" w:name="_Toc221735025"/>
-      <w:r>
-        <w:t>Microprocessor</w:t>
-      </w:r>
-      <w:bookmarkEnd w:id="4"/>
-    </w:p>
-    <w:p>
-      <w:pPr>
-        <w:rPr>
-          <w:rFonts w:ascii="Times New Roman" w:hAnsi="Times New Roman" w:cs="Times New Roman"/>
-        </w:rPr>
-      </w:pPr>
-      <w:r>
-        <w:rPr>
-          <w:rFonts w:ascii="Times New Roman" w:hAnsi="Times New Roman" w:cs="Times New Roman"/>
-        </w:rPr>
-        <w:t>To accomplish this, I opted to use an Arduino pro Mini 3.3v. This is one of the smaller microprocessors and its dimensions just barely fit within the allotted space. I opt for the 3.3v version instead of the 5v as I do not need the extra clock speed that the 5v version has. The 3.3v version allows me to use common coin cells to power the device, preventing the need for larger batteries.</w:t>
-      </w:r>
-    </w:p>
-    <w:p>
-      <w:pPr>
-        <w:pStyle w:val="Heading2"/>
-      </w:pPr>
-      <w:bookmarkStart w:id="5" w:name="_Toc221735026"/>
-      <w:r>
-        <w:lastRenderedPageBreak/>
-        <w:t>Power</w:t>
-      </w:r>
-      <w:bookmarkEnd w:id="5"/>
-    </w:p>
-    <w:p>
-      <w:pPr>
-        <w:rPr>
-          <w:rFonts w:ascii="Times New Roman" w:hAnsi="Times New Roman" w:cs="Times New Roman"/>
-        </w:rPr>
-      </w:pPr>
-      <w:r>
-        <w:rPr>
-          <w:rFonts w:ascii="Times New Roman" w:hAnsi="Times New Roman" w:cs="Times New Roman"/>
-        </w:rPr>
-        <w:t>I chose to use a</w:t>
-      </w:r>
-      <w:r>
-        <w:rPr>
-          <w:rFonts w:ascii="Times New Roman" w:hAnsi="Times New Roman" w:cs="Times New Roman"/>
-        </w:rPr>
-        <w:t xml:space="preserve"> pair</w:t>
-      </w:r>
-      <w:r>
-        <w:rPr>
-          <w:rFonts w:ascii="Times New Roman" w:hAnsi="Times New Roman" w:cs="Times New Roman"/>
-        </w:rPr>
-        <w:t xml:space="preserve"> </w:t>
-      </w:r>
-      <w:r>
-        <w:rPr>
-          <w:rFonts w:ascii="Times New Roman" w:hAnsi="Times New Roman" w:cs="Times New Roman"/>
-        </w:rPr>
-        <w:t xml:space="preserve">of </w:t>
-      </w:r>
-      <w:r>
-        <w:rPr>
-          <w:rFonts w:ascii="Times New Roman" w:hAnsi="Times New Roman" w:cs="Times New Roman"/>
-        </w:rPr>
-        <w:t>CR2</w:t>
-      </w:r>
-      <w:r>
-        <w:rPr>
-          <w:rFonts w:ascii="Times New Roman" w:hAnsi="Times New Roman" w:cs="Times New Roman"/>
-        </w:rPr>
-        <w:t>032</w:t>
-      </w:r>
-      <w:r>
-        <w:rPr>
-          <w:rFonts w:ascii="Times New Roman" w:hAnsi="Times New Roman" w:cs="Times New Roman"/>
-        </w:rPr>
-        <w:t xml:space="preserve"> coin cell batter</w:t>
-      </w:r>
-      <w:r>
-        <w:rPr>
-          <w:rFonts w:ascii="Times New Roman" w:hAnsi="Times New Roman" w:cs="Times New Roman"/>
-        </w:rPr>
-        <w:t>ies</w:t>
-      </w:r>
-      <w:r>
-        <w:rPr>
-          <w:rFonts w:ascii="Times New Roman" w:hAnsi="Times New Roman" w:cs="Times New Roman"/>
-        </w:rPr>
-        <w:t>. This is a small battery that has a diameter less than the width of the rims. It provides 3.3v DC</w:t>
-      </w:r>
-      <w:r>
-        <w:rPr>
-          <w:rFonts w:ascii="Times New Roman" w:hAnsi="Times New Roman" w:cs="Times New Roman"/>
-        </w:rPr>
-        <w:t xml:space="preserve"> and a peak current of </w:t>
-      </w:r>
-      <w:r>
-        <w:rPr>
-          <w:rFonts w:ascii="Times New Roman" w:hAnsi="Times New Roman" w:cs="Times New Roman"/>
-        </w:rPr>
-        <w:t>~</w:t>
-      </w:r>
-      <w:r>
-        <w:rPr>
-          <w:rFonts w:ascii="Times New Roman" w:hAnsi="Times New Roman" w:cs="Times New Roman"/>
-        </w:rPr>
-        <w:t>20mA</w:t>
-      </w:r>
-      <w:r>
-        <w:rPr>
-          <w:rFonts w:ascii="Times New Roman" w:hAnsi="Times New Roman" w:cs="Times New Roman"/>
-        </w:rPr>
-        <w:t xml:space="preserve">. </w:t>
-      </w:r>
-      <w:r>
-        <w:rPr>
-          <w:rFonts w:ascii="Times New Roman" w:hAnsi="Times New Roman" w:cs="Times New Roman"/>
-        </w:rPr>
-        <w:t>Originally,</w:t>
-      </w:r>
-      <w:r>
-        <w:rPr>
-          <w:rFonts w:ascii="Times New Roman" w:hAnsi="Times New Roman" w:cs="Times New Roman"/>
-        </w:rPr>
-        <w:t xml:space="preserve"> I had desired to use a single CR2032 to power the Arduino as it would allow the probe to fit between a single gap between the spokes of the wheel. </w:t>
-      </w:r>
-      <w:r>
-        <w:rPr>
-          <w:rFonts w:ascii="Times New Roman" w:hAnsi="Times New Roman" w:cs="Times New Roman"/>
-        </w:rPr>
-        <w:t>However, in testing, the CR2032 batteries only provided ~3.0-3.1v. The Arduino’s voltage controller is unable to power the device with this low of a voltage. I could skip the voltage controller and provide the coin cell’s power straight in to the Arduinos VCC but that raises more issues. As lithium batteries heat up, their voltage drops. Without going through the voltage controller, brownouts can occur that could cause permanent damage to the device. The storage solution that I use also has peak current draws that would exceed one coin cell’s peak current. This could be compensated with large capacitors, but that would defeat the point of only using one battery.</w:t>
-      </w:r>
-    </w:p>
-    <w:p>
-      <w:pPr>
-        <w:rPr>
-          <w:rFonts w:ascii="Times New Roman" w:hAnsi="Times New Roman" w:cs="Times New Roman"/>
-        </w:rPr>
-      </w:pPr>
-      <w:r>
-        <w:rPr>
-          <w:rFonts w:ascii="Times New Roman" w:hAnsi="Times New Roman" w:cs="Times New Roman"/>
-        </w:rPr>
-        <w:t>The current solution uses 2 CR2032 coin cells wired in series to provide ~6 volts to the Arduino’s voltage controller. This solution is resilient to the drops in voltage due to heat and will be able to withstand the current spikes demanded by the flash module’s writing. I also make use of a XXX uF ceramic capacitor to smooth the power and XXX uF Electrolytic capacitors to help with voltage dips when the flash memory writes.</w:t>
-      </w:r>
-    </w:p>
-    <w:p>
-      <w:pPr>
-        <w:rPr>
-          <w:rFonts w:ascii="Times New Roman" w:hAnsi="Times New Roman" w:cs="Times New Roman"/>
-        </w:rPr>
-      </w:pPr>
-      <w:r>
-        <w:rPr>
-          <w:rFonts w:ascii="Times New Roman" w:hAnsi="Times New Roman" w:cs="Times New Roman"/>
-        </w:rPr>
-        <w:t>It is crucial that Lithium Primary cell</w:t>
-      </w:r>
-      <w:r>
-        <w:rPr>
-          <w:rFonts w:ascii="Times New Roman" w:hAnsi="Times New Roman" w:cs="Times New Roman"/>
-        </w:rPr>
-        <w:t>s are</w:t>
-      </w:r>
-      <w:r>
-        <w:rPr>
-          <w:rFonts w:ascii="Times New Roman" w:hAnsi="Times New Roman" w:cs="Times New Roman"/>
-        </w:rPr>
-        <w:t xml:space="preserve"> used. A Lithium Polymer (LiPo) battery will combust at the temperatures that this probe needs to operate at. Lithium Primary cell</w:t>
-      </w:r>
-      <w:r>
-        <w:rPr>
-          <w:rFonts w:ascii="Times New Roman" w:hAnsi="Times New Roman" w:cs="Times New Roman"/>
-        </w:rPr>
-        <w:t>s</w:t>
-      </w:r>
-      <w:r>
-        <w:rPr>
-          <w:rFonts w:ascii="Times New Roman" w:hAnsi="Times New Roman" w:cs="Times New Roman"/>
-        </w:rPr>
-        <w:t xml:space="preserve"> </w:t>
-      </w:r>
-      <w:r>
-        <w:rPr>
-          <w:rFonts w:ascii="Times New Roman" w:hAnsi="Times New Roman" w:cs="Times New Roman"/>
-        </w:rPr>
-        <w:t>are</w:t>
-      </w:r>
-      <w:r>
-        <w:rPr>
-          <w:rFonts w:ascii="Times New Roman" w:hAnsi="Times New Roman" w:cs="Times New Roman"/>
-        </w:rPr>
-        <w:t xml:space="preserve"> rated past 200F, making </w:t>
-      </w:r>
-      <w:r>
-        <w:rPr>
-          <w:rFonts w:ascii="Times New Roman" w:hAnsi="Times New Roman" w:cs="Times New Roman"/>
-        </w:rPr>
-        <w:t>them</w:t>
-      </w:r>
-      <w:r>
-        <w:rPr>
-          <w:rFonts w:ascii="Times New Roman" w:hAnsi="Times New Roman" w:cs="Times New Roman"/>
-        </w:rPr>
-        <w:t xml:space="preserve"> a safe choice for this project.</w:t>
-      </w:r>
-    </w:p>
-    <w:p>
-      <w:pPr>
-        <w:pStyle w:val="Heading2"/>
-      </w:pPr>
-      <w:bookmarkStart w:id="6" w:name="_Toc221735027"/>
-      <w:r>
-        <w:t>Storage</w:t>
-      </w:r>
-      <w:bookmarkEnd w:id="6"/>
-    </w:p>
-    <w:p>
-      <w:pPr>
-        <w:rPr>
-          <w:rFonts w:ascii="Times New Roman" w:hAnsi="Times New Roman" w:cs="Times New Roman"/>
-        </w:rPr>
-      </w:pPr>
-      <w:r>
-        <w:rPr>
-          <w:rFonts w:ascii="Times New Roman" w:hAnsi="Times New Roman" w:cs="Times New Roman"/>
-        </w:rPr>
-        <w:t xml:space="preserve">While on a moving buggy, there are few options to reliably transmit the readings, meaning that our only viable option is to store the temperature readings to pull off of the probe after the test is done. </w:t>
-      </w:r>
-      <w:r>
-        <w:rPr>
-          <w:rFonts w:ascii="Times New Roman" w:hAnsi="Times New Roman" w:cs="Times New Roman"/>
-        </w:rPr>
-        <w:t>The RAM on an Arduino does not have sufficient space to hold a meaningful amount of [temperature,</w:t>
-      </w:r>
-      <w:r>
-        <w:rPr>
-          <w:rFonts w:ascii="Times New Roman" w:hAnsi="Times New Roman" w:cs="Times New Roman"/>
-        </w:rPr>
-        <w:t xml:space="preserve"> </w:t>
-      </w:r>
-      <w:r>
-        <w:rPr>
-          <w:rFonts w:ascii="Times New Roman" w:hAnsi="Times New Roman" w:cs="Times New Roman"/>
-        </w:rPr>
-        <w:t xml:space="preserve">timestamp] datapoints. Arduinos also </w:t>
-      </w:r>
-      <w:r>
-        <w:rPr>
-          <w:rFonts w:ascii="Times New Roman" w:hAnsi="Times New Roman" w:cs="Times New Roman"/>
-        </w:rPr>
-        <w:t>possess</w:t>
-      </w:r>
-      <w:r>
-        <w:rPr>
-          <w:rFonts w:ascii="Times New Roman" w:hAnsi="Times New Roman" w:cs="Times New Roman"/>
-        </w:rPr>
-        <w:t xml:space="preserve"> EEPROM that could potentially be used, but there is only 1kB of space</w:t>
-      </w:r>
-      <w:r>
-        <w:rPr>
-          <w:rFonts w:ascii="Times New Roman" w:hAnsi="Times New Roman" w:cs="Times New Roman"/>
-        </w:rPr>
-        <w:t>,</w:t>
-      </w:r>
-      <w:r>
-        <w:rPr>
-          <w:rFonts w:ascii="Times New Roman" w:hAnsi="Times New Roman" w:cs="Times New Roman"/>
-        </w:rPr>
-        <w:t xml:space="preserve"> meaning we can only hold ~40 datapoints if we store the temperature as an 8-byte unsigned integer and the timestamp as a 16-byte unsigned integer. EEPROM can only be written a limited amount of time, reducing the longevity of the device.</w:t>
-      </w:r>
-    </w:p>
-    <w:p>
-      <w:pPr>
-        <w:rPr>
-          <w:rFonts w:ascii="Times New Roman" w:hAnsi="Times New Roman" w:cs="Times New Roman"/>
-        </w:rPr>
-      </w:pPr>
-      <w:r>
-        <w:rPr>
-          <w:rFonts w:ascii="Times New Roman" w:hAnsi="Times New Roman" w:cs="Times New Roman"/>
-        </w:rPr>
-        <w:t xml:space="preserve">I looked into using a </w:t>
-      </w:r>
-      <w:r>
-        <w:rPr>
-          <w:rFonts w:ascii="Times New Roman" w:hAnsi="Times New Roman" w:cs="Times New Roman"/>
-        </w:rPr>
-        <w:t>micro-SD</w:t>
-      </w:r>
-      <w:r>
-        <w:rPr>
-          <w:rFonts w:ascii="Times New Roman" w:hAnsi="Times New Roman" w:cs="Times New Roman"/>
-        </w:rPr>
-        <w:t xml:space="preserve"> card as they are capable of storing large amounts of information, but to get one that can withstand the</w:t>
-      </w:r>
-      <w:r>
-        <w:rPr>
-          <w:rFonts w:ascii="Times New Roman" w:hAnsi="Times New Roman" w:cs="Times New Roman"/>
-        </w:rPr>
-        <w:t xml:space="preserve"> high</w:t>
-      </w:r>
-      <w:r>
-        <w:rPr>
-          <w:rFonts w:ascii="Times New Roman" w:hAnsi="Times New Roman" w:cs="Times New Roman"/>
-        </w:rPr>
-        <w:t xml:space="preserve"> temperature</w:t>
-      </w:r>
-      <w:r>
-        <w:rPr>
-          <w:rFonts w:ascii="Times New Roman" w:hAnsi="Times New Roman" w:cs="Times New Roman"/>
-        </w:rPr>
-        <w:t>s</w:t>
-      </w:r>
-      <w:r>
-        <w:rPr>
-          <w:rFonts w:ascii="Times New Roman" w:hAnsi="Times New Roman" w:cs="Times New Roman"/>
-        </w:rPr>
-        <w:t xml:space="preserve"> would be very costly.</w:t>
-      </w:r>
-    </w:p>
-    <w:p>
-      <w:pPr>
-        <w:rPr>
-          <w:rFonts w:ascii="Times New Roman" w:hAnsi="Times New Roman" w:cs="Times New Roman"/>
-        </w:rPr>
-      </w:pPr>
-      <w:r>
-        <w:rPr>
-          <w:rFonts w:ascii="Times New Roman" w:hAnsi="Times New Roman" w:cs="Times New Roman"/>
-        </w:rPr>
-        <w:t>This leaves flash memory. I choose a 32</w:t>
-      </w:r>
-      <w:r>
-        <w:rPr>
-          <w:rFonts w:ascii="Times New Roman" w:hAnsi="Times New Roman" w:cs="Times New Roman"/>
-        </w:rPr>
-        <w:t>M</w:t>
-      </w:r>
-      <w:r>
-        <w:rPr>
-          <w:rFonts w:ascii="Times New Roman" w:hAnsi="Times New Roman" w:cs="Times New Roman"/>
-        </w:rPr>
-        <w:t>B SPI flash module as it is lightweight, space efficient and will hold more datapoints than we will likely need.</w:t>
-      </w:r>
-      <w:r>
-        <w:rPr>
-          <w:rFonts w:ascii="Times New Roman" w:hAnsi="Times New Roman" w:cs="Times New Roman"/>
-        </w:rPr>
-        <w:t xml:space="preserve"> The test results will be stored to flash an</w:t>
-      </w:r>
-      <w:r>
-        <w:rPr>
-          <w:rFonts w:ascii="Times New Roman" w:hAnsi="Times New Roman" w:cs="Times New Roman"/>
-        </w:rPr>
-        <w:t>d</w:t>
-      </w:r>
-      <w:r>
-        <w:rPr>
-          <w:rFonts w:ascii="Times New Roman" w:hAnsi="Times New Roman" w:cs="Times New Roman"/>
-        </w:rPr>
-        <w:t xml:space="preserve"> then can be transferred via a serial USB connection to a PC.</w:t>
-      </w:r>
-      <w:r>
-        <w:rPr>
-          <w:rFonts w:ascii="Times New Roman" w:hAnsi="Times New Roman" w:cs="Times New Roman"/>
-        </w:rPr>
-        <w:t xml:space="preserve"> Data points will be buffered in RAM and then written to flash to prevent needing to write to flash for every measurement.</w:t>
-      </w:r>
-    </w:p>
-    <w:p>
-      <w:pPr>
-        <w:pStyle w:val="Heading2"/>
-      </w:pPr>
-      <w:bookmarkStart w:id="7" w:name="_Toc221735028"/>
+      <w:bookmarkStart w:id="7" w:name="_Toc221735751"/>
       <w:r>
         <w:lastRenderedPageBreak/>
         <w:t>Measurement</w:t>
@@ -1586,7 +1685,7 @@
       <w:pPr>
         <w:pStyle w:val="Heading2"/>
       </w:pPr>
-      <w:bookmarkStart w:id="8" w:name="_Toc221735029"/>
+      <w:bookmarkStart w:id="8" w:name="_Toc221735752"/>
       <w:r>
         <w:t>Probe Case</w:t>
       </w:r>
@@ -1632,7 +1731,14 @@
         <w:rPr>
           <w:rFonts w:ascii="Times New Roman" w:hAnsi="Times New Roman" w:cs="Times New Roman"/>
         </w:rPr>
-        <w:t xml:space="preserve"> Polymaker</w:t>
+        <w:t xml:space="preserve"> </w:t>
+      </w:r>
+      <w:proofErr w:type="spellStart"/>
+      <w:r>
+        <w:rPr>
+          <w:rFonts w:ascii="Times New Roman" w:hAnsi="Times New Roman" w:cs="Times New Roman"/>
+        </w:rPr>
+        <w:t>Polymaker</w:t>
       </w:r>
       <w:r>
         <w:rPr>
@@ -1640,6 +1746,7 @@
         </w:rPr>
         <w:t>’s</w:t>
       </w:r>
+      <w:proofErr w:type="spellEnd"/>
       <w:r>
         <w:rPr>
           <w:rFonts w:ascii="Times New Roman" w:hAnsi="Times New Roman" w:cs="Times New Roman"/>
@@ -1658,7 +1765,7 @@
       <w:pPr>
         <w:pStyle w:val="Heading1"/>
       </w:pPr>
-      <w:bookmarkStart w:id="9" w:name="_Toc221735030"/>
+      <w:bookmarkStart w:id="9" w:name="_Toc221735753"/>
       <w:r>
         <w:t>Code Summary</w:t>
       </w:r>
@@ -1750,7 +1857,7 @@
       <w:pPr>
         <w:pStyle w:val="Heading1"/>
       </w:pPr>
-      <w:bookmarkStart w:id="10" w:name="_Toc221735031"/>
+      <w:bookmarkStart w:id="10" w:name="_Toc221735754"/>
       <w:r>
         <w:t>Usage</w:t>
       </w:r>
@@ -1763,6 +1870,7 @@
           <w:rFonts w:cs="Times New Roman"/>
         </w:rPr>
       </w:pPr>
+      <w:bookmarkStart w:id="11" w:name="_Toc221735755"/>
       <w:r>
         <w:t xml:space="preserve">Quick </w:t>
       </w:r>
@@ -1770,8 +1878,9 @@
         <w:rPr>
           <w:rFonts w:cs="Times New Roman"/>
         </w:rPr>
-        <w:t>Start:</w:t>
-      </w:r>
+        <w:t>Start</w:t>
+      </w:r>
+      <w:bookmarkEnd w:id="11"/>
     </w:p>
     <w:p>
       <w:pPr>
@@ -1929,7 +2038,77 @@
         <w:rPr>
           <w:rFonts w:ascii="Times New Roman" w:hAnsi="Times New Roman" w:cs="Times New Roman"/>
         </w:rPr>
-        <w:t>Probe red -&gt; usb blue, probe blue -&gt; usb green, probe yellow -&gt; usb red, probe black (ground) -&gt; usb orange, probe orange (raw power) -&gt; usb yellow</w:t>
+        <w:t xml:space="preserve">Probe red -&gt; </w:t>
+      </w:r>
+      <w:proofErr w:type="spellStart"/>
+      <w:r>
+        <w:rPr>
+          <w:rFonts w:ascii="Times New Roman" w:hAnsi="Times New Roman" w:cs="Times New Roman"/>
+        </w:rPr>
+        <w:t>usb</w:t>
+      </w:r>
+      <w:proofErr w:type="spellEnd"/>
+      <w:r>
+        <w:rPr>
+          <w:rFonts w:ascii="Times New Roman" w:hAnsi="Times New Roman" w:cs="Times New Roman"/>
+        </w:rPr>
+        <w:t xml:space="preserve"> blue, probe blue -&gt; </w:t>
+      </w:r>
+      <w:proofErr w:type="spellStart"/>
+      <w:r>
+        <w:rPr>
+          <w:rFonts w:ascii="Times New Roman" w:hAnsi="Times New Roman" w:cs="Times New Roman"/>
+        </w:rPr>
+        <w:t>usb</w:t>
+      </w:r>
+      <w:proofErr w:type="spellEnd"/>
+      <w:r>
+        <w:rPr>
+          <w:rFonts w:ascii="Times New Roman" w:hAnsi="Times New Roman" w:cs="Times New Roman"/>
+        </w:rPr>
+        <w:t xml:space="preserve"> green, probe yellow -&gt; </w:t>
+      </w:r>
+      <w:proofErr w:type="spellStart"/>
+      <w:r>
+        <w:rPr>
+          <w:rFonts w:ascii="Times New Roman" w:hAnsi="Times New Roman" w:cs="Times New Roman"/>
+        </w:rPr>
+        <w:t>usb</w:t>
+      </w:r>
+      <w:proofErr w:type="spellEnd"/>
+      <w:r>
+        <w:rPr>
+          <w:rFonts w:ascii="Times New Roman" w:hAnsi="Times New Roman" w:cs="Times New Roman"/>
+        </w:rPr>
+        <w:t xml:space="preserve"> red, probe black (ground) -&gt; </w:t>
+      </w:r>
+      <w:proofErr w:type="spellStart"/>
+      <w:r>
+        <w:rPr>
+          <w:rFonts w:ascii="Times New Roman" w:hAnsi="Times New Roman" w:cs="Times New Roman"/>
+        </w:rPr>
+        <w:t>usb</w:t>
+      </w:r>
+      <w:proofErr w:type="spellEnd"/>
+      <w:r>
+        <w:rPr>
+          <w:rFonts w:ascii="Times New Roman" w:hAnsi="Times New Roman" w:cs="Times New Roman"/>
+        </w:rPr>
+        <w:t xml:space="preserve"> orange, probe orange (raw power) -&gt; </w:t>
+      </w:r>
+      <w:proofErr w:type="spellStart"/>
+      <w:r>
+        <w:rPr>
+          <w:rFonts w:ascii="Times New Roman" w:hAnsi="Times New Roman" w:cs="Times New Roman"/>
+        </w:rPr>
+        <w:t>usb</w:t>
+      </w:r>
+      <w:proofErr w:type="spellEnd"/>
+      <w:r>
+        <w:rPr>
+          <w:rFonts w:ascii="Times New Roman" w:hAnsi="Times New Roman" w:cs="Times New Roman"/>
+        </w:rPr>
+        <w:t xml:space="preserve"> yellow</w:t>
       </w:r>
     </w:p>
     <w:p>
@@ -2009,21 +2188,21 @@
       <w:pPr>
         <w:pStyle w:val="Heading1"/>
       </w:pPr>
-      <w:bookmarkStart w:id="11" w:name="_Toc221735032"/>
+      <w:bookmarkStart w:id="12" w:name="_Toc221735756"/>
       <w:r>
         <w:t>Future Improvements</w:t>
       </w:r>
-      <w:bookmarkEnd w:id="11"/>
+      <w:bookmarkEnd w:id="12"/>
     </w:p>
     <w:p>
       <w:pPr>
         <w:pStyle w:val="Heading2"/>
       </w:pPr>
-      <w:bookmarkStart w:id="12" w:name="_Toc221735033"/>
+      <w:bookmarkStart w:id="13" w:name="_Toc221735757"/>
       <w:r>
         <w:t>Code Improvements</w:t>
       </w:r>
-      <w:bookmarkEnd w:id="12"/>
+      <w:bookmarkEnd w:id="13"/>
     </w:p>
     <w:p>
       <w:pPr>
@@ -2042,11 +2221,11 @@
       <w:pPr>
         <w:pStyle w:val="Heading2"/>
       </w:pPr>
-      <w:bookmarkStart w:id="13" w:name="_Toc221735034"/>
+      <w:bookmarkStart w:id="14" w:name="_Toc221735758"/>
       <w:r>
         <w:t>Probe Improvements</w:t>
       </w:r>
-      <w:bookmarkEnd w:id="13"/>
+      <w:bookmarkEnd w:id="14"/>
     </w:p>
     <w:p>
       <w:pPr>
